--- a/Appendix/2026年-期刊TNSE_2026_May_9-v3/Guidance.docx
+++ b/Appendix/2026年-期刊TNSE_2026_May_9-v3/Guidance.docx
@@ -5456,54 +5456,32 @@
               <w:rPr>
                 <w:rFonts w:ascii="Times New Roman" w:eastAsia="宋体" w:hAnsi="Times New Roman" w:cs="Times New Roman"/>
               </w:rPr>
-              <w:t xml:space="preserve"> </w:t>
-            </w:r>
-            <w:proofErr w:type="gramStart"/>
+              <w:t xml:space="preserve"> sudo vi </w:t>
+            </w:r>
             <w:r>
               <w:rPr>
                 <w:rFonts w:ascii="Times New Roman" w:eastAsia="宋体" w:hAnsi="Times New Roman" w:cs="Times New Roman"/>
               </w:rPr>
-              <w:t>sudo</w:t>
-            </w:r>
-            <w:proofErr w:type="gramEnd"/>
-            <w:r>
+              <w:t>/etc/hosts</w:t>
+            </w:r>
+          </w:p>
+          <w:p>
+            <w:pPr>
               <w:rPr>
                 <w:rFonts w:ascii="Times New Roman" w:eastAsia="宋体" w:hAnsi="Times New Roman" w:cs="Times New Roman"/>
               </w:rPr>
-              <w:t xml:space="preserve"> vi </w:t>
+            </w:pPr>
+            <w:r>
+              <w:rPr>
+                <w:rFonts w:ascii="Times New Roman" w:eastAsia="宋体" w:hAnsi="Times New Roman" w:cs="Times New Roman" w:hint="eastAsia"/>
+              </w:rPr>
+              <w:t>:</w:t>
             </w:r>
             <w:r>
               <w:rPr>
                 <w:rFonts w:ascii="Times New Roman" w:eastAsia="宋体" w:hAnsi="Times New Roman" w:cs="Times New Roman"/>
               </w:rPr>
-              <w:t>/etc/hosts</w:t>
-            </w:r>
-          </w:p>
-          <w:p>
-            <w:pPr>
-              <w:rPr>
-                <w:rFonts w:ascii="Times New Roman" w:eastAsia="宋体" w:hAnsi="Times New Roman" w:cs="Times New Roman"/>
-              </w:rPr>
-            </w:pPr>
-            <w:proofErr w:type="gramStart"/>
-            <w:r>
-              <w:rPr>
-                <w:rFonts w:ascii="Times New Roman" w:eastAsia="宋体" w:hAnsi="Times New Roman" w:cs="Times New Roman" w:hint="eastAsia"/>
-              </w:rPr>
-              <w:t>:</w:t>
-            </w:r>
-            <w:r>
-              <w:rPr>
-                <w:rFonts w:ascii="Times New Roman" w:eastAsia="宋体" w:hAnsi="Times New Roman" w:cs="Times New Roman"/>
-              </w:rPr>
-              <w:t>set</w:t>
-            </w:r>
-            <w:proofErr w:type="gramEnd"/>
-            <w:r>
-              <w:rPr>
-                <w:rFonts w:ascii="Times New Roman" w:eastAsia="宋体" w:hAnsi="Times New Roman" w:cs="Times New Roman"/>
-              </w:rPr>
-              <w:t xml:space="preserve"> paste</w:t>
+              <w:t>set paste</w:t>
             </w:r>
           </w:p>
           <w:p>
@@ -6044,18 +6022,8 @@
                 <w:sz w:val="22"/>
                 <w:szCs w:val="22"/>
               </w:rPr>
-              <w:t>echo 'export PATH=$PATH:/usr/lib/git-core' &gt;&gt; ~</w:t>
-            </w:r>
-            <w:proofErr w:type="gramStart"/>
-            <w:r>
-              <w:rPr>
-                <w:rFonts w:asciiTheme="minorHAnsi" w:hAnsiTheme="minorHAnsi" w:cstheme="minorHAnsi"/>
-                <w:sz w:val="22"/>
-                <w:szCs w:val="22"/>
-              </w:rPr>
-              <w:t>/.bashrc</w:t>
-            </w:r>
-            <w:proofErr w:type="gramEnd"/>
+              <w:t>echo 'export PATH=$PATH:/usr/lib/git-core' &gt;&gt; ~/.bashrc</w:t>
+            </w:r>
             <w:r>
               <w:rPr>
                 <w:rFonts w:asciiTheme="minorHAnsi" w:hAnsiTheme="minorHAnsi" w:cstheme="minorHAnsi"/>
@@ -7101,18 +7069,8 @@
                 <w:szCs w:val="22"/>
               </w:rPr>
               <w:br/>
-              <w:t>$ echo 'export PATH=$PATH:/usr/local/go/bin' &gt;&gt; ~</w:t>
-            </w:r>
-            <w:proofErr w:type="gramStart"/>
-            <w:r>
-              <w:rPr>
-                <w:rFonts w:asciiTheme="minorHAnsi" w:hAnsiTheme="minorHAnsi" w:cstheme="minorHAnsi"/>
-                <w:sz w:val="22"/>
-                <w:szCs w:val="22"/>
-              </w:rPr>
-              <w:t>/.bashrc</w:t>
-            </w:r>
-            <w:proofErr w:type="gramEnd"/>
+              <w:t>$ echo 'export PATH=$PATH:/usr/local/go/bin' &gt;&gt; ~/.bashrc</w:t>
+            </w:r>
             <w:r>
               <w:rPr>
                 <w:rFonts w:asciiTheme="minorHAnsi" w:hAnsiTheme="minorHAnsi" w:cstheme="minorHAnsi"/>
@@ -7304,21 +7262,7 @@
               <w:rPr>
                 <w:color w:val="538135" w:themeColor="accent6" w:themeShade="BF"/>
               </w:rPr>
-              <w:t xml:space="preserve"> scp go1.14.8.linux-amd64.tar.gz </w:t>
-            </w:r>
-            <w:proofErr w:type="gramStart"/>
-            <w:r>
-              <w:rPr>
-                <w:color w:val="538135" w:themeColor="accent6" w:themeShade="BF"/>
-              </w:rPr>
-              <w:t>root@172.31.210.70:$</w:t>
-            </w:r>
-            <w:proofErr w:type="gramEnd"/>
-            <w:r>
-              <w:rPr>
-                <w:color w:val="538135" w:themeColor="accent6" w:themeShade="BF"/>
-              </w:rPr>
-              <w:t>HOME/downloads</w:t>
+              <w:t xml:space="preserve"> scp go1.14.8.linux-amd64.tar.gz root@172.31.210.70:$HOME/downloads</w:t>
             </w:r>
           </w:p>
           <w:p>
@@ -7338,21 +7282,7 @@
               <w:rPr>
                 <w:color w:val="538135" w:themeColor="accent6" w:themeShade="BF"/>
               </w:rPr>
-              <w:t xml:space="preserve"> scp go1.14.8.linux-amd64.tar.gz </w:t>
-            </w:r>
-            <w:proofErr w:type="gramStart"/>
-            <w:r>
-              <w:rPr>
-                <w:color w:val="538135" w:themeColor="accent6" w:themeShade="BF"/>
-              </w:rPr>
-              <w:t>root@172.31.210.71:$</w:t>
-            </w:r>
-            <w:proofErr w:type="gramEnd"/>
-            <w:r>
-              <w:rPr>
-                <w:color w:val="538135" w:themeColor="accent6" w:themeShade="BF"/>
-              </w:rPr>
-              <w:t>HOME/downloads</w:t>
+              <w:t xml:space="preserve"> scp go1.14.8.linux-amd64.tar.gz root@172.31.210.71:$HOME/downloads</w:t>
             </w:r>
           </w:p>
           <w:p>
@@ -7392,21 +7322,7 @@
               <w:rPr>
                 <w:color w:val="538135" w:themeColor="accent6" w:themeShade="BF"/>
               </w:rPr>
-              <w:t xml:space="preserve"> scp go1.14.8.linux-amd64.tar.gz </w:t>
-            </w:r>
-            <w:proofErr w:type="gramStart"/>
-            <w:r>
-              <w:rPr>
-                <w:color w:val="538135" w:themeColor="accent6" w:themeShade="BF"/>
-              </w:rPr>
-              <w:t>root@172.31.210.79:$</w:t>
-            </w:r>
-            <w:proofErr w:type="gramEnd"/>
-            <w:r>
-              <w:rPr>
-                <w:color w:val="538135" w:themeColor="accent6" w:themeShade="BF"/>
-              </w:rPr>
-              <w:t>HOME/downloads</w:t>
+              <w:t xml:space="preserve"> scp go1.14.8.linux-amd64.tar.gz root@172.31.210.79:$HOME/downloads</w:t>
             </w:r>
           </w:p>
           <w:p/>
@@ -7444,33 +7360,18 @@
           </w:p>
           <w:p>
             <w:r>
-              <w:t>$ echo 'export PATH=$PATH:/usr/local/go/bin' &gt;&gt; ~</w:t>
-            </w:r>
-            <w:proofErr w:type="gramStart"/>
-            <w:r>
-              <w:t>/.bashrc</w:t>
-            </w:r>
-            <w:proofErr w:type="gramEnd"/>
-          </w:p>
-          <w:p>
-            <w:r>
-              <w:t>$ echo 'export GOPATH=$HOME/go' &gt;&gt; ~</w:t>
-            </w:r>
-            <w:proofErr w:type="gramStart"/>
-            <w:r>
-              <w:t>/.bashrc</w:t>
-            </w:r>
-            <w:proofErr w:type="gramEnd"/>
-          </w:p>
-          <w:p>
-            <w:r>
-              <w:t>$ source ~</w:t>
-            </w:r>
-            <w:proofErr w:type="gramStart"/>
-            <w:r>
-              <w:t>/.bashrc</w:t>
-            </w:r>
-            <w:proofErr w:type="gramEnd"/>
+              <w:t>$ echo 'export PATH=$PATH:/usr/local/go/bin' &gt;&gt; ~/.bashrc</w:t>
+            </w:r>
+          </w:p>
+          <w:p>
+            <w:r>
+              <w:t>$ echo 'export GOPATH=$HOME/go' &gt;&gt; ~/.bashrc</w:t>
+            </w:r>
+          </w:p>
+          <w:p>
+            <w:r>
+              <w:t>$ source ~/.bashrc</w:t>
+            </w:r>
           </w:p>
           <w:p>
             <w:r>
@@ -8327,19 +8228,15 @@
       <w:r>
         <w:t xml:space="preserve"> -&gt; </w:t>
       </w:r>
-      <w:proofErr w:type="gramStart"/>
       <w:r>
         <w:t>”</w:t>
       </w:r>
-      <w:proofErr w:type="gramEnd"/>
       <w:r>
         <w:t>pullBinaries()</w:t>
       </w:r>
-      <w:proofErr w:type="gramStart"/>
       <w:r>
         <w:t>”</w:t>
       </w:r>
-      <w:proofErr w:type="gramEnd"/>
       <w:r>
         <w:rPr>
           <w:rFonts w:hint="eastAsia"/>
@@ -8363,28 +8260,12 @@
           </w:tcPr>
           <w:p>
             <w:r>
-              <w:t>download "${BINARY_FILE}" "</w:t>
-            </w:r>
-            <w:proofErr w:type="gramStart"/>
-            <w:r>
-              <w:t>https://github.com/hyperledger/fabric/releases/download/v${</w:t>
-            </w:r>
-            <w:proofErr w:type="gramEnd"/>
-            <w:r>
-              <w:t>VERSION}/${BINARY_FILE}"</w:t>
-            </w:r>
-          </w:p>
-          <w:p>
-            <w:r>
-              <w:t>download "${CA_BINARY_FILE}" "</w:t>
-            </w:r>
-            <w:proofErr w:type="gramStart"/>
-            <w:r>
-              <w:t>https://github.com/hyperledger/fabric-ca/releases/download/v${</w:t>
-            </w:r>
-            <w:proofErr w:type="gramEnd"/>
-            <w:r>
-              <w:t>CA_VERSION}/${CA_BINARY_FILE}"</w:t>
+              <w:t>download "${BINARY_FILE}" "https://github.com/hyperledger/fabric/releases/download/v${VERSION}/${BINARY_FILE}"</w:t>
+            </w:r>
+          </w:p>
+          <w:p>
+            <w:r>
+              <w:t>download "${CA_BINARY_FILE}" "https://github.com/hyperledger/fabric-ca/releases/download/v${CA_VERSION}/${CA_BINARY_FILE}"</w:t>
             </w:r>
           </w:p>
         </w:tc>
@@ -8418,28 +8299,12 @@
           </w:tcPr>
           <w:p>
             <w:r>
-              <w:t>download "${BINARY_FILE}" "</w:t>
-            </w:r>
-            <w:proofErr w:type="gramStart"/>
-            <w:r>
-              <w:t>https://gitee.com/joe320653/fabric/attach_files/842230/download/${</w:t>
-            </w:r>
-            <w:proofErr w:type="gramEnd"/>
-            <w:r>
-              <w:t>BINARY_FILE}"</w:t>
-            </w:r>
-          </w:p>
-          <w:p>
-            <w:r>
-              <w:t>download "${CA_BINARY_FILE}" "</w:t>
-            </w:r>
-            <w:proofErr w:type="gramStart"/>
-            <w:r>
-              <w:t>https://gitee.com/joe320653/fabric-ca/attach_files/842289/download/${</w:t>
-            </w:r>
-            <w:proofErr w:type="gramEnd"/>
-            <w:r>
-              <w:t>CA_BINARY_FILE}"</w:t>
+              <w:t>download "${BINARY_FILE}" "https://gitee.com/joe320653/fabric/attach_files/842230/download/${BINARY_FILE}"</w:t>
+            </w:r>
+          </w:p>
+          <w:p>
+            <w:r>
+              <w:t>download "${CA_BINARY_FILE}" "https://gitee.com/joe320653/fabric-ca/attach_files/842289/download/${CA_BINARY_FILE}"</w:t>
             </w:r>
           </w:p>
         </w:tc>
@@ -8456,19 +8321,15 @@
       <w:r>
         <w:t xml:space="preserve">n bootstrap.sh -&gt; </w:t>
       </w:r>
-      <w:proofErr w:type="gramStart"/>
       <w:r>
         <w:t>”</w:t>
       </w:r>
-      <w:proofErr w:type="gramEnd"/>
       <w:r>
         <w:t xml:space="preserve"> cloneSamplesRepo()</w:t>
       </w:r>
-      <w:proofErr w:type="gramStart"/>
       <w:r>
         <w:t>”</w:t>
       </w:r>
-      <w:proofErr w:type="gramEnd"/>
       <w:r>
         <w:rPr>
           <w:rFonts w:hint="eastAsia"/>
@@ -8702,21 +8563,7 @@
               <w:rPr>
                 <w:color w:val="538135" w:themeColor="accent6" w:themeShade="BF"/>
               </w:rPr>
-              <w:t xml:space="preserve">  "</w:t>
-            </w:r>
-            <w:proofErr w:type="gramStart"/>
-            <w:r>
-              <w:rPr>
-                <w:color w:val="538135" w:themeColor="accent6" w:themeShade="BF"/>
-              </w:rPr>
-              <w:t>registry</w:t>
-            </w:r>
-            <w:proofErr w:type="gramEnd"/>
-            <w:r>
-              <w:rPr>
-                <w:color w:val="538135" w:themeColor="accent6" w:themeShade="BF"/>
-              </w:rPr>
-              <w:t>-mirrors": ["https://2htzxp9d.mirror.aliyuncs.com"]</w:t>
+              <w:t xml:space="preserve">  "registry-mirrors": ["https://2htzxp9d.mirror.aliyuncs.com"]</w:t>
             </w:r>
           </w:p>
           <w:p>
@@ -8989,25 +8836,7 @@
                 <w:szCs w:val="22"/>
               </w:rPr>
               <w:br/>
-              <w:t>$ ./network.sh deployCC -ccn basic -ccp</w:t>
-            </w:r>
-            <w:proofErr w:type="gramStart"/>
-            <w:r>
-              <w:rPr>
-                <w:rFonts w:asciiTheme="minorHAnsi" w:hAnsiTheme="minorHAnsi" w:cstheme="minorHAnsi"/>
-                <w:sz w:val="22"/>
-                <w:szCs w:val="22"/>
-              </w:rPr>
-              <w:t xml:space="preserve"> ..</w:t>
-            </w:r>
-            <w:proofErr w:type="gramEnd"/>
-            <w:r>
-              <w:rPr>
-                <w:rFonts w:asciiTheme="minorHAnsi" w:hAnsiTheme="minorHAnsi" w:cstheme="minorHAnsi"/>
-                <w:sz w:val="22"/>
-                <w:szCs w:val="22"/>
-              </w:rPr>
-              <w:t>/asset-transfer-basic/chaincode-go -ccl go</w:t>
+              <w:t>$ ./network.sh deployCC -ccn basic -ccp ../asset-transfer-basic/chaincode-go -ccl go</w:t>
             </w:r>
           </w:p>
           <w:p>
@@ -9295,27 +9124,7 @@
                 <w:szCs w:val="22"/>
               </w:rPr>
               <w:br/>
-              <w:t>$ ./network.sh deployCC -ccn basic -ccp</w:t>
-            </w:r>
-            <w:proofErr w:type="gramStart"/>
-            <w:r>
-              <w:rPr>
-                <w:rFonts w:asciiTheme="minorHAnsi" w:hAnsiTheme="minorHAnsi" w:cstheme="minorHAnsi"/>
-                <w:color w:val="538135" w:themeColor="accent6" w:themeShade="BF"/>
-                <w:sz w:val="22"/>
-                <w:szCs w:val="22"/>
-              </w:rPr>
-              <w:t xml:space="preserve"> ..</w:t>
-            </w:r>
-            <w:proofErr w:type="gramEnd"/>
-            <w:r>
-              <w:rPr>
-                <w:rFonts w:asciiTheme="minorHAnsi" w:hAnsiTheme="minorHAnsi" w:cstheme="minorHAnsi"/>
-                <w:color w:val="538135" w:themeColor="accent6" w:themeShade="BF"/>
-                <w:sz w:val="22"/>
-                <w:szCs w:val="22"/>
-              </w:rPr>
-              <w:t>/asset-transfer-basic/chaincode-go -ccl go</w:t>
+              <w:t>$ ./network.sh deployCC -ccn basic -ccp ../asset-transfer-basic/chaincode-go -ccl go</w:t>
             </w:r>
           </w:p>
           <w:p>
@@ -9817,17 +9626,8 @@
                   <w:rStyle w:val="a7"/>
                   <w:rFonts w:ascii="Times New Roman" w:hAnsi="Times New Roman" w:cs="Times New Roman"/>
                 </w:rPr>
-                <w:t>crypto-</w:t>
+                <w:t>crypto-config.yaml</w:t>
               </w:r>
-              <w:proofErr w:type="gramStart"/>
-              <w:r>
-                <w:rPr>
-                  <w:rStyle w:val="a7"/>
-                  <w:rFonts w:ascii="Times New Roman" w:hAnsi="Times New Roman" w:cs="Times New Roman"/>
-                </w:rPr>
-                <w:t>config.yaml</w:t>
-              </w:r>
-              <w:proofErr w:type="gramEnd"/>
             </w:hyperlink>
           </w:p>
           <w:p>
@@ -9843,7 +9643,6 @@
               <w:t xml:space="preserve">$ vi </w:t>
             </w:r>
             <w:hyperlink r:id="rId34" w:anchor="file-configtx-yaml" w:history="1">
-              <w:proofErr w:type="gramStart"/>
               <w:r>
                 <w:rPr>
                   <w:rStyle w:val="a7"/>
@@ -9851,7 +9650,6 @@
                 </w:rPr>
                 <w:t>configtx.yaml</w:t>
               </w:r>
-              <w:proofErr w:type="gramEnd"/>
             </w:hyperlink>
           </w:p>
           <w:p>
@@ -9973,7 +9771,6 @@
               <w:t xml:space="preserve">$ vi </w:t>
             </w:r>
             <w:hyperlink r:id="rId38" w:anchor="file-cli-yaml" w:history="1">
-              <w:proofErr w:type="gramStart"/>
               <w:r>
                 <w:rPr>
                   <w:rStyle w:val="a7"/>
@@ -9988,7 +9785,6 @@
                 </w:rPr>
                 <w:t>.yaml</w:t>
               </w:r>
-              <w:proofErr w:type="gramEnd"/>
             </w:hyperlink>
             <w:r>
               <w:rPr>
@@ -10035,7 +9831,6 @@
               <w:t>$ vi $HOME/fabric-samples/chaincode/abstore/go/</w:t>
             </w:r>
             <w:hyperlink r:id="rId39" w:anchor="file-abstore-go" w:history="1">
-              <w:proofErr w:type="gramStart"/>
               <w:r>
                 <w:rPr>
                   <w:rStyle w:val="a7"/>
@@ -10044,7 +9839,6 @@
                 </w:rPr>
                 <w:t>abstore.go</w:t>
               </w:r>
-              <w:proofErr w:type="gramEnd"/>
             </w:hyperlink>
             <w:r>
               <w:rPr>
@@ -11012,7 +10806,6 @@
                 <w:bCs/>
               </w:rPr>
             </w:pPr>
-            <w:proofErr w:type="gramStart"/>
             <w:r>
               <w:rPr>
                 <w:rFonts w:ascii="Times New Roman" w:hAnsi="Times New Roman" w:cs="Times New Roman" w:hint="eastAsia"/>
@@ -11031,16 +10824,7 @@
                 <w:b/>
                 <w:bCs/>
               </w:rPr>
-              <w:t>.</w:t>
-            </w:r>
-            <w:proofErr w:type="gramEnd"/>
-            <w:r>
-              <w:rPr>
-                <w:rFonts w:ascii="Times New Roman" w:hAnsi="Times New Roman" w:cs="Times New Roman"/>
-                <w:b/>
-                <w:bCs/>
-              </w:rPr>
-              <w:t>/</w:t>
+              <w:t>./</w:t>
             </w:r>
             <w:hyperlink r:id="rId46" w:anchor="file-orderer1-sh" w:history="1">
               <w:r>
@@ -11350,7 +11134,6 @@
                 <w:rFonts w:ascii="Times New Roman" w:hAnsi="Times New Roman" w:cs="Times New Roman"/>
               </w:rPr>
             </w:pPr>
-            <w:proofErr w:type="gramStart"/>
             <w:r>
               <w:rPr>
                 <w:rFonts w:ascii="Times New Roman" w:hAnsi="Times New Roman" w:cs="Times New Roman" w:hint="eastAsia"/>
@@ -11361,14 +11144,7 @@
               <w:rPr>
                 <w:rFonts w:ascii="Times New Roman" w:hAnsi="Times New Roman" w:cs="Times New Roman"/>
               </w:rPr>
-              <w:t xml:space="preserve"> .</w:t>
-            </w:r>
-            <w:proofErr w:type="gramEnd"/>
-            <w:r>
-              <w:rPr>
-                <w:rFonts w:ascii="Times New Roman" w:hAnsi="Times New Roman" w:cs="Times New Roman"/>
-              </w:rPr>
-              <w:t>/</w:t>
+              <w:t xml:space="preserve"> ./</w:t>
             </w:r>
             <w:hyperlink r:id="rId49" w:anchor="file-peer1-sh" w:history="1">
               <w:r>
@@ -11661,7 +11437,6 @@
                 <w:rFonts w:ascii="Times New Roman" w:hAnsi="Times New Roman" w:cs="Times New Roman"/>
               </w:rPr>
             </w:pPr>
-            <w:proofErr w:type="gramStart"/>
             <w:r>
               <w:rPr>
                 <w:rFonts w:ascii="Times New Roman" w:hAnsi="Times New Roman" w:cs="Times New Roman" w:hint="eastAsia"/>
@@ -11672,14 +11447,7 @@
               <w:rPr>
                 <w:rFonts w:ascii="Times New Roman" w:hAnsi="Times New Roman" w:cs="Times New Roman"/>
               </w:rPr>
-              <w:t xml:space="preserve"> .</w:t>
-            </w:r>
-            <w:proofErr w:type="gramEnd"/>
-            <w:r>
-              <w:rPr>
-                <w:rFonts w:ascii="Times New Roman" w:hAnsi="Times New Roman" w:cs="Times New Roman"/>
-              </w:rPr>
-              <w:t>/</w:t>
+              <w:t xml:space="preserve"> ./</w:t>
             </w:r>
             <w:hyperlink r:id="rId52" w:anchor="file-peer2-sh" w:history="1">
               <w:r>
@@ -11968,7 +11736,6 @@
                 <w:rFonts w:ascii="Times New Roman" w:hAnsi="Times New Roman" w:cs="Times New Roman"/>
               </w:rPr>
             </w:pPr>
-            <w:proofErr w:type="gramStart"/>
             <w:r>
               <w:rPr>
                 <w:rFonts w:ascii="Times New Roman" w:hAnsi="Times New Roman" w:cs="Times New Roman" w:hint="eastAsia"/>
@@ -11979,14 +11746,7 @@
               <w:rPr>
                 <w:rFonts w:ascii="Times New Roman" w:hAnsi="Times New Roman" w:cs="Times New Roman"/>
               </w:rPr>
-              <w:t xml:space="preserve"> .</w:t>
-            </w:r>
-            <w:proofErr w:type="gramEnd"/>
-            <w:r>
-              <w:rPr>
-                <w:rFonts w:ascii="Times New Roman" w:hAnsi="Times New Roman" w:cs="Times New Roman"/>
-              </w:rPr>
-              <w:t>/</w:t>
+              <w:t xml:space="preserve"> ./</w:t>
             </w:r>
             <w:hyperlink r:id="rId55" w:anchor="file-cli-sh" w:history="1">
               <w:r>
@@ -12281,21 +12041,7 @@
         <w:rPr>
           <w:rFonts w:ascii="Times New Roman" w:hAnsi="Times New Roman" w:cs="Times New Roman"/>
         </w:rPr>
-        <w:t xml:space="preserve"> a </w:t>
-      </w:r>
-      <w:proofErr w:type="gramStart"/>
-      <w:r>
-        <w:rPr>
-          <w:rFonts w:ascii="Times New Roman" w:hAnsi="Times New Roman" w:cs="Times New Roman"/>
-        </w:rPr>
-        <w:t>channel.block</w:t>
-      </w:r>
-      <w:proofErr w:type="gramEnd"/>
-      <w:r>
-        <w:rPr>
-          <w:rFonts w:ascii="Times New Roman" w:hAnsi="Times New Roman" w:cs="Times New Roman"/>
-        </w:rPr>
-        <w:t>, and then all peers join the channel.block</w:t>
+        <w:t xml:space="preserve"> a channel.block, and then all peers join the channel.block</w:t>
       </w:r>
       <w:r>
         <w:rPr>
@@ -12341,7 +12087,6 @@
               </w:rPr>
               <w:t xml:space="preserve">// </w:t>
             </w:r>
-            <w:proofErr w:type="gramStart"/>
             <w:r>
               <w:rPr>
                 <w:rFonts w:asciiTheme="minorHAnsi" w:hAnsiTheme="minorHAnsi" w:cstheme="minorHAnsi"/>
@@ -12350,7 +12095,6 @@
               </w:rPr>
               <w:t>CLI  goes</w:t>
             </w:r>
-            <w:proofErr w:type="gramEnd"/>
             <w:r>
               <w:rPr>
                 <w:rFonts w:asciiTheme="minorHAnsi" w:hAnsiTheme="minorHAnsi" w:cstheme="minorHAnsi"/>
@@ -12424,32 +12168,15 @@
                 <w:szCs w:val="22"/>
               </w:rPr>
               <w:br/>
-            </w:r>
-            <w:proofErr w:type="gramStart"/>
+              <w:t xml:space="preserve"># </w:t>
+            </w:r>
             <w:r>
               <w:rPr>
                 <w:rFonts w:asciiTheme="minorHAnsi" w:hAnsiTheme="minorHAnsi" w:cstheme="minorHAnsi"/>
                 <w:sz w:val="22"/>
                 <w:szCs w:val="22"/>
               </w:rPr>
-              <w:t xml:space="preserve"># </w:t>
-            </w:r>
-            <w:r>
-              <w:rPr>
-                <w:rFonts w:asciiTheme="minorHAnsi" w:hAnsiTheme="minorHAnsi" w:cstheme="minorHAnsi"/>
-                <w:sz w:val="22"/>
-                <w:szCs w:val="22"/>
-              </w:rPr>
-              <w:t>.</w:t>
-            </w:r>
-            <w:proofErr w:type="gramEnd"/>
-            <w:r>
-              <w:rPr>
-                <w:rFonts w:asciiTheme="minorHAnsi" w:hAnsiTheme="minorHAnsi" w:cstheme="minorHAnsi"/>
-                <w:sz w:val="22"/>
-                <w:szCs w:val="22"/>
-              </w:rPr>
-              <w:t>/</w:t>
+              <w:t>./</w:t>
             </w:r>
             <w:hyperlink r:id="rId58" w:anchor="file-step1-sh" w:history="1">
               <w:r>
@@ -12571,7 +12298,6 @@
                 <w:szCs w:val="22"/>
               </w:rPr>
             </w:pPr>
-            <w:proofErr w:type="gramStart"/>
             <w:r>
               <w:rPr>
                 <w:rFonts w:asciiTheme="minorHAnsi" w:hAnsiTheme="minorHAnsi" w:cstheme="minorHAnsi"/>
@@ -12586,16 +12312,7 @@
                 <w:sz w:val="22"/>
                 <w:szCs w:val="22"/>
               </w:rPr>
-              <w:t>.</w:t>
-            </w:r>
-            <w:proofErr w:type="gramEnd"/>
-            <w:r>
-              <w:rPr>
-                <w:rFonts w:asciiTheme="minorHAnsi" w:hAnsiTheme="minorHAnsi" w:cstheme="minorHAnsi"/>
-                <w:sz w:val="22"/>
-                <w:szCs w:val="22"/>
-              </w:rPr>
-              <w:t>/</w:t>
+              <w:t>./</w:t>
             </w:r>
             <w:hyperlink r:id="rId60" w:anchor="file-step2-sh" w:history="1">
               <w:r>
@@ -12907,16 +12624,8 @@
               <w:rPr>
                 <w:bCs/>
               </w:rPr>
-              <w:t xml:space="preserve"> </w:t>
-            </w:r>
-            <w:proofErr w:type="gramStart"/>
-            <w:r>
-              <w:rPr>
-                <w:bCs/>
-              </w:rPr>
-              <w:t>exit</w:t>
-            </w:r>
-            <w:proofErr w:type="gramEnd"/>
+              <w:t xml:space="preserve"> exit</w:t>
+            </w:r>
           </w:p>
           <w:p>
             <w:pPr>
@@ -13157,7 +12866,6 @@
                 <w:bCs/>
               </w:rPr>
             </w:pPr>
-            <w:proofErr w:type="gramStart"/>
             <w:r>
               <w:rPr>
                 <w:rFonts w:hint="eastAsia"/>
@@ -13175,14 +12883,7 @@
               <w:rPr>
                 <w:bCs/>
               </w:rPr>
-              <w:t>.</w:t>
-            </w:r>
-            <w:proofErr w:type="gramEnd"/>
-            <w:r>
-              <w:rPr>
-                <w:bCs/>
-              </w:rPr>
-              <w:t>/</w:t>
+              <w:t>./</w:t>
             </w:r>
             <w:hyperlink r:id="rId65" w:anchor="file-all-sh" w:history="1">
               <w:r>
@@ -13548,7 +13249,6 @@
                 <w:bCs/>
               </w:rPr>
             </w:pPr>
-            <w:proofErr w:type="gramStart"/>
             <w:r>
               <w:rPr>
                 <w:rFonts w:hint="eastAsia"/>
@@ -13560,14 +13260,7 @@
               <w:rPr>
                 <w:bCs/>
               </w:rPr>
-              <w:t xml:space="preserve"> .</w:t>
-            </w:r>
-            <w:proofErr w:type="gramEnd"/>
-            <w:r>
-              <w:rPr>
-                <w:bCs/>
-              </w:rPr>
-              <w:t>/</w:t>
+              <w:t xml:space="preserve"> ./</w:t>
             </w:r>
             <w:hyperlink r:id="rId73" w:anchor="file-all-sh" w:history="1">
               <w:r>
@@ -13732,7 +13425,6 @@
               <w:t xml:space="preserve">vi </w:t>
             </w:r>
             <w:hyperlink r:id="rId75" w:anchor="file-package-json" w:history="1">
-              <w:proofErr w:type="gramStart"/>
               <w:r>
                 <w:rPr>
                   <w:rStyle w:val="a7"/>
@@ -13740,7 +13432,6 @@
                 </w:rPr>
                 <w:t>package.json</w:t>
               </w:r>
-              <w:proofErr w:type="gramEnd"/>
             </w:hyperlink>
           </w:p>
           <w:p>
@@ -14024,7 +13715,6 @@
                 <w:bCs/>
               </w:rPr>
             </w:pPr>
-            <w:proofErr w:type="gramStart"/>
             <w:r>
               <w:rPr>
                 <w:rFonts w:hint="eastAsia"/>
@@ -14036,14 +13726,7 @@
               <w:rPr>
                 <w:bCs/>
               </w:rPr>
-              <w:t xml:space="preserve"> .</w:t>
-            </w:r>
-            <w:proofErr w:type="gramEnd"/>
-            <w:r>
-              <w:rPr>
-                <w:bCs/>
-              </w:rPr>
-              <w:t>/</w:t>
+              <w:t xml:space="preserve"> ./</w:t>
             </w:r>
             <w:hyperlink r:id="rId81" w:anchor="file-all-sh" w:history="1">
               <w:r>
@@ -14149,7 +13832,6 @@
                 <w:bCs/>
               </w:rPr>
             </w:pPr>
-            <w:proofErr w:type="gramStart"/>
             <w:r>
               <w:rPr>
                 <w:rFonts w:hint="eastAsia"/>
@@ -14167,14 +13849,7 @@
               <w:rPr>
                 <w:bCs/>
               </w:rPr>
-              <w:t>.</w:t>
-            </w:r>
-            <w:proofErr w:type="gramEnd"/>
-            <w:r>
-              <w:rPr>
-                <w:bCs/>
-              </w:rPr>
-              <w:t>/</w:t>
+              <w:t>./</w:t>
             </w:r>
             <w:hyperlink r:id="rId82" w:anchor="file-scp-sh" w:history="1">
               <w:r>
@@ -14212,7 +13887,6 @@
                 <w:bCs/>
               </w:rPr>
             </w:pPr>
-            <w:proofErr w:type="gramStart"/>
             <w:r>
               <w:rPr>
                 <w:rFonts w:hint="eastAsia"/>
@@ -14224,14 +13898,7 @@
               <w:rPr>
                 <w:bCs/>
               </w:rPr>
-              <w:t xml:space="preserve"> .</w:t>
-            </w:r>
-            <w:proofErr w:type="gramEnd"/>
-            <w:r>
-              <w:rPr>
-                <w:bCs/>
-              </w:rPr>
-              <w:t>/</w:t>
+              <w:t xml:space="preserve"> ./</w:t>
             </w:r>
             <w:hyperlink r:id="rId83" w:anchor="file-ssh-sh" w:history="1">
               <w:r>
@@ -14742,23 +14409,7 @@
                 <w:rFonts w:cstheme="minorHAnsi"/>
                 <w:b/>
               </w:rPr>
-              <w:t>docker logs $(docker ps -a | grep 'orderer'| awk '{print $</w:t>
-            </w:r>
-            <w:proofErr w:type="gramStart"/>
-            <w:r>
-              <w:rPr>
-                <w:rFonts w:cstheme="minorHAnsi"/>
-                <w:b/>
-              </w:rPr>
-              <w:t>1 }</w:t>
-            </w:r>
-            <w:proofErr w:type="gramEnd"/>
-            <w:r>
-              <w:rPr>
-                <w:rFonts w:cstheme="minorHAnsi"/>
-                <w:b/>
-              </w:rPr>
-              <w:t>') &gt;&amp; ordererlog</w:t>
+              <w:t>docker logs $(docker ps -a | grep 'orderer'| awk '{print $1 }') &gt;&amp; ordererlog</w:t>
             </w:r>
             <w:r>
               <w:rPr>
@@ -14945,23 +14596,7 @@
                 <w:rFonts w:cstheme="minorHAnsi"/>
                 <w:b/>
               </w:rPr>
-              <w:t>'| awk '{print $</w:t>
-            </w:r>
-            <w:proofErr w:type="gramStart"/>
-            <w:r>
-              <w:rPr>
-                <w:rFonts w:cstheme="minorHAnsi"/>
-                <w:b/>
-              </w:rPr>
-              <w:t>1 }</w:t>
-            </w:r>
-            <w:proofErr w:type="gramEnd"/>
-            <w:r>
-              <w:rPr>
-                <w:rFonts w:cstheme="minorHAnsi"/>
-                <w:b/>
-              </w:rPr>
-              <w:t>') &gt;&amp; peerlog</w:t>
+              <w:t>'| awk '{print $1 }') &gt;&amp; peerlog</w:t>
             </w:r>
           </w:p>
           <w:p>
@@ -15067,15 +14702,7 @@
           </w:p>
           <w:p>
             <w:r>
-              <w:t xml:space="preserve"># peer channel fetch 2 </w:t>
-            </w:r>
-            <w:proofErr w:type="gramStart"/>
-            <w:r>
-              <w:t>last.block</w:t>
-            </w:r>
-            <w:proofErr w:type="gramEnd"/>
-            <w:r>
-              <w:t xml:space="preserve"> -o orderer.example.com:7050 -c mychannel --tls --cafile /opt/gopath/src/github.com/hyperledger/fabric/peer/crypto/ordererOrganizations/example.com/orderers/orderer.example.com/msp/tlscacerts/tlsca.example.com-cert.pem</w:t>
+              <w:t># peer channel fetch 2 last.block -o orderer.example.com:7050 -c mychannel --tls --cafile /opt/gopath/src/github.com/hyperledger/fabric/peer/crypto/ordererOrganizations/example.com/orderers/orderer.example.com/msp/tlscacerts/tlsca.example.com-cert.pem</w:t>
             </w:r>
           </w:p>
           <w:p/>
@@ -15152,7 +14779,6 @@
             </w:r>
           </w:p>
           <w:p>
-            <w:proofErr w:type="gramStart"/>
             <w:r>
               <w:rPr>
                 <w:rFonts w:hint="eastAsia"/>
@@ -15163,11 +14789,7 @@
               <w:t xml:space="preserve"> </w:t>
             </w:r>
             <w:r>
-              <w:t>.</w:t>
-            </w:r>
-            <w:proofErr w:type="gramEnd"/>
-            <w:r>
-              <w:t>/</w:t>
+              <w:t>./</w:t>
             </w:r>
             <w:hyperlink r:id="rId97" w:anchor="file-clean-sh" w:history="1">
               <w:r>
@@ -15717,17 +15339,8 @@
                   <w:rStyle w:val="a7"/>
                   <w:rFonts w:ascii="Times New Roman" w:hAnsi="Times New Roman" w:cs="Times New Roman"/>
                 </w:rPr>
-                <w:t>crypto-</w:t>
+                <w:t>crypto-config.yaml</w:t>
               </w:r>
-              <w:proofErr w:type="gramStart"/>
-              <w:r>
-                <w:rPr>
-                  <w:rStyle w:val="a7"/>
-                  <w:rFonts w:ascii="Times New Roman" w:hAnsi="Times New Roman" w:cs="Times New Roman"/>
-                </w:rPr>
-                <w:t>config.yaml</w:t>
-              </w:r>
-              <w:proofErr w:type="gramEnd"/>
             </w:hyperlink>
           </w:p>
           <w:p>
@@ -15743,7 +15356,6 @@
               <w:t xml:space="preserve">$ vi </w:t>
             </w:r>
             <w:hyperlink r:id="rId99" w:anchor="file-configtx-yaml" w:history="1">
-              <w:proofErr w:type="gramStart"/>
               <w:r>
                 <w:rPr>
                   <w:rStyle w:val="a7"/>
@@ -15751,7 +15363,6 @@
                 </w:rPr>
                 <w:t>configtx.yaml</w:t>
               </w:r>
-              <w:proofErr w:type="gramEnd"/>
             </w:hyperlink>
           </w:p>
           <w:p>
@@ -15981,21 +15592,12 @@
               <w:t xml:space="preserve">$ vi </w:t>
             </w:r>
             <w:hyperlink r:id="rId107" w:anchor="file-cli-yaml" w:history="1">
-              <w:proofErr w:type="gramStart"/>
               <w:r>
                 <w:rPr>
                   <w:rStyle w:val="a7"/>
                   <w:rFonts w:ascii="Times New Roman" w:hAnsi="Times New Roman" w:cs="Times New Roman"/>
                 </w:rPr>
-                <w:t>cli.yaml</w:t>
-              </w:r>
-              <w:proofErr w:type="gramEnd"/>
-              <w:r>
-                <w:rPr>
-                  <w:rStyle w:val="a7"/>
-                  <w:rFonts w:ascii="Times New Roman" w:hAnsi="Times New Roman" w:cs="Times New Roman"/>
-                </w:rPr>
-                <w:t xml:space="preserve"> </w:t>
+                <w:t xml:space="preserve">cli.yaml </w:t>
               </w:r>
             </w:hyperlink>
           </w:p>
@@ -17891,21 +17493,7 @@
         <w:rPr>
           <w:rFonts w:ascii="Times New Roman" w:hAnsi="Times New Roman" w:cs="Times New Roman"/>
         </w:rPr>
-        <w:t xml:space="preserve">connects to Peer0.org1.example.com:7051, creates a </w:t>
-      </w:r>
-      <w:proofErr w:type="gramStart"/>
-      <w:r>
-        <w:rPr>
-          <w:rFonts w:ascii="Times New Roman" w:hAnsi="Times New Roman" w:cs="Times New Roman"/>
-        </w:rPr>
-        <w:t>channel.block</w:t>
-      </w:r>
-      <w:proofErr w:type="gramEnd"/>
-      <w:r>
-        <w:rPr>
-          <w:rFonts w:ascii="Times New Roman" w:hAnsi="Times New Roman" w:cs="Times New Roman"/>
-        </w:rPr>
-        <w:t xml:space="preserve">, and then all peers join the channel.block, </w:t>
+        <w:t xml:space="preserve">connects to Peer0.org1.example.com:7051, creates a channel.block, and then all peers join the channel.block, </w:t>
       </w:r>
     </w:p>
     <w:tbl>
@@ -17939,7 +17527,6 @@
               </w:rPr>
               <w:t xml:space="preserve">// </w:t>
             </w:r>
-            <w:proofErr w:type="gramStart"/>
             <w:r>
               <w:rPr>
                 <w:rFonts w:asciiTheme="minorHAnsi" w:hAnsiTheme="minorHAnsi" w:cstheme="minorHAnsi"/>
@@ -17948,7 +17535,6 @@
               </w:rPr>
               <w:t>CLI  goes</w:t>
             </w:r>
-            <w:proofErr w:type="gramEnd"/>
             <w:r>
               <w:rPr>
                 <w:rFonts w:asciiTheme="minorHAnsi" w:hAnsiTheme="minorHAnsi" w:cstheme="minorHAnsi"/>
@@ -18026,7 +17612,6 @@
               </w:rPr>
               <w:t xml:space="preserve"># </w:t>
             </w:r>
-            <w:proofErr w:type="gramStart"/>
             <w:r>
               <w:rPr>
                 <w:rFonts w:asciiTheme="minorHAnsi" w:hAnsiTheme="minorHAnsi" w:cstheme="minorHAnsi"/>
@@ -18036,19 +17621,7 @@
                 <w:sz w:val="22"/>
                 <w:szCs w:val="22"/>
               </w:rPr>
-              <w:t>cd</w:t>
-            </w:r>
-            <w:proofErr w:type="gramEnd"/>
-            <w:r>
-              <w:rPr>
-                <w:rFonts w:asciiTheme="minorHAnsi" w:hAnsiTheme="minorHAnsi" w:cstheme="minorHAnsi"/>
-                <w:b/>
-                <w:bCs/>
-                <w:color w:val="0070C0"/>
-                <w:sz w:val="22"/>
-                <w:szCs w:val="22"/>
-              </w:rPr>
-              <w:t xml:space="preserve"> scripts</w:t>
+              <w:t>cd scripts</w:t>
             </w:r>
             <w:r>
               <w:rPr>
@@ -18393,16 +17966,8 @@
               <w:rPr>
                 <w:bCs/>
               </w:rPr>
-              <w:t xml:space="preserve"> </w:t>
-            </w:r>
-            <w:proofErr w:type="gramStart"/>
-            <w:r>
-              <w:rPr>
-                <w:bCs/>
-              </w:rPr>
-              <w:t>exit</w:t>
-            </w:r>
-            <w:proofErr w:type="gramEnd"/>
+              <w:t xml:space="preserve"> exit</w:t>
+            </w:r>
           </w:p>
           <w:p>
             <w:pPr>
@@ -19879,23 +19444,7 @@
                 <w:rFonts w:cstheme="minorHAnsi"/>
                 <w:b/>
               </w:rPr>
-              <w:t>docker logs $(docker ps -a | grep 'orderer'| awk '{print $</w:t>
-            </w:r>
-            <w:proofErr w:type="gramStart"/>
-            <w:r>
-              <w:rPr>
-                <w:rFonts w:cstheme="minorHAnsi"/>
-                <w:b/>
-              </w:rPr>
-              <w:t>1 }</w:t>
-            </w:r>
-            <w:proofErr w:type="gramEnd"/>
-            <w:r>
-              <w:rPr>
-                <w:rFonts w:cstheme="minorHAnsi"/>
-                <w:b/>
-              </w:rPr>
-              <w:t>') &gt;&amp; ordererlog</w:t>
+              <w:t>docker logs $(docker ps -a | grep 'orderer'| awk '{print $1 }') &gt;&amp; ordererlog</w:t>
             </w:r>
             <w:r>
               <w:rPr>
@@ -20082,23 +19631,7 @@
                 <w:rFonts w:cstheme="minorHAnsi"/>
                 <w:b/>
               </w:rPr>
-              <w:t>'| awk '{print $</w:t>
-            </w:r>
-            <w:proofErr w:type="gramStart"/>
-            <w:r>
-              <w:rPr>
-                <w:rFonts w:cstheme="minorHAnsi"/>
-                <w:b/>
-              </w:rPr>
-              <w:t>1 }</w:t>
-            </w:r>
-            <w:proofErr w:type="gramEnd"/>
-            <w:r>
-              <w:rPr>
-                <w:rFonts w:cstheme="minorHAnsi"/>
-                <w:b/>
-              </w:rPr>
-              <w:t>') &gt;&amp; peerlog</w:t>
+              <w:t>'| awk '{print $1 }') &gt;&amp; peerlog</w:t>
             </w:r>
           </w:p>
           <w:p>
@@ -20204,15 +19737,7 @@
           </w:p>
           <w:p>
             <w:r>
-              <w:t xml:space="preserve"># peer channel fetch 228 </w:t>
-            </w:r>
-            <w:proofErr w:type="gramStart"/>
-            <w:r>
-              <w:t>last.block</w:t>
-            </w:r>
-            <w:proofErr w:type="gramEnd"/>
-            <w:r>
-              <w:t xml:space="preserve"> -o orderer.example.com:7050 -c mychannel --tls --cafile /opt/gopath/src/github.com/hyperledger/fabric/peer/crypto/ordererOrganizations/example.com/orderers/orderer.example.com/msp/tlscacerts/tlsca.example.com-cert.pem</w:t>
+              <w:t># peer channel fetch 228 last.block -o orderer.example.com:7050 -c mychannel --tls --cafile /opt/gopath/src/github.com/hyperledger/fabric/peer/crypto/ordererOrganizations/example.com/orderers/orderer.example.com/msp/tlscacerts/tlsca.example.com-cert.pem</w:t>
             </w:r>
           </w:p>
         </w:tc>
@@ -20276,7 +19801,6 @@
             </w:r>
           </w:p>
           <w:p>
-            <w:proofErr w:type="gramStart"/>
             <w:r>
               <w:rPr>
                 <w:rFonts w:hint="eastAsia"/>
@@ -20284,11 +19808,7 @@
               <w:t>$</w:t>
             </w:r>
             <w:r>
-              <w:t xml:space="preserve"> .</w:t>
-            </w:r>
-            <w:proofErr w:type="gramEnd"/>
-            <w:r>
-              <w:t>/</w:t>
+              <w:t xml:space="preserve"> ./</w:t>
             </w:r>
             <w:hyperlink r:id="rId138" w:anchor="file-clean-sh" w:history="1">
               <w:r>
@@ -20960,17 +20480,8 @@
                   <w:rStyle w:val="a7"/>
                   <w:rFonts w:ascii="Times New Roman" w:hAnsi="Times New Roman" w:cs="Times New Roman"/>
                 </w:rPr>
-                <w:t>crypto-</w:t>
+                <w:t>crypto-config.yaml</w:t>
               </w:r>
-              <w:proofErr w:type="gramStart"/>
-              <w:r>
-                <w:rPr>
-                  <w:rStyle w:val="a7"/>
-                  <w:rFonts w:ascii="Times New Roman" w:hAnsi="Times New Roman" w:cs="Times New Roman"/>
-                </w:rPr>
-                <w:t>config.yaml</w:t>
-              </w:r>
-              <w:proofErr w:type="gramEnd"/>
             </w:hyperlink>
           </w:p>
           <w:p>
@@ -20986,7 +20497,6 @@
               <w:t xml:space="preserve">$ vi </w:t>
             </w:r>
             <w:hyperlink r:id="rId140" w:anchor="file-configtx-yaml" w:history="1">
-              <w:proofErr w:type="gramStart"/>
               <w:r>
                 <w:rPr>
                   <w:rStyle w:val="a7"/>
@@ -20994,7 +20504,6 @@
                 </w:rPr>
                 <w:t>configtx.yaml</w:t>
               </w:r>
-              <w:proofErr w:type="gramEnd"/>
             </w:hyperlink>
           </w:p>
           <w:p>
@@ -21297,21 +20806,12 @@
               <w:t xml:space="preserve">$ vi </w:t>
             </w:r>
             <w:hyperlink r:id="rId151" w:anchor="file-cli-yaml" w:history="1">
-              <w:proofErr w:type="gramStart"/>
               <w:r>
                 <w:rPr>
                   <w:rStyle w:val="a7"/>
                   <w:rFonts w:ascii="Times New Roman" w:hAnsi="Times New Roman" w:cs="Times New Roman"/>
                 </w:rPr>
-                <w:t>cli.yaml</w:t>
-              </w:r>
-              <w:proofErr w:type="gramEnd"/>
-              <w:r>
-                <w:rPr>
-                  <w:rStyle w:val="a7"/>
-                  <w:rFonts w:ascii="Times New Roman" w:hAnsi="Times New Roman" w:cs="Times New Roman"/>
-                </w:rPr>
-                <w:t xml:space="preserve"> </w:t>
+                <w:t xml:space="preserve">cli.yaml </w:t>
               </w:r>
             </w:hyperlink>
           </w:p>
@@ -22936,21 +22436,7 @@
         <w:rPr>
           <w:rFonts w:ascii="Times New Roman" w:hAnsi="Times New Roman" w:cs="Times New Roman"/>
         </w:rPr>
-        <w:t xml:space="preserve"> (of peer0.org1) connects to Peer0.org1.example.com:7051, creates a </w:t>
-      </w:r>
-      <w:proofErr w:type="gramStart"/>
-      <w:r>
-        <w:rPr>
-          <w:rFonts w:ascii="Times New Roman" w:hAnsi="Times New Roman" w:cs="Times New Roman"/>
-        </w:rPr>
-        <w:t>channel.block</w:t>
-      </w:r>
-      <w:proofErr w:type="gramEnd"/>
-      <w:r>
-        <w:rPr>
-          <w:rFonts w:ascii="Times New Roman" w:hAnsi="Times New Roman" w:cs="Times New Roman"/>
-        </w:rPr>
-        <w:t xml:space="preserve">, and then all peers join the channel.block, </w:t>
+        <w:t xml:space="preserve"> (of peer0.org1) connects to Peer0.org1.example.com:7051, creates a channel.block, and then all peers join the channel.block, </w:t>
       </w:r>
     </w:p>
     <w:tbl>
@@ -22984,7 +22470,6 @@
               </w:rPr>
               <w:t xml:space="preserve">// </w:t>
             </w:r>
-            <w:proofErr w:type="gramStart"/>
             <w:r>
               <w:rPr>
                 <w:rFonts w:asciiTheme="minorHAnsi" w:hAnsiTheme="minorHAnsi" w:cstheme="minorHAnsi"/>
@@ -22993,7 +22478,6 @@
               </w:rPr>
               <w:t>CLI  goes</w:t>
             </w:r>
-            <w:proofErr w:type="gramEnd"/>
             <w:r>
               <w:rPr>
                 <w:rFonts w:asciiTheme="minorHAnsi" w:hAnsiTheme="minorHAnsi" w:cstheme="minorHAnsi"/>
@@ -23072,7 +22556,6 @@
               <w:lastRenderedPageBreak/>
               <w:t xml:space="preserve"># </w:t>
             </w:r>
-            <w:proofErr w:type="gramStart"/>
             <w:r>
               <w:rPr>
                 <w:rFonts w:asciiTheme="minorHAnsi" w:hAnsiTheme="minorHAnsi" w:cstheme="minorHAnsi"/>
@@ -23082,19 +22565,7 @@
                 <w:sz w:val="22"/>
                 <w:szCs w:val="22"/>
               </w:rPr>
-              <w:t>cd</w:t>
-            </w:r>
-            <w:proofErr w:type="gramEnd"/>
-            <w:r>
-              <w:rPr>
-                <w:rFonts w:asciiTheme="minorHAnsi" w:hAnsiTheme="minorHAnsi" w:cstheme="minorHAnsi"/>
-                <w:b/>
-                <w:bCs/>
-                <w:color w:val="0070C0"/>
-                <w:sz w:val="22"/>
-                <w:szCs w:val="22"/>
-              </w:rPr>
-              <w:t xml:space="preserve"> scripts</w:t>
+              <w:t>cd scripts</w:t>
             </w:r>
             <w:r>
               <w:rPr>
@@ -23503,16 +22974,8 @@
               <w:rPr>
                 <w:bCs/>
               </w:rPr>
-              <w:t xml:space="preserve"> </w:t>
-            </w:r>
-            <w:proofErr w:type="gramStart"/>
-            <w:r>
-              <w:rPr>
-                <w:bCs/>
-              </w:rPr>
-              <w:t>exit</w:t>
-            </w:r>
-            <w:proofErr w:type="gramEnd"/>
+              <w:t xml:space="preserve"> exit</w:t>
+            </w:r>
           </w:p>
           <w:p>
             <w:pPr>
@@ -24760,7 +24223,6 @@
                 <w:bCs/>
               </w:rPr>
             </w:pPr>
-            <w:proofErr w:type="gramStart"/>
             <w:r>
               <w:rPr>
                 <w:rFonts w:hint="eastAsia"/>
@@ -24772,14 +24234,7 @@
               <w:rPr>
                 <w:bCs/>
               </w:rPr>
-              <w:t xml:space="preserve"> .</w:t>
-            </w:r>
-            <w:proofErr w:type="gramEnd"/>
-            <w:r>
-              <w:rPr>
-                <w:bCs/>
-              </w:rPr>
-              <w:t>/</w:t>
+              <w:t xml:space="preserve"> ./</w:t>
             </w:r>
             <w:hyperlink r:id="rId178" w:history="1">
               <w:r>
@@ -25422,23 +24877,7 @@
                 <w:rFonts w:cstheme="minorHAnsi"/>
                 <w:b/>
               </w:rPr>
-              <w:t>docker logs $(docker ps -a | grep 'orderer'| awk '{print $</w:t>
-            </w:r>
-            <w:proofErr w:type="gramStart"/>
-            <w:r>
-              <w:rPr>
-                <w:rFonts w:cstheme="minorHAnsi"/>
-                <w:b/>
-              </w:rPr>
-              <w:t>1 }</w:t>
-            </w:r>
-            <w:proofErr w:type="gramEnd"/>
-            <w:r>
-              <w:rPr>
-                <w:rFonts w:cstheme="minorHAnsi"/>
-                <w:b/>
-              </w:rPr>
-              <w:t>') &gt;&amp; ordererlog</w:t>
+              <w:t>docker logs $(docker ps -a | grep 'orderer'| awk '{print $1 }') &gt;&amp; ordererlog</w:t>
             </w:r>
             <w:r>
               <w:rPr>
@@ -25625,23 +25064,7 @@
                 <w:rFonts w:cstheme="minorHAnsi"/>
                 <w:b/>
               </w:rPr>
-              <w:t>'| awk '{print $</w:t>
-            </w:r>
-            <w:proofErr w:type="gramStart"/>
-            <w:r>
-              <w:rPr>
-                <w:rFonts w:cstheme="minorHAnsi"/>
-                <w:b/>
-              </w:rPr>
-              <w:t>1 }</w:t>
-            </w:r>
-            <w:proofErr w:type="gramEnd"/>
-            <w:r>
-              <w:rPr>
-                <w:rFonts w:cstheme="minorHAnsi"/>
-                <w:b/>
-              </w:rPr>
-              <w:t>') &gt;&amp; peerlog</w:t>
+              <w:t>'| awk '{print $1 }') &gt;&amp; peerlog</w:t>
             </w:r>
           </w:p>
           <w:p>
@@ -25747,15 +25170,7 @@
           </w:p>
           <w:p>
             <w:r>
-              <w:t xml:space="preserve"># peer channel fetch 228 </w:t>
-            </w:r>
-            <w:proofErr w:type="gramStart"/>
-            <w:r>
-              <w:t>last.block</w:t>
-            </w:r>
-            <w:proofErr w:type="gramEnd"/>
-            <w:r>
-              <w:t xml:space="preserve"> -o orderer.example.com:7050 -c mychannel --tls --cafile /opt/gopath/src/github.com/hyperledger/fabric/peer/crypto/ordererOrganizations/example.com/orderers/orderer.example.com/msp/tlscacerts/tlsca.example.com-cert.pem</w:t>
+              <w:t># peer channel fetch 228 last.block -o orderer.example.com:7050 -c mychannel --tls --cafile /opt/gopath/src/github.com/hyperledger/fabric/peer/crypto/ordererOrganizations/example.com/orderers/orderer.example.com/msp/tlscacerts/tlsca.example.com-cert.pem</w:t>
             </w:r>
           </w:p>
           <w:p/>
@@ -25820,7 +25235,6 @@
             </w:r>
           </w:p>
           <w:p>
-            <w:proofErr w:type="gramStart"/>
             <w:r>
               <w:rPr>
                 <w:rFonts w:hint="eastAsia"/>
@@ -25828,11 +25242,7 @@
               <w:t>$</w:t>
             </w:r>
             <w:r>
-              <w:t xml:space="preserve"> .</w:t>
-            </w:r>
-            <w:proofErr w:type="gramEnd"/>
-            <w:r>
-              <w:t>/</w:t>
+              <w:t xml:space="preserve"> ./</w:t>
             </w:r>
             <w:hyperlink r:id="rId187" w:anchor="file-clean-sh" w:history="1">
               <w:r>
@@ -27136,16 +26546,8 @@
               <w:rPr>
                 <w:rFonts w:ascii="Times New Roman" w:hAnsi="Times New Roman" w:cs="Times New Roman"/>
               </w:rPr>
-              <w:t>crypto-</w:t>
-            </w:r>
-            <w:proofErr w:type="gramStart"/>
-            <w:r>
-              <w:rPr>
-                <w:rFonts w:ascii="Times New Roman" w:hAnsi="Times New Roman" w:cs="Times New Roman"/>
-              </w:rPr>
-              <w:t>config.yaml</w:t>
-            </w:r>
-            <w:proofErr w:type="gramEnd"/>
+              <w:t>crypto-config.yaml</w:t>
+            </w:r>
           </w:p>
           <w:p>
             <w:pPr>
@@ -27159,14 +26561,12 @@
               </w:rPr>
               <w:t xml:space="preserve">$ vi </w:t>
             </w:r>
-            <w:proofErr w:type="gramStart"/>
             <w:r>
               <w:rPr>
                 <w:rFonts w:ascii="Times New Roman" w:hAnsi="Times New Roman" w:cs="Times New Roman"/>
               </w:rPr>
               <w:t>configtx.yaml</w:t>
             </w:r>
-            <w:proofErr w:type="gramEnd"/>
           </w:p>
           <w:p>
             <w:pPr>
@@ -27962,19 +27362,11 @@
               </w:rPr>
               <w:t xml:space="preserve">$ vi </w:t>
             </w:r>
-            <w:proofErr w:type="gramStart"/>
-            <w:r>
-              <w:rPr>
-                <w:rFonts w:ascii="Times New Roman" w:hAnsi="Times New Roman" w:cs="Times New Roman"/>
-              </w:rPr>
-              <w:t>cli.yaml</w:t>
-            </w:r>
-            <w:proofErr w:type="gramEnd"/>
-            <w:r>
-              <w:rPr>
-                <w:rFonts w:ascii="Times New Roman" w:hAnsi="Times New Roman" w:cs="Times New Roman"/>
-              </w:rPr>
-              <w:t xml:space="preserve"> </w:t>
+            <w:r>
+              <w:rPr>
+                <w:rFonts w:ascii="Times New Roman" w:hAnsi="Times New Roman" w:cs="Times New Roman"/>
+              </w:rPr>
+              <w:t xml:space="preserve">cli.yaml </w:t>
             </w:r>
           </w:p>
         </w:tc>
@@ -30085,21 +29477,7 @@
         <w:rPr>
           <w:rFonts w:ascii="Times New Roman" w:hAnsi="Times New Roman" w:cs="Times New Roman"/>
         </w:rPr>
-        <w:t xml:space="preserve"> (of peer0.org1) connects to Peer0.org1.example.com:7051, creates a </w:t>
-      </w:r>
-      <w:proofErr w:type="gramStart"/>
-      <w:r>
-        <w:rPr>
-          <w:rFonts w:ascii="Times New Roman" w:hAnsi="Times New Roman" w:cs="Times New Roman"/>
-        </w:rPr>
-        <w:t>channel.block</w:t>
-      </w:r>
-      <w:proofErr w:type="gramEnd"/>
-      <w:r>
-        <w:rPr>
-          <w:rFonts w:ascii="Times New Roman" w:hAnsi="Times New Roman" w:cs="Times New Roman"/>
-        </w:rPr>
-        <w:t xml:space="preserve">, and then all peers join the channel.block, </w:t>
+        <w:t xml:space="preserve"> (of peer0.org1) connects to Peer0.org1.example.com:7051, creates a channel.block, and then all peers join the channel.block, </w:t>
       </w:r>
     </w:p>
     <w:tbl>
@@ -30133,7 +29511,6 @@
               </w:rPr>
               <w:t xml:space="preserve">// </w:t>
             </w:r>
-            <w:proofErr w:type="gramStart"/>
             <w:r>
               <w:rPr>
                 <w:rFonts w:asciiTheme="minorHAnsi" w:hAnsiTheme="minorHAnsi" w:cstheme="minorHAnsi"/>
@@ -30142,7 +29519,6 @@
               </w:rPr>
               <w:t>CLI  goes</w:t>
             </w:r>
-            <w:proofErr w:type="gramEnd"/>
             <w:r>
               <w:rPr>
                 <w:rFonts w:asciiTheme="minorHAnsi" w:hAnsiTheme="minorHAnsi" w:cstheme="minorHAnsi"/>
@@ -30220,7 +29596,6 @@
               </w:rPr>
               <w:t xml:space="preserve"># </w:t>
             </w:r>
-            <w:proofErr w:type="gramStart"/>
             <w:r>
               <w:rPr>
                 <w:rFonts w:asciiTheme="minorHAnsi" w:hAnsiTheme="minorHAnsi" w:cstheme="minorHAnsi"/>
@@ -30228,17 +29603,7 @@
                 <w:sz w:val="22"/>
                 <w:szCs w:val="22"/>
               </w:rPr>
-              <w:t>cd</w:t>
-            </w:r>
-            <w:proofErr w:type="gramEnd"/>
-            <w:r>
-              <w:rPr>
-                <w:rFonts w:asciiTheme="minorHAnsi" w:hAnsiTheme="minorHAnsi" w:cstheme="minorHAnsi"/>
-                <w:color w:val="000000" w:themeColor="text1"/>
-                <w:sz w:val="22"/>
-                <w:szCs w:val="22"/>
-              </w:rPr>
-              <w:t xml:space="preserve"> scripts</w:t>
+              <w:t>cd scripts</w:t>
             </w:r>
             <w:r>
               <w:rPr>
@@ -30648,16 +30013,8 @@
               <w:rPr>
                 <w:bCs/>
               </w:rPr>
-              <w:t xml:space="preserve"> </w:t>
-            </w:r>
-            <w:proofErr w:type="gramStart"/>
-            <w:r>
-              <w:rPr>
-                <w:bCs/>
-              </w:rPr>
-              <w:t>exit</w:t>
-            </w:r>
-            <w:proofErr w:type="gramEnd"/>
+              <w:t xml:space="preserve"> exit</w:t>
+            </w:r>
           </w:p>
           <w:p>
             <w:pPr>
@@ -32994,23 +32351,7 @@
                 <w:rFonts w:cstheme="minorHAnsi"/>
                 <w:b/>
               </w:rPr>
-              <w:t>docker logs $(docker ps -a | grep 'orderer'| awk '{print $</w:t>
-            </w:r>
-            <w:proofErr w:type="gramStart"/>
-            <w:r>
-              <w:rPr>
-                <w:rFonts w:cstheme="minorHAnsi"/>
-                <w:b/>
-              </w:rPr>
-              <w:t>1 }</w:t>
-            </w:r>
-            <w:proofErr w:type="gramEnd"/>
-            <w:r>
-              <w:rPr>
-                <w:rFonts w:cstheme="minorHAnsi"/>
-                <w:b/>
-              </w:rPr>
-              <w:t>') &gt;&amp; ordererlog</w:t>
+              <w:t>docker logs $(docker ps -a | grep 'orderer'| awk '{print $1 }') &gt;&amp; ordererlog</w:t>
             </w:r>
             <w:r>
               <w:rPr>
@@ -33197,23 +32538,7 @@
                 <w:rFonts w:cstheme="minorHAnsi"/>
                 <w:b/>
               </w:rPr>
-              <w:t>'| awk '{print $</w:t>
-            </w:r>
-            <w:proofErr w:type="gramStart"/>
-            <w:r>
-              <w:rPr>
-                <w:rFonts w:cstheme="minorHAnsi"/>
-                <w:b/>
-              </w:rPr>
-              <w:t>1 }</w:t>
-            </w:r>
-            <w:proofErr w:type="gramEnd"/>
-            <w:r>
-              <w:rPr>
-                <w:rFonts w:cstheme="minorHAnsi"/>
-                <w:b/>
-              </w:rPr>
-              <w:t>') &gt;&amp; peerlog</w:t>
+              <w:t>'| awk '{print $1 }') &gt;&amp; peerlog</w:t>
             </w:r>
           </w:p>
           <w:p>
@@ -33320,15 +32645,7 @@
           </w:p>
           <w:p>
             <w:r>
-              <w:t xml:space="preserve"># peer channel fetch 228 </w:t>
-            </w:r>
-            <w:proofErr w:type="gramStart"/>
-            <w:r>
-              <w:t>last.block</w:t>
-            </w:r>
-            <w:proofErr w:type="gramEnd"/>
-            <w:r>
-              <w:t xml:space="preserve"> -o orderer.example.com:7050 -c mychannel --tls --cafile /opt/gopath/src/github.com/hyperledger/fabric/peer/crypto/ordererOrganizations/example.com/orderers/orderer.example.com/msp/tlscacerts/tlsca.example.com-cert.pem</w:t>
+              <w:t># peer channel fetch 228 last.block -o orderer.example.com:7050 -c mychannel --tls --cafile /opt/gopath/src/github.com/hyperledger/fabric/peer/crypto/ordererOrganizations/example.com/orderers/orderer.example.com/msp/tlscacerts/tlsca.example.com-cert.pem</w:t>
             </w:r>
           </w:p>
           <w:p/>
@@ -33393,7 +32710,6 @@
             </w:r>
           </w:p>
           <w:p>
-            <w:proofErr w:type="gramStart"/>
             <w:r>
               <w:rPr>
                 <w:rFonts w:hint="eastAsia"/>
@@ -33401,11 +32717,7 @@
               <w:t>$</w:t>
             </w:r>
             <w:r>
-              <w:t xml:space="preserve"> .</w:t>
-            </w:r>
-            <w:proofErr w:type="gramEnd"/>
-            <w:r>
-              <w:t>/</w:t>
+              <w:t xml:space="preserve"> ./</w:t>
             </w:r>
             <w:hyperlink r:id="rId199" w:anchor="file-clean-sh" w:history="1">
               <w:r>
@@ -33804,17 +33116,8 @@
                   <w:rStyle w:val="a7"/>
                   <w:rFonts w:ascii="Times New Roman" w:hAnsi="Times New Roman" w:cs="Times New Roman"/>
                 </w:rPr>
-                <w:t>crypto-</w:t>
+                <w:t>crypto-config.yaml</w:t>
               </w:r>
-              <w:proofErr w:type="gramStart"/>
-              <w:r>
-                <w:rPr>
-                  <w:rStyle w:val="a7"/>
-                  <w:rFonts w:ascii="Times New Roman" w:hAnsi="Times New Roman" w:cs="Times New Roman"/>
-                </w:rPr>
-                <w:t>config.yaml</w:t>
-              </w:r>
-              <w:proofErr w:type="gramEnd"/>
             </w:hyperlink>
           </w:p>
           <w:p>
@@ -33830,7 +33133,6 @@
               <w:t xml:space="preserve">$ vi </w:t>
             </w:r>
             <w:hyperlink r:id="rId201" w:anchor="file-configtx-yaml" w:history="1">
-              <w:proofErr w:type="gramStart"/>
               <w:r>
                 <w:rPr>
                   <w:rStyle w:val="a7"/>
@@ -33838,7 +33140,6 @@
                 </w:rPr>
                 <w:t>configtx.yaml</w:t>
               </w:r>
-              <w:proofErr w:type="gramEnd"/>
             </w:hyperlink>
           </w:p>
           <w:p>
@@ -33947,7 +33248,6 @@
               <w:t xml:space="preserve">$ vi </w:t>
             </w:r>
             <w:hyperlink r:id="rId205" w:anchor="file-cli-yaml" w:history="1">
-              <w:proofErr w:type="gramStart"/>
               <w:r>
                 <w:rPr>
                   <w:rStyle w:val="a7"/>
@@ -33955,7 +33255,6 @@
                 </w:rPr>
                 <w:t>cli.yaml</w:t>
               </w:r>
-              <w:proofErr w:type="gramEnd"/>
             </w:hyperlink>
             <w:r>
               <w:rPr>
@@ -34002,7 +33301,6 @@
               <w:t>$ vi $HOME/fabric-samples/chaincode/abstore/go/</w:t>
             </w:r>
             <w:hyperlink r:id="rId206" w:anchor="file-abstore-go" w:history="1">
-              <w:proofErr w:type="gramStart"/>
               <w:r>
                 <w:rPr>
                   <w:rStyle w:val="a7"/>
@@ -34011,7 +33309,6 @@
                 </w:rPr>
                 <w:t>abstore.go</w:t>
               </w:r>
-              <w:proofErr w:type="gramEnd"/>
             </w:hyperlink>
             <w:r>
               <w:rPr>
@@ -34847,7 +34144,6 @@
                 <w:bCs/>
               </w:rPr>
             </w:pPr>
-            <w:proofErr w:type="gramStart"/>
             <w:r>
               <w:rPr>
                 <w:rFonts w:ascii="Times New Roman" w:hAnsi="Times New Roman" w:cs="Times New Roman" w:hint="eastAsia"/>
@@ -34866,16 +34162,7 @@
                 <w:b/>
                 <w:bCs/>
               </w:rPr>
-              <w:t>.</w:t>
-            </w:r>
-            <w:proofErr w:type="gramEnd"/>
-            <w:r>
-              <w:rPr>
-                <w:rFonts w:ascii="Times New Roman" w:hAnsi="Times New Roman" w:cs="Times New Roman"/>
-                <w:b/>
-                <w:bCs/>
-              </w:rPr>
-              <w:t>/</w:t>
+              <w:t>./</w:t>
             </w:r>
             <w:hyperlink r:id="rId211" w:anchor="file-orderer1-sh" w:history="1">
               <w:r>
@@ -35153,7 +34440,6 @@
                 <w:rFonts w:ascii="Times New Roman" w:hAnsi="Times New Roman" w:cs="Times New Roman"/>
               </w:rPr>
             </w:pPr>
-            <w:proofErr w:type="gramStart"/>
             <w:r>
               <w:rPr>
                 <w:rFonts w:ascii="Times New Roman" w:hAnsi="Times New Roman" w:cs="Times New Roman" w:hint="eastAsia"/>
@@ -35164,14 +34450,7 @@
               <w:rPr>
                 <w:rFonts w:ascii="Times New Roman" w:hAnsi="Times New Roman" w:cs="Times New Roman"/>
               </w:rPr>
-              <w:t xml:space="preserve"> .</w:t>
-            </w:r>
-            <w:proofErr w:type="gramEnd"/>
-            <w:r>
-              <w:rPr>
-                <w:rFonts w:ascii="Times New Roman" w:hAnsi="Times New Roman" w:cs="Times New Roman"/>
-              </w:rPr>
-              <w:t>/</w:t>
+              <w:t xml:space="preserve"> ./</w:t>
             </w:r>
             <w:hyperlink r:id="rId212" w:anchor="file-peer1-sh" w:history="1">
               <w:r>
@@ -35432,7 +34711,6 @@
                 <w:rFonts w:ascii="Times New Roman" w:hAnsi="Times New Roman" w:cs="Times New Roman"/>
               </w:rPr>
             </w:pPr>
-            <w:proofErr w:type="gramStart"/>
             <w:r>
               <w:rPr>
                 <w:rFonts w:ascii="Times New Roman" w:hAnsi="Times New Roman" w:cs="Times New Roman" w:hint="eastAsia"/>
@@ -35443,14 +34721,7 @@
               <w:rPr>
                 <w:rFonts w:ascii="Times New Roman" w:hAnsi="Times New Roman" w:cs="Times New Roman"/>
               </w:rPr>
-              <w:t xml:space="preserve"> .</w:t>
-            </w:r>
-            <w:proofErr w:type="gramEnd"/>
-            <w:r>
-              <w:rPr>
-                <w:rFonts w:ascii="Times New Roman" w:hAnsi="Times New Roman" w:cs="Times New Roman"/>
-              </w:rPr>
-              <w:t>/</w:t>
+              <w:t xml:space="preserve"> ./</w:t>
             </w:r>
             <w:hyperlink r:id="rId213" w:anchor="file-peer2-sh" w:history="1">
               <w:r>
@@ -35707,7 +34978,6 @@
                 <w:rFonts w:ascii="Times New Roman" w:hAnsi="Times New Roman" w:cs="Times New Roman"/>
               </w:rPr>
             </w:pPr>
-            <w:proofErr w:type="gramStart"/>
             <w:r>
               <w:rPr>
                 <w:rFonts w:ascii="Times New Roman" w:hAnsi="Times New Roman" w:cs="Times New Roman" w:hint="eastAsia"/>
@@ -35718,14 +34988,7 @@
               <w:rPr>
                 <w:rFonts w:ascii="Times New Roman" w:hAnsi="Times New Roman" w:cs="Times New Roman"/>
               </w:rPr>
-              <w:t xml:space="preserve"> .</w:t>
-            </w:r>
-            <w:proofErr w:type="gramEnd"/>
-            <w:r>
-              <w:rPr>
-                <w:rFonts w:ascii="Times New Roman" w:hAnsi="Times New Roman" w:cs="Times New Roman"/>
-              </w:rPr>
-              <w:t>/</w:t>
+              <w:t xml:space="preserve"> ./</w:t>
             </w:r>
             <w:hyperlink r:id="rId214" w:anchor="file-cli-sh" w:history="1">
               <w:r>
@@ -35984,21 +35247,7 @@
         <w:rPr>
           <w:rFonts w:ascii="Times New Roman" w:hAnsi="Times New Roman" w:cs="Times New Roman"/>
         </w:rPr>
-        <w:t xml:space="preserve"> connects to Peer0.org1.example.com:7051, creates a </w:t>
-      </w:r>
-      <w:proofErr w:type="gramStart"/>
-      <w:r>
-        <w:rPr>
-          <w:rFonts w:ascii="Times New Roman" w:hAnsi="Times New Roman" w:cs="Times New Roman"/>
-        </w:rPr>
-        <w:t>channel.block</w:t>
-      </w:r>
-      <w:proofErr w:type="gramEnd"/>
-      <w:r>
-        <w:rPr>
-          <w:rFonts w:ascii="Times New Roman" w:hAnsi="Times New Roman" w:cs="Times New Roman"/>
-        </w:rPr>
-        <w:t xml:space="preserve">, and then all peers join the channel.block, </w:t>
+        <w:t xml:space="preserve"> connects to Peer0.org1.example.com:7051, creates a channel.block, and then all peers join the channel.block, </w:t>
       </w:r>
     </w:p>
     <w:tbl>
@@ -36032,7 +35281,6 @@
               </w:rPr>
               <w:t xml:space="preserve">// </w:t>
             </w:r>
-            <w:proofErr w:type="gramStart"/>
             <w:r>
               <w:rPr>
                 <w:rFonts w:asciiTheme="minorHAnsi" w:hAnsiTheme="minorHAnsi" w:cstheme="minorHAnsi"/>
@@ -36041,7 +35289,6 @@
               </w:rPr>
               <w:t>CLI  goes</w:t>
             </w:r>
-            <w:proofErr w:type="gramEnd"/>
             <w:r>
               <w:rPr>
                 <w:rFonts w:asciiTheme="minorHAnsi" w:hAnsiTheme="minorHAnsi" w:cstheme="minorHAnsi"/>
@@ -36115,32 +35362,15 @@
                 <w:szCs w:val="22"/>
               </w:rPr>
               <w:br/>
-            </w:r>
-            <w:proofErr w:type="gramStart"/>
+              <w:t xml:space="preserve"># </w:t>
+            </w:r>
             <w:r>
               <w:rPr>
                 <w:rFonts w:asciiTheme="minorHAnsi" w:hAnsiTheme="minorHAnsi" w:cstheme="minorHAnsi"/>
                 <w:sz w:val="22"/>
                 <w:szCs w:val="22"/>
               </w:rPr>
-              <w:t xml:space="preserve"># </w:t>
-            </w:r>
-            <w:r>
-              <w:rPr>
-                <w:rFonts w:asciiTheme="minorHAnsi" w:hAnsiTheme="minorHAnsi" w:cstheme="minorHAnsi"/>
-                <w:sz w:val="22"/>
-                <w:szCs w:val="22"/>
-              </w:rPr>
-              <w:t>.</w:t>
-            </w:r>
-            <w:proofErr w:type="gramEnd"/>
-            <w:r>
-              <w:rPr>
-                <w:rFonts w:asciiTheme="minorHAnsi" w:hAnsiTheme="minorHAnsi" w:cstheme="minorHAnsi"/>
-                <w:sz w:val="22"/>
-                <w:szCs w:val="22"/>
-              </w:rPr>
-              <w:t>/</w:t>
+              <w:t>./</w:t>
             </w:r>
             <w:hyperlink r:id="rId215" w:anchor="file-step1-sh" w:history="1">
               <w:r>
@@ -36262,7 +35492,6 @@
                 <w:szCs w:val="22"/>
               </w:rPr>
             </w:pPr>
-            <w:proofErr w:type="gramStart"/>
             <w:r>
               <w:rPr>
                 <w:rFonts w:asciiTheme="minorHAnsi" w:hAnsiTheme="minorHAnsi" w:cstheme="minorHAnsi"/>
@@ -36277,16 +35506,7 @@
                 <w:sz w:val="22"/>
                 <w:szCs w:val="22"/>
               </w:rPr>
-              <w:t>.</w:t>
-            </w:r>
-            <w:proofErr w:type="gramEnd"/>
-            <w:r>
-              <w:rPr>
-                <w:rFonts w:asciiTheme="minorHAnsi" w:hAnsiTheme="minorHAnsi" w:cstheme="minorHAnsi"/>
-                <w:sz w:val="22"/>
-                <w:szCs w:val="22"/>
-              </w:rPr>
-              <w:t>/</w:t>
+              <w:t>./</w:t>
             </w:r>
             <w:hyperlink r:id="rId216" w:anchor="file-step2-sh" w:history="1">
               <w:r>
@@ -36550,16 +35770,8 @@
               <w:rPr>
                 <w:bCs/>
               </w:rPr>
-              <w:t xml:space="preserve"> </w:t>
-            </w:r>
-            <w:proofErr w:type="gramStart"/>
-            <w:r>
-              <w:rPr>
-                <w:bCs/>
-              </w:rPr>
-              <w:t>exit</w:t>
-            </w:r>
-            <w:proofErr w:type="gramEnd"/>
+              <w:t xml:space="preserve"> exit</w:t>
+            </w:r>
           </w:p>
           <w:p>
             <w:pPr>
@@ -36800,7 +36012,6 @@
                 <w:bCs/>
               </w:rPr>
             </w:pPr>
-            <w:proofErr w:type="gramStart"/>
             <w:r>
               <w:rPr>
                 <w:rFonts w:hint="eastAsia"/>
@@ -36812,14 +36023,7 @@
               <w:rPr>
                 <w:bCs/>
               </w:rPr>
-              <w:t xml:space="preserve"> .</w:t>
-            </w:r>
-            <w:proofErr w:type="gramEnd"/>
-            <w:r>
-              <w:rPr>
-                <w:bCs/>
-              </w:rPr>
-              <w:t>/</w:t>
+              <w:t xml:space="preserve"> ./</w:t>
             </w:r>
             <w:hyperlink r:id="rId220" w:anchor="file-all-sh" w:history="1">
               <w:r>
@@ -37185,7 +36389,6 @@
                 <w:bCs/>
               </w:rPr>
             </w:pPr>
-            <w:proofErr w:type="gramStart"/>
             <w:r>
               <w:rPr>
                 <w:rFonts w:hint="eastAsia"/>
@@ -37197,14 +36400,7 @@
               <w:rPr>
                 <w:bCs/>
               </w:rPr>
-              <w:t xml:space="preserve"> .</w:t>
-            </w:r>
-            <w:proofErr w:type="gramEnd"/>
-            <w:r>
-              <w:rPr>
-                <w:bCs/>
-              </w:rPr>
-              <w:t>/</w:t>
+              <w:t xml:space="preserve"> ./</w:t>
             </w:r>
             <w:hyperlink r:id="rId227" w:anchor="file-all-sh" w:history="1">
               <w:r>
@@ -37333,7 +36529,6 @@
               <w:t xml:space="preserve">vi </w:t>
             </w:r>
             <w:hyperlink r:id="rId229" w:anchor="file-package-json" w:history="1">
-              <w:proofErr w:type="gramStart"/>
               <w:r>
                 <w:rPr>
                   <w:rStyle w:val="a7"/>
@@ -37341,7 +36536,6 @@
                 </w:rPr>
                 <w:t>package.json</w:t>
               </w:r>
-              <w:proofErr w:type="gramEnd"/>
             </w:hyperlink>
           </w:p>
           <w:p>
@@ -37589,7 +36783,6 @@
                 <w:bCs/>
               </w:rPr>
             </w:pPr>
-            <w:proofErr w:type="gramStart"/>
             <w:r>
               <w:rPr>
                 <w:rFonts w:hint="eastAsia"/>
@@ -37601,14 +36794,7 @@
               <w:rPr>
                 <w:bCs/>
               </w:rPr>
-              <w:t xml:space="preserve"> .</w:t>
-            </w:r>
-            <w:proofErr w:type="gramEnd"/>
-            <w:r>
-              <w:rPr>
-                <w:bCs/>
-              </w:rPr>
-              <w:t>/</w:t>
+              <w:t xml:space="preserve"> ./</w:t>
             </w:r>
             <w:hyperlink r:id="rId235" w:anchor="file-all-sh" w:history="1">
               <w:r>
@@ -37702,7 +36888,6 @@
                 <w:bCs/>
               </w:rPr>
             </w:pPr>
-            <w:proofErr w:type="gramStart"/>
             <w:r>
               <w:rPr>
                 <w:rFonts w:hint="eastAsia"/>
@@ -37714,14 +36899,7 @@
               <w:rPr>
                 <w:bCs/>
               </w:rPr>
-              <w:t xml:space="preserve"> .</w:t>
-            </w:r>
-            <w:proofErr w:type="gramEnd"/>
-            <w:r>
-              <w:rPr>
-                <w:bCs/>
-              </w:rPr>
-              <w:t>/</w:t>
+              <w:t xml:space="preserve"> ./</w:t>
             </w:r>
             <w:hyperlink r:id="rId236" w:anchor="file-scp-sh" w:history="1">
               <w:r>
@@ -37753,7 +36931,6 @@
                 <w:bCs/>
               </w:rPr>
             </w:pPr>
-            <w:proofErr w:type="gramStart"/>
             <w:r>
               <w:rPr>
                 <w:rFonts w:hint="eastAsia"/>
@@ -37765,14 +36942,7 @@
               <w:rPr>
                 <w:bCs/>
               </w:rPr>
-              <w:t xml:space="preserve"> .</w:t>
-            </w:r>
-            <w:proofErr w:type="gramEnd"/>
-            <w:r>
-              <w:rPr>
-                <w:bCs/>
-              </w:rPr>
-              <w:t>/</w:t>
+              <w:t xml:space="preserve"> ./</w:t>
             </w:r>
             <w:hyperlink r:id="rId237" w:anchor="file-ssh-sh" w:history="1">
               <w:r>
@@ -38277,23 +37447,7 @@
                 <w:rFonts w:cstheme="minorHAnsi"/>
                 <w:b/>
               </w:rPr>
-              <w:t>docker logs $(docker ps -a | grep 'orderer'| awk '{print $</w:t>
-            </w:r>
-            <w:proofErr w:type="gramStart"/>
-            <w:r>
-              <w:rPr>
-                <w:rFonts w:cstheme="minorHAnsi"/>
-                <w:b/>
-              </w:rPr>
-              <w:t>1 }</w:t>
-            </w:r>
-            <w:proofErr w:type="gramEnd"/>
-            <w:r>
-              <w:rPr>
-                <w:rFonts w:cstheme="minorHAnsi"/>
-                <w:b/>
-              </w:rPr>
-              <w:t>') &gt;&amp; ordererlog</w:t>
+              <w:t>docker logs $(docker ps -a | grep 'orderer'| awk '{print $1 }') &gt;&amp; ordererlog</w:t>
             </w:r>
             <w:r>
               <w:rPr>
@@ -38480,23 +37634,7 @@
                 <w:rFonts w:cstheme="minorHAnsi"/>
                 <w:b/>
               </w:rPr>
-              <w:t>'| awk '{print $</w:t>
-            </w:r>
-            <w:proofErr w:type="gramStart"/>
-            <w:r>
-              <w:rPr>
-                <w:rFonts w:cstheme="minorHAnsi"/>
-                <w:b/>
-              </w:rPr>
-              <w:t>1 }</w:t>
-            </w:r>
-            <w:proofErr w:type="gramEnd"/>
-            <w:r>
-              <w:rPr>
-                <w:rFonts w:cstheme="minorHAnsi"/>
-                <w:b/>
-              </w:rPr>
-              <w:t>') &gt;&amp; peerlog</w:t>
+              <w:t>'| awk '{print $1 }') &gt;&amp; peerlog</w:t>
             </w:r>
           </w:p>
           <w:p>
@@ -38607,15 +37745,7 @@
           </w:p>
           <w:p>
             <w:r>
-              <w:t xml:space="preserve"># peer channel fetch 2 </w:t>
-            </w:r>
-            <w:proofErr w:type="gramStart"/>
-            <w:r>
-              <w:t>last.block</w:t>
-            </w:r>
-            <w:proofErr w:type="gramEnd"/>
-            <w:r>
-              <w:t xml:space="preserve"> -o orderer.example.com:7050 -c mychannel --tls --cafile /opt/gopath/src/github.com/hyperledger/fabric/peer/crypto/ordererOrganizations/example.com/orderers/orderer.example.com/msp/tlscacerts/tlsca.example.com-cert.pem</w:t>
+              <w:t># peer channel fetch 2 last.block -o orderer.example.com:7050 -c mychannel --tls --cafile /opt/gopath/src/github.com/hyperledger/fabric/peer/crypto/ordererOrganizations/example.com/orderers/orderer.example.com/msp/tlscacerts/tlsca.example.com-cert.pem</w:t>
             </w:r>
           </w:p>
           <w:p/>
@@ -38730,6 +37860,13 @@
         </w:rPr>
         <w:t>Dynamic Adjust Block Parameters</w:t>
       </w:r>
+      <w:r>
+        <w:rPr>
+          <w:rStyle w:val="a3"/>
+          <w:color w:val="2F5496" w:themeColor="accent1" w:themeShade="BF"/>
+        </w:rPr>
+        <w:t xml:space="preserve"> on Single OSN</w:t>
+      </w:r>
     </w:p>
     <w:p/>
     <w:p>
@@ -38744,69 +37881,11 @@
         </w:rPr>
         <w:t xml:space="preserve">Step 1 (Run): </w:t>
       </w:r>
-      <w:proofErr w:type="spellStart"/>
-      <w:r>
-        <w:rPr>
-          <w:bCs/>
-        </w:rPr>
-        <w:t>Orderer</w:t>
-      </w:r>
-      <w:proofErr w:type="spellEnd"/>
-      <w:r>
-        <w:rPr>
-          <w:bCs/>
-        </w:rPr>
-        <w:t xml:space="preserve"> fetches the latest block configuration, where </w:t>
-      </w:r>
-      <w:proofErr w:type="spellStart"/>
-      <w:r>
-        <w:rPr>
-          <w:bCs/>
-        </w:rPr>
-        <w:t>orderer</w:t>
-      </w:r>
-      <w:proofErr w:type="spellEnd"/>
-      <w:r>
-        <w:rPr>
-          <w:bCs/>
-        </w:rPr>
-        <w:t xml:space="preserve"> pulls the channel configuration in </w:t>
-      </w:r>
-      <w:proofErr w:type="spellStart"/>
-      <w:r>
-        <w:rPr>
-          <w:bCs/>
-        </w:rPr>
-        <w:t>protobuf</w:t>
-      </w:r>
-      <w:proofErr w:type="spellEnd"/>
-      <w:r>
-        <w:rPr>
-          <w:bCs/>
-        </w:rPr>
-        <w:t xml:space="preserve"> format and create a file named </w:t>
-      </w:r>
-      <w:proofErr w:type="spellStart"/>
-      <w:r>
-        <w:rPr>
-          <w:bCs/>
-        </w:rPr>
-        <w:t>config_</w:t>
-      </w:r>
-      <w:proofErr w:type="gramStart"/>
-      <w:r>
-        <w:rPr>
-          <w:bCs/>
-        </w:rPr>
-        <w:t>block.pb</w:t>
-      </w:r>
-      <w:proofErr w:type="spellEnd"/>
-      <w:proofErr w:type="gramEnd"/>
-      <w:r>
-        <w:rPr>
-          <w:bCs/>
-        </w:rPr>
-        <w:t>, as follows,</w:t>
+      <w:r>
+        <w:rPr>
+          <w:bCs/>
+        </w:rPr>
+        <w:t>Orderer fetches the latest block configuration, where orderer pulls the channel configuration in protobuf format and create a file named config_block.pb, as follows,</w:t>
       </w:r>
     </w:p>
     <w:tbl>
@@ -38869,97 +37948,7 @@
                 <w:bCs/>
                 <w:color w:val="4472C4" w:themeColor="accent1"/>
               </w:rPr>
-              <w:t>CORE_PEER_MSPCONFIGPATH=/opt/gopath/src/github.com/hyperledger/fabric/peer/crypto/ordererOrganizations/example.com/users/Admin@example.com/msp CORE_PEER_ADDRESS=orderer.example.com:7050 CORE_PEER_LOCALMSPID="</w:t>
-            </w:r>
-            <w:proofErr w:type="spellStart"/>
-            <w:r>
-              <w:rPr>
-                <w:b/>
-                <w:bCs/>
-                <w:color w:val="4472C4" w:themeColor="accent1"/>
-              </w:rPr>
-              <w:t>OrdererMSP</w:t>
-            </w:r>
-            <w:proofErr w:type="spellEnd"/>
-            <w:r>
-              <w:rPr>
-                <w:b/>
-                <w:bCs/>
-                <w:color w:val="4472C4" w:themeColor="accent1"/>
-              </w:rPr>
-              <w:t xml:space="preserve">" CORE_PEER_TLS_ROOTCERT_FILE=/opt/gopath/src/github.com/hyperledger/fabric/peer/crypto/ordererOrganizations/example.com/orderers/orderer.example.com/msp/tlscacerts/tlsca.example.com-cert.pem peer channel fetch config </w:t>
-            </w:r>
-            <w:proofErr w:type="spellStart"/>
-            <w:r>
-              <w:rPr>
-                <w:b/>
-                <w:bCs/>
-                <w:color w:val="4472C4" w:themeColor="accent1"/>
-              </w:rPr>
-              <w:t>config_block.pb</w:t>
-            </w:r>
-            <w:proofErr w:type="spellEnd"/>
-            <w:r>
-              <w:rPr>
-                <w:b/>
-                <w:bCs/>
-                <w:color w:val="4472C4" w:themeColor="accent1"/>
-              </w:rPr>
-              <w:t xml:space="preserve"> -o orderer.example.com:7050 -c </w:t>
-            </w:r>
-            <w:proofErr w:type="spellStart"/>
-            <w:r>
-              <w:rPr>
-                <w:b/>
-                <w:bCs/>
-                <w:color w:val="4472C4" w:themeColor="accent1"/>
-              </w:rPr>
-              <w:t>mychannel</w:t>
-            </w:r>
-            <w:proofErr w:type="spellEnd"/>
-            <w:r>
-              <w:rPr>
-                <w:b/>
-                <w:bCs/>
-                <w:color w:val="4472C4" w:themeColor="accent1"/>
-              </w:rPr>
-              <w:t xml:space="preserve"> --</w:t>
-            </w:r>
-            <w:proofErr w:type="spellStart"/>
-            <w:r>
-              <w:rPr>
-                <w:b/>
-                <w:bCs/>
-                <w:color w:val="4472C4" w:themeColor="accent1"/>
-              </w:rPr>
-              <w:t>tls</w:t>
-            </w:r>
-            <w:proofErr w:type="spellEnd"/>
-            <w:r>
-              <w:rPr>
-                <w:b/>
-                <w:bCs/>
-                <w:color w:val="4472C4" w:themeColor="accent1"/>
-              </w:rPr>
-              <w:t xml:space="preserve"> --</w:t>
-            </w:r>
-            <w:proofErr w:type="spellStart"/>
-            <w:r>
-              <w:rPr>
-                <w:b/>
-                <w:bCs/>
-                <w:color w:val="4472C4" w:themeColor="accent1"/>
-              </w:rPr>
-              <w:t>cafile</w:t>
-            </w:r>
-            <w:proofErr w:type="spellEnd"/>
-            <w:r>
-              <w:rPr>
-                <w:b/>
-                <w:bCs/>
-                <w:color w:val="4472C4" w:themeColor="accent1"/>
-              </w:rPr>
-              <w:t xml:space="preserve"> /opt/gopath/src/github.com/hyperledger/fabric/peer/crypto/ordererOrganizations/example.com/orderers/orderer.example.com/msp/tlscacerts/tlsca.example.com-cert.pem</w:t>
+              <w:t>CORE_PEER_MSPCONFIGPATH=/opt/gopath/src/github.com/hyperledger/fabric/peer/crypto/ordererOrganizations/example.com/users/Admin@example.com/msp CORE_PEER_ADDRESS=orderer.example.com:7050 CORE_PEER_LOCALMSPID="OrdererMSP" CORE_PEER_TLS_ROOTCERT_FILE=/opt/gopath/src/github.com/hyperledger/fabric/peer/crypto/ordererOrganizations/example.com/orderers/orderer.example.com/msp/tlscacerts/tlsca.example.com-cert.pem peer channel fetch config config_block.pb -o orderer.example.com:7050 -c mychannel --tls --cafile /opt/gopath/src/github.com/hyperledger/fabric/peer/crypto/ordererOrganizations/example.com/orderers/orderer.example.com/msp/tlscacerts/tlsca.example.com-cert.pem</w:t>
             </w:r>
           </w:p>
           <w:p/>
@@ -39038,43 +38027,7 @@
         <w:rPr>
           <w:bCs/>
         </w:rPr>
-        <w:t xml:space="preserve">We convert the configuration file named </w:t>
-      </w:r>
-      <w:proofErr w:type="spellStart"/>
-      <w:r>
-        <w:rPr>
-          <w:bCs/>
-        </w:rPr>
-        <w:t>config_</w:t>
-      </w:r>
-      <w:proofErr w:type="gramStart"/>
-      <w:r>
-        <w:rPr>
-          <w:bCs/>
-        </w:rPr>
-        <w:t>block.pb</w:t>
-      </w:r>
-      <w:proofErr w:type="spellEnd"/>
-      <w:proofErr w:type="gramEnd"/>
-      <w:r>
-        <w:rPr>
-          <w:bCs/>
-        </w:rPr>
-        <w:t xml:space="preserve"> to JSON file named </w:t>
-      </w:r>
-      <w:proofErr w:type="spellStart"/>
-      <w:r>
-        <w:rPr>
-          <w:bCs/>
-        </w:rPr>
-        <w:t>config.json</w:t>
-      </w:r>
-      <w:proofErr w:type="spellEnd"/>
-      <w:r>
-        <w:rPr>
-          <w:bCs/>
-        </w:rPr>
-        <w:t>, as follows,</w:t>
+        <w:t>We convert the configuration file named config_block.pb to JSON file named config.json, as follows,</w:t>
       </w:r>
     </w:p>
     <w:tbl>
@@ -39110,136 +38063,13 @@
               </w:rPr>
               <w:t xml:space="preserve"> </w:t>
             </w:r>
-            <w:proofErr w:type="spellStart"/>
             <w:r>
               <w:rPr>
                 <w:b/>
                 <w:color w:val="4472C4" w:themeColor="accent1"/>
               </w:rPr>
-              <w:t>configtxlator</w:t>
-            </w:r>
-            <w:proofErr w:type="spellEnd"/>
-            <w:r>
-              <w:rPr>
-                <w:b/>
-                <w:color w:val="4472C4" w:themeColor="accent1"/>
-              </w:rPr>
-              <w:t xml:space="preserve"> </w:t>
-            </w:r>
-            <w:proofErr w:type="spellStart"/>
-            <w:r>
-              <w:rPr>
-                <w:b/>
-                <w:color w:val="4472C4" w:themeColor="accent1"/>
-              </w:rPr>
-              <w:t>proto_decode</w:t>
-            </w:r>
-            <w:proofErr w:type="spellEnd"/>
-            <w:r>
-              <w:rPr>
-                <w:b/>
-                <w:color w:val="4472C4" w:themeColor="accent1"/>
-              </w:rPr>
-              <w:t xml:space="preserve"> --input </w:t>
-            </w:r>
-            <w:proofErr w:type="spellStart"/>
-            <w:r>
-              <w:rPr>
-                <w:b/>
-                <w:color w:val="4472C4" w:themeColor="accent1"/>
-              </w:rPr>
-              <w:t>config_</w:t>
-            </w:r>
-            <w:proofErr w:type="gramStart"/>
-            <w:r>
-              <w:rPr>
-                <w:b/>
-                <w:color w:val="4472C4" w:themeColor="accent1"/>
-              </w:rPr>
-              <w:t>block.pb</w:t>
-            </w:r>
-            <w:proofErr w:type="spellEnd"/>
-            <w:proofErr w:type="gramEnd"/>
-            <w:r>
-              <w:rPr>
-                <w:b/>
-                <w:color w:val="4472C4" w:themeColor="accent1"/>
-              </w:rPr>
-              <w:t xml:space="preserve"> --type </w:t>
-            </w:r>
-            <w:proofErr w:type="spellStart"/>
-            <w:r>
-              <w:rPr>
-                <w:b/>
-                <w:color w:val="4472C4" w:themeColor="accent1"/>
-              </w:rPr>
-              <w:t>common.Block</w:t>
-            </w:r>
-            <w:proofErr w:type="spellEnd"/>
-            <w:r>
-              <w:rPr>
-                <w:b/>
-                <w:color w:val="4472C4" w:themeColor="accent1"/>
-              </w:rPr>
-              <w:t xml:space="preserve"> | </w:t>
-            </w:r>
-            <w:proofErr w:type="spellStart"/>
-            <w:r>
-              <w:rPr>
-                <w:b/>
-                <w:color w:val="4472C4" w:themeColor="accent1"/>
-              </w:rPr>
-              <w:t>jq</w:t>
-            </w:r>
-            <w:proofErr w:type="spellEnd"/>
-            <w:r>
-              <w:rPr>
-                <w:b/>
-                <w:color w:val="4472C4" w:themeColor="accent1"/>
-              </w:rPr>
-              <w:t xml:space="preserve"> .</w:t>
-            </w:r>
-            <w:proofErr w:type="spellStart"/>
-            <w:r>
-              <w:rPr>
-                <w:b/>
-                <w:color w:val="4472C4" w:themeColor="accent1"/>
-              </w:rPr>
-              <w:t>data.data</w:t>
-            </w:r>
-            <w:proofErr w:type="spellEnd"/>
-            <w:r>
-              <w:rPr>
-                <w:b/>
-                <w:color w:val="4472C4" w:themeColor="accent1"/>
-              </w:rPr>
-              <w:t>[0].</w:t>
-            </w:r>
-            <w:proofErr w:type="spellStart"/>
-            <w:r>
-              <w:rPr>
-                <w:b/>
-                <w:color w:val="4472C4" w:themeColor="accent1"/>
-              </w:rPr>
-              <w:t>payload.data.config</w:t>
-            </w:r>
-            <w:proofErr w:type="spellEnd"/>
-            <w:r>
-              <w:rPr>
-                <w:b/>
-                <w:color w:val="4472C4" w:themeColor="accent1"/>
-              </w:rPr>
-              <w:t xml:space="preserve"> &gt; </w:t>
-            </w:r>
-            <w:proofErr w:type="spellStart"/>
-            <w:r>
-              <w:rPr>
-                <w:b/>
-                <w:color w:val="4472C4" w:themeColor="accent1"/>
-              </w:rPr>
-              <w:t>config.json</w:t>
-            </w:r>
-            <w:proofErr w:type="spellEnd"/>
+              <w:t>configtxlator proto_decode --input config_block.pb --type common.Block | jq .data.data[0].payload.data.config &gt; config.json</w:t>
+            </w:r>
           </w:p>
           <w:p>
             <w:pPr>
@@ -39313,21 +38143,7 @@
               <w:rPr>
                 <w:bCs/>
               </w:rPr>
-              <w:t xml:space="preserve">We can check that the initial </w:t>
-            </w:r>
-            <w:proofErr w:type="spellStart"/>
-            <w:r>
-              <w:rPr>
-                <w:bCs/>
-              </w:rPr>
-              <w:t>BatchSize</w:t>
-            </w:r>
-            <w:proofErr w:type="spellEnd"/>
-            <w:r>
-              <w:rPr>
-                <w:bCs/>
-              </w:rPr>
-              <w:t xml:space="preserve"> is 60,</w:t>
+              <w:t>We can check that the initial BatchSize is 60,</w:t>
             </w:r>
           </w:p>
           <w:p>
@@ -39418,43 +38234,7 @@
         <w:rPr>
           <w:bCs/>
         </w:rPr>
-        <w:t xml:space="preserve">We update the </w:t>
-      </w:r>
-      <w:proofErr w:type="spellStart"/>
-      <w:r>
-        <w:rPr>
-          <w:bCs/>
-        </w:rPr>
-        <w:t>BatchSize</w:t>
-      </w:r>
-      <w:proofErr w:type="spellEnd"/>
-      <w:r>
-        <w:rPr>
-          <w:bCs/>
-        </w:rPr>
-        <w:t xml:space="preserve"> value from 60 to 80, and save the modified json file as </w:t>
-      </w:r>
-      <w:proofErr w:type="spellStart"/>
-      <w:r>
-        <w:rPr>
-          <w:bCs/>
-        </w:rPr>
-        <w:t>modified_</w:t>
-      </w:r>
-      <w:proofErr w:type="gramStart"/>
-      <w:r>
-        <w:rPr>
-          <w:bCs/>
-        </w:rPr>
-        <w:t>config.json</w:t>
-      </w:r>
-      <w:proofErr w:type="spellEnd"/>
-      <w:proofErr w:type="gramEnd"/>
-      <w:r>
-        <w:rPr>
-          <w:bCs/>
-        </w:rPr>
-        <w:t>, as follows,</w:t>
+        <w:t>We update the BatchSize value from 60 to 80, and save the modified json file as modified_config.json, as follows,</w:t>
       </w:r>
     </w:p>
     <w:tbl>
@@ -39490,64 +38270,28 @@
                 <w:b/>
                 <w:color w:val="4472C4" w:themeColor="accent1"/>
               </w:rPr>
-              <w:t>BS=</w:t>
-            </w:r>
-            <w:proofErr w:type="gramStart"/>
+              <w:t>BS=".channel_group.groups.Orderer.values.BatchSize.value.max_message_count"</w:t>
+            </w:r>
+          </w:p>
+          <w:p>
+            <w:pPr>
+              <w:rPr>
+                <w:bCs/>
+              </w:rPr>
+            </w:pPr>
+            <w:r>
+              <w:rPr>
+                <w:bCs/>
+              </w:rPr>
+              <w:t xml:space="preserve"># </w:t>
+            </w:r>
             <w:r>
               <w:rPr>
                 <w:b/>
                 <w:color w:val="4472C4" w:themeColor="accent1"/>
               </w:rPr>
-              <w:t>".channel_group.groups.Orderer.values.BatchSize.value.max</w:t>
-            </w:r>
-            <w:proofErr w:type="gramEnd"/>
-            <w:r>
-              <w:rPr>
-                <w:b/>
-                <w:color w:val="4472C4" w:themeColor="accent1"/>
-              </w:rPr>
-              <w:t>_message_count"</w:t>
-            </w:r>
-          </w:p>
-          <w:p>
-            <w:pPr>
-              <w:rPr>
-                <w:bCs/>
-              </w:rPr>
-            </w:pPr>
-            <w:r>
-              <w:rPr>
-                <w:bCs/>
-              </w:rPr>
-              <w:t xml:space="preserve"># </w:t>
-            </w:r>
-            <w:proofErr w:type="spellStart"/>
-            <w:r>
-              <w:rPr>
-                <w:b/>
-                <w:color w:val="4472C4" w:themeColor="accent1"/>
-              </w:rPr>
-              <w:t>jq</w:t>
-            </w:r>
-            <w:proofErr w:type="spellEnd"/>
-            <w:r>
-              <w:rPr>
-                <w:b/>
-                <w:color w:val="4472C4" w:themeColor="accent1"/>
-              </w:rPr>
-              <w:t xml:space="preserve"> "$BS" </w:t>
-            </w:r>
-            <w:proofErr w:type="spellStart"/>
-            <w:proofErr w:type="gramStart"/>
-            <w:r>
-              <w:rPr>
-                <w:b/>
-                <w:color w:val="4472C4" w:themeColor="accent1"/>
-              </w:rPr>
-              <w:t>config.json</w:t>
-            </w:r>
-            <w:proofErr w:type="spellEnd"/>
-            <w:proofErr w:type="gramEnd"/>
+              <w:t>jq "$BS" config.json</w:t>
+            </w:r>
           </w:p>
           <w:p>
             <w:pPr>
@@ -39624,103 +38368,40 @@
               </w:rPr>
               <w:t xml:space="preserve"># </w:t>
             </w:r>
-            <w:proofErr w:type="spellStart"/>
             <w:r>
               <w:rPr>
                 <w:b/>
                 <w:color w:val="4472C4" w:themeColor="accent1"/>
               </w:rPr>
-              <w:t>jq</w:t>
-            </w:r>
-            <w:proofErr w:type="spellEnd"/>
+              <w:t>jq "$BS = 80" config.json &gt; modified_config.json</w:t>
+            </w:r>
+          </w:p>
+          <w:p>
+            <w:pPr>
+              <w:rPr>
+                <w:bCs/>
+              </w:rPr>
+            </w:pPr>
+            <w:r>
+              <w:rPr>
+                <w:rFonts w:hint="eastAsia"/>
+                <w:bCs/>
+              </w:rPr>
+              <w:t>#</w:t>
+            </w:r>
+            <w:r>
+              <w:rPr>
+                <w:bCs/>
+              </w:rPr>
+              <w:t xml:space="preserve"> </w:t>
+            </w:r>
             <w:r>
               <w:rPr>
                 <w:b/>
                 <w:color w:val="4472C4" w:themeColor="accent1"/>
               </w:rPr>
-              <w:t xml:space="preserve"> "$BS = 80" </w:t>
-            </w:r>
-            <w:proofErr w:type="spellStart"/>
-            <w:proofErr w:type="gramStart"/>
-            <w:r>
-              <w:rPr>
-                <w:b/>
-                <w:color w:val="4472C4" w:themeColor="accent1"/>
-              </w:rPr>
-              <w:t>config.json</w:t>
-            </w:r>
-            <w:proofErr w:type="spellEnd"/>
-            <w:proofErr w:type="gramEnd"/>
-            <w:r>
-              <w:rPr>
-                <w:b/>
-                <w:color w:val="4472C4" w:themeColor="accent1"/>
-              </w:rPr>
-              <w:t xml:space="preserve"> &gt; </w:t>
-            </w:r>
-            <w:proofErr w:type="spellStart"/>
-            <w:r>
-              <w:rPr>
-                <w:b/>
-                <w:color w:val="4472C4" w:themeColor="accent1"/>
-              </w:rPr>
-              <w:t>modified_config.json</w:t>
-            </w:r>
-            <w:proofErr w:type="spellEnd"/>
-          </w:p>
-          <w:p>
-            <w:pPr>
-              <w:rPr>
-                <w:bCs/>
-              </w:rPr>
-            </w:pPr>
-            <w:r>
-              <w:rPr>
-                <w:rFonts w:hint="eastAsia"/>
-                <w:bCs/>
-              </w:rPr>
-              <w:t>#</w:t>
-            </w:r>
-            <w:r>
-              <w:rPr>
-                <w:bCs/>
-              </w:rPr>
-              <w:t xml:space="preserve"> </w:t>
-            </w:r>
-            <w:proofErr w:type="spellStart"/>
-            <w:r>
-              <w:rPr>
-                <w:b/>
-                <w:color w:val="4472C4" w:themeColor="accent1"/>
-              </w:rPr>
-              <w:t>jq</w:t>
-            </w:r>
-            <w:proofErr w:type="spellEnd"/>
-            <w:r>
-              <w:rPr>
-                <w:b/>
-                <w:color w:val="4472C4" w:themeColor="accent1"/>
-              </w:rPr>
-              <w:t xml:space="preserve"> "$BS" </w:t>
-            </w:r>
-            <w:proofErr w:type="spellStart"/>
-            <w:r>
-              <w:rPr>
-                <w:b/>
-                <w:color w:val="4472C4" w:themeColor="accent1"/>
-              </w:rPr>
-              <w:t>modified_</w:t>
-            </w:r>
-            <w:proofErr w:type="gramStart"/>
-            <w:r>
-              <w:rPr>
-                <w:b/>
-                <w:color w:val="4472C4" w:themeColor="accent1"/>
-              </w:rPr>
-              <w:t>config.json</w:t>
-            </w:r>
-            <w:proofErr w:type="spellEnd"/>
-            <w:proofErr w:type="gramEnd"/>
+              <w:t>jq "$BS" modified_config.json</w:t>
+            </w:r>
           </w:p>
           <w:p>
             <w:pPr>
@@ -39810,65 +38491,7 @@
         <w:rPr>
           <w:bCs/>
         </w:rPr>
-        <w:t xml:space="preserve">We convert the initial </w:t>
-      </w:r>
-      <w:proofErr w:type="spellStart"/>
-      <w:proofErr w:type="gramStart"/>
-      <w:r>
-        <w:rPr>
-          <w:bCs/>
-        </w:rPr>
-        <w:t>config.json</w:t>
-      </w:r>
-      <w:proofErr w:type="spellEnd"/>
-      <w:proofErr w:type="gramEnd"/>
-      <w:r>
-        <w:rPr>
-          <w:bCs/>
-        </w:rPr>
-        <w:t xml:space="preserve"> to </w:t>
-      </w:r>
-      <w:proofErr w:type="spellStart"/>
-      <w:r>
-        <w:rPr>
-          <w:bCs/>
-        </w:rPr>
-        <w:t>config.pb</w:t>
-      </w:r>
-      <w:proofErr w:type="spellEnd"/>
-      <w:r>
-        <w:rPr>
-          <w:bCs/>
-        </w:rPr>
-        <w:t xml:space="preserve"> and convert the </w:t>
-      </w:r>
-      <w:proofErr w:type="spellStart"/>
-      <w:r>
-        <w:rPr>
-          <w:bCs/>
-        </w:rPr>
-        <w:t>modified_config.json</w:t>
-      </w:r>
-      <w:proofErr w:type="spellEnd"/>
-      <w:r>
-        <w:rPr>
-          <w:bCs/>
-        </w:rPr>
-        <w:t xml:space="preserve"> to </w:t>
-      </w:r>
-      <w:proofErr w:type="spellStart"/>
-      <w:r>
-        <w:rPr>
-          <w:bCs/>
-        </w:rPr>
-        <w:t>modified_config.pb</w:t>
-      </w:r>
-      <w:proofErr w:type="spellEnd"/>
-      <w:r>
-        <w:rPr>
-          <w:bCs/>
-        </w:rPr>
-        <w:t>, as follows,</w:t>
+        <w:t>We convert the initial config.json to config.pb and convert the modified_config.json to modified_config.pb, as follows,</w:t>
       </w:r>
     </w:p>
     <w:tbl>
@@ -39897,176 +38520,33 @@
               </w:rPr>
               <w:t xml:space="preserve"># </w:t>
             </w:r>
-            <w:proofErr w:type="spellStart"/>
             <w:r>
               <w:rPr>
                 <w:b/>
                 <w:color w:val="4472C4" w:themeColor="accent1"/>
               </w:rPr>
-              <w:t>configtxlator</w:t>
-            </w:r>
-            <w:proofErr w:type="spellEnd"/>
+              <w:t>configtxlator proto_encode --input config.json --type common.Config --output config.pb</w:t>
+            </w:r>
+          </w:p>
+          <w:p>
+            <w:pPr>
+              <w:rPr>
+                <w:bCs/>
+              </w:rPr>
+            </w:pPr>
+            <w:r>
+              <w:rPr>
+                <w:bCs/>
+              </w:rPr>
+              <w:t xml:space="preserve"># </w:t>
+            </w:r>
             <w:r>
               <w:rPr>
                 <w:b/>
                 <w:color w:val="4472C4" w:themeColor="accent1"/>
               </w:rPr>
-              <w:t xml:space="preserve"> </w:t>
-            </w:r>
-            <w:proofErr w:type="spellStart"/>
-            <w:r>
-              <w:rPr>
-                <w:b/>
-                <w:color w:val="4472C4" w:themeColor="accent1"/>
-              </w:rPr>
-              <w:t>proto_encode</w:t>
-            </w:r>
-            <w:proofErr w:type="spellEnd"/>
-            <w:r>
-              <w:rPr>
-                <w:b/>
-                <w:color w:val="4472C4" w:themeColor="accent1"/>
-              </w:rPr>
-              <w:t xml:space="preserve"> --input </w:t>
-            </w:r>
-            <w:proofErr w:type="spellStart"/>
-            <w:proofErr w:type="gramStart"/>
-            <w:r>
-              <w:rPr>
-                <w:b/>
-                <w:color w:val="4472C4" w:themeColor="accent1"/>
-              </w:rPr>
-              <w:t>config.json</w:t>
-            </w:r>
-            <w:proofErr w:type="spellEnd"/>
-            <w:proofErr w:type="gramEnd"/>
-            <w:r>
-              <w:rPr>
-                <w:b/>
-                <w:color w:val="4472C4" w:themeColor="accent1"/>
-              </w:rPr>
-              <w:t xml:space="preserve"> --type </w:t>
-            </w:r>
-            <w:proofErr w:type="spellStart"/>
-            <w:r>
-              <w:rPr>
-                <w:b/>
-                <w:color w:val="4472C4" w:themeColor="accent1"/>
-              </w:rPr>
-              <w:t>common.Config</w:t>
-            </w:r>
-            <w:proofErr w:type="spellEnd"/>
-            <w:r>
-              <w:rPr>
-                <w:b/>
-                <w:color w:val="4472C4" w:themeColor="accent1"/>
-              </w:rPr>
-              <w:t xml:space="preserve"> --output </w:t>
-            </w:r>
-            <w:proofErr w:type="spellStart"/>
-            <w:r>
-              <w:rPr>
-                <w:b/>
-                <w:color w:val="4472C4" w:themeColor="accent1"/>
-              </w:rPr>
-              <w:t>config.pb</w:t>
-            </w:r>
-            <w:proofErr w:type="spellEnd"/>
-          </w:p>
-          <w:p>
-            <w:pPr>
-              <w:rPr>
-                <w:bCs/>
-              </w:rPr>
-            </w:pPr>
-            <w:r>
-              <w:rPr>
-                <w:bCs/>
-              </w:rPr>
-              <w:t xml:space="preserve"># </w:t>
-            </w:r>
-            <w:proofErr w:type="spellStart"/>
-            <w:r>
-              <w:rPr>
-                <w:b/>
-                <w:color w:val="4472C4" w:themeColor="accent1"/>
-              </w:rPr>
-              <w:t>configtxlator</w:t>
-            </w:r>
-            <w:proofErr w:type="spellEnd"/>
-            <w:r>
-              <w:rPr>
-                <w:b/>
-                <w:color w:val="4472C4" w:themeColor="accent1"/>
-              </w:rPr>
-              <w:t xml:space="preserve"> </w:t>
-            </w:r>
-            <w:proofErr w:type="spellStart"/>
-            <w:r>
-              <w:rPr>
-                <w:b/>
-                <w:color w:val="4472C4" w:themeColor="accent1"/>
-              </w:rPr>
-              <w:t>proto_encode</w:t>
-            </w:r>
-            <w:proofErr w:type="spellEnd"/>
-            <w:r>
-              <w:rPr>
-                <w:b/>
-                <w:color w:val="4472C4" w:themeColor="accent1"/>
-              </w:rPr>
-              <w:t xml:space="preserve"> --input </w:t>
-            </w:r>
-            <w:proofErr w:type="spellStart"/>
-            <w:r>
-              <w:rPr>
-                <w:b/>
-                <w:color w:val="4472C4" w:themeColor="accent1"/>
-              </w:rPr>
-              <w:t>modified_</w:t>
-            </w:r>
-            <w:proofErr w:type="gramStart"/>
-            <w:r>
-              <w:rPr>
-                <w:b/>
-                <w:color w:val="4472C4" w:themeColor="accent1"/>
-              </w:rPr>
-              <w:t>config.json</w:t>
-            </w:r>
-            <w:proofErr w:type="spellEnd"/>
-            <w:proofErr w:type="gramEnd"/>
-            <w:r>
-              <w:rPr>
-                <w:b/>
-                <w:color w:val="4472C4" w:themeColor="accent1"/>
-              </w:rPr>
-              <w:t xml:space="preserve"> --type </w:t>
-            </w:r>
-            <w:proofErr w:type="spellStart"/>
-            <w:r>
-              <w:rPr>
-                <w:b/>
-                <w:color w:val="4472C4" w:themeColor="accent1"/>
-              </w:rPr>
-              <w:t>common.Config</w:t>
-            </w:r>
-            <w:proofErr w:type="spellEnd"/>
-            <w:r>
-              <w:rPr>
-                <w:b/>
-                <w:color w:val="4472C4" w:themeColor="accent1"/>
-              </w:rPr>
-              <w:t xml:space="preserve"> --output </w:t>
-            </w:r>
-            <w:proofErr w:type="spellStart"/>
-            <w:r>
-              <w:rPr>
-                <w:b/>
-                <w:color w:val="4472C4" w:themeColor="accent1"/>
-              </w:rPr>
-              <w:t>modified_config.pb</w:t>
-            </w:r>
-            <w:proofErr w:type="spellEnd"/>
+              <w:t>configtxlator proto_encode --input modified_config.json --type common.Config --output modified_config.pb</w:t>
+            </w:r>
           </w:p>
           <w:p>
             <w:pPr>
@@ -40156,59 +38636,7 @@
         <w:rPr>
           <w:bCs/>
         </w:rPr>
-        <w:t xml:space="preserve">We calculate the difference between </w:t>
-      </w:r>
-      <w:proofErr w:type="spellStart"/>
-      <w:proofErr w:type="gramStart"/>
-      <w:r>
-        <w:rPr>
-          <w:bCs/>
-        </w:rPr>
-        <w:t>config.pb</w:t>
-      </w:r>
-      <w:proofErr w:type="spellEnd"/>
-      <w:proofErr w:type="gramEnd"/>
-      <w:r>
-        <w:rPr>
-          <w:bCs/>
-        </w:rPr>
-        <w:t xml:space="preserve"> and </w:t>
-      </w:r>
-      <w:proofErr w:type="spellStart"/>
-      <w:r>
-        <w:rPr>
-          <w:bCs/>
-        </w:rPr>
-        <w:t>modified_config.pb</w:t>
-      </w:r>
-      <w:proofErr w:type="spellEnd"/>
-      <w:r>
-        <w:rPr>
-          <w:bCs/>
-        </w:rPr>
-        <w:t xml:space="preserve">. The difference to be appended is named </w:t>
-      </w:r>
-      <w:proofErr w:type="spellStart"/>
-      <w:r>
-        <w:rPr>
-          <w:bCs/>
-        </w:rPr>
-        <w:t>file_</w:t>
-      </w:r>
-      <w:proofErr w:type="gramStart"/>
-      <w:r>
-        <w:rPr>
-          <w:bCs/>
-        </w:rPr>
-        <w:t>update.pb</w:t>
-      </w:r>
-      <w:proofErr w:type="spellEnd"/>
-      <w:proofErr w:type="gramEnd"/>
-      <w:r>
-        <w:rPr>
-          <w:bCs/>
-        </w:rPr>
-        <w:t>, as follows,</w:t>
+        <w:t>We calculate the difference between config.pb and modified_config.pb. The difference to be appended is named file_update.pb, as follows,</w:t>
       </w:r>
     </w:p>
     <w:tbl>
@@ -40237,113 +38665,13 @@
               </w:rPr>
               <w:t xml:space="preserve"># </w:t>
             </w:r>
-            <w:proofErr w:type="spellStart"/>
             <w:r>
               <w:rPr>
                 <w:b/>
                 <w:color w:val="4472C4" w:themeColor="accent1"/>
               </w:rPr>
-              <w:t>configtxlator</w:t>
-            </w:r>
-            <w:proofErr w:type="spellEnd"/>
-            <w:r>
-              <w:rPr>
-                <w:b/>
-                <w:color w:val="4472C4" w:themeColor="accent1"/>
-              </w:rPr>
-              <w:t xml:space="preserve"> </w:t>
-            </w:r>
-            <w:proofErr w:type="spellStart"/>
-            <w:r>
-              <w:rPr>
-                <w:b/>
-                <w:color w:val="4472C4" w:themeColor="accent1"/>
-              </w:rPr>
-              <w:t>compute_update</w:t>
-            </w:r>
-            <w:proofErr w:type="spellEnd"/>
-            <w:r>
-              <w:rPr>
-                <w:b/>
-                <w:color w:val="4472C4" w:themeColor="accent1"/>
-              </w:rPr>
-              <w:t xml:space="preserve"> --</w:t>
-            </w:r>
-            <w:proofErr w:type="spellStart"/>
-            <w:r>
-              <w:rPr>
-                <w:b/>
-                <w:color w:val="4472C4" w:themeColor="accent1"/>
-              </w:rPr>
-              <w:t>channel_id</w:t>
-            </w:r>
-            <w:proofErr w:type="spellEnd"/>
-            <w:r>
-              <w:rPr>
-                <w:b/>
-                <w:color w:val="4472C4" w:themeColor="accent1"/>
-              </w:rPr>
-              <w:t xml:space="preserve"> </w:t>
-            </w:r>
-            <w:proofErr w:type="spellStart"/>
-            <w:r>
-              <w:rPr>
-                <w:b/>
-                <w:color w:val="4472C4" w:themeColor="accent1"/>
-              </w:rPr>
-              <w:t>mychannel</w:t>
-            </w:r>
-            <w:proofErr w:type="spellEnd"/>
-            <w:r>
-              <w:rPr>
-                <w:b/>
-                <w:color w:val="4472C4" w:themeColor="accent1"/>
-              </w:rPr>
-              <w:t xml:space="preserve"> --original </w:t>
-            </w:r>
-            <w:proofErr w:type="spellStart"/>
-            <w:proofErr w:type="gramStart"/>
-            <w:r>
-              <w:rPr>
-                <w:b/>
-                <w:color w:val="4472C4" w:themeColor="accent1"/>
-              </w:rPr>
-              <w:t>config.pb</w:t>
-            </w:r>
-            <w:proofErr w:type="spellEnd"/>
-            <w:proofErr w:type="gramEnd"/>
-            <w:r>
-              <w:rPr>
-                <w:b/>
-                <w:color w:val="4472C4" w:themeColor="accent1"/>
-              </w:rPr>
-              <w:t xml:space="preserve"> --updated </w:t>
-            </w:r>
-            <w:proofErr w:type="spellStart"/>
-            <w:r>
-              <w:rPr>
-                <w:b/>
-                <w:color w:val="4472C4" w:themeColor="accent1"/>
-              </w:rPr>
-              <w:t>modified_config.pb</w:t>
-            </w:r>
-            <w:proofErr w:type="spellEnd"/>
-            <w:r>
-              <w:rPr>
-                <w:b/>
-                <w:color w:val="4472C4" w:themeColor="accent1"/>
-              </w:rPr>
-              <w:t xml:space="preserve"> --output </w:t>
-            </w:r>
-            <w:proofErr w:type="spellStart"/>
-            <w:r>
-              <w:rPr>
-                <w:b/>
-                <w:color w:val="4472C4" w:themeColor="accent1"/>
-              </w:rPr>
-              <w:t>final_update.pb</w:t>
-            </w:r>
-            <w:proofErr w:type="spellEnd"/>
+              <w:t>configtxlator compute_update --channel_id mychannel --original config.pb --updated modified_config.pb --output final_update.pb</w:t>
+            </w:r>
           </w:p>
           <w:p>
             <w:pPr>
@@ -40462,332 +38790,59 @@
               </w:rPr>
               <w:t xml:space="preserve"># </w:t>
             </w:r>
-            <w:proofErr w:type="spellStart"/>
             <w:r>
               <w:rPr>
                 <w:b/>
                 <w:color w:val="4472C4" w:themeColor="accent1"/>
               </w:rPr>
-              <w:t>configtxlator</w:t>
-            </w:r>
-            <w:proofErr w:type="spellEnd"/>
+              <w:t>configtxlator proto_decode --input final_update.pb --type common.ConfigUpdate | jq . &gt; final_update.json</w:t>
+            </w:r>
+          </w:p>
+          <w:p>
+            <w:pPr>
+              <w:rPr>
+                <w:bCs/>
+              </w:rPr>
+            </w:pPr>
+            <w:r>
+              <w:rPr>
+                <w:rFonts w:hint="eastAsia"/>
+                <w:bCs/>
+              </w:rPr>
+              <w:t>#</w:t>
+            </w:r>
+            <w:r>
+              <w:rPr>
+                <w:bCs/>
+              </w:rPr>
+              <w:t xml:space="preserve"> </w:t>
+            </w:r>
             <w:r>
               <w:rPr>
                 <w:b/>
                 <w:color w:val="4472C4" w:themeColor="accent1"/>
               </w:rPr>
+              <w:t>echo "{\"payload\":{\"header\":{\"channel_header\":{\"channel_id\":\"mychannel\", \"type\":2}},\"data\":{\"config_update\":"$(cat final_update.json)"}}}" | jq . &gt;  header_in_envolope.json</w:t>
+            </w:r>
+          </w:p>
+          <w:p>
+            <w:r>
+              <w:rPr>
+                <w:rFonts w:hint="eastAsia"/>
+              </w:rPr>
+              <w:t>#</w:t>
+            </w:r>
+            <w:r>
               <w:t xml:space="preserve"> </w:t>
             </w:r>
-            <w:proofErr w:type="spellStart"/>
             <w:r>
               <w:rPr>
                 <w:b/>
+                <w:bCs/>
                 <w:color w:val="4472C4" w:themeColor="accent1"/>
               </w:rPr>
-              <w:t>proto_decode</w:t>
-            </w:r>
-            <w:proofErr w:type="spellEnd"/>
-            <w:r>
-              <w:rPr>
-                <w:b/>
-                <w:color w:val="4472C4" w:themeColor="accent1"/>
-              </w:rPr>
-              <w:t xml:space="preserve"> --input </w:t>
-            </w:r>
-            <w:proofErr w:type="spellStart"/>
-            <w:r>
-              <w:rPr>
-                <w:b/>
-                <w:color w:val="4472C4" w:themeColor="accent1"/>
-              </w:rPr>
-              <w:t>final_</w:t>
-            </w:r>
-            <w:proofErr w:type="gramStart"/>
-            <w:r>
-              <w:rPr>
-                <w:b/>
-                <w:color w:val="4472C4" w:themeColor="accent1"/>
-              </w:rPr>
-              <w:t>update.pb</w:t>
-            </w:r>
-            <w:proofErr w:type="spellEnd"/>
-            <w:proofErr w:type="gramEnd"/>
-            <w:r>
-              <w:rPr>
-                <w:b/>
-                <w:color w:val="4472C4" w:themeColor="accent1"/>
-              </w:rPr>
-              <w:t xml:space="preserve"> --type </w:t>
-            </w:r>
-            <w:proofErr w:type="spellStart"/>
-            <w:r>
-              <w:rPr>
-                <w:b/>
-                <w:color w:val="4472C4" w:themeColor="accent1"/>
-              </w:rPr>
-              <w:t>common.ConfigUpdate</w:t>
-            </w:r>
-            <w:proofErr w:type="spellEnd"/>
-            <w:r>
-              <w:rPr>
-                <w:b/>
-                <w:color w:val="4472C4" w:themeColor="accent1"/>
-              </w:rPr>
-              <w:t xml:space="preserve"> | </w:t>
-            </w:r>
-            <w:proofErr w:type="spellStart"/>
-            <w:r>
-              <w:rPr>
-                <w:b/>
-                <w:color w:val="4472C4" w:themeColor="accent1"/>
-              </w:rPr>
-              <w:t>jq</w:t>
-            </w:r>
-            <w:proofErr w:type="spellEnd"/>
-            <w:r>
-              <w:rPr>
-                <w:b/>
-                <w:color w:val="4472C4" w:themeColor="accent1"/>
-              </w:rPr>
-              <w:t xml:space="preserve"> . &gt; </w:t>
-            </w:r>
-            <w:proofErr w:type="spellStart"/>
-            <w:r>
-              <w:rPr>
-                <w:b/>
-                <w:color w:val="4472C4" w:themeColor="accent1"/>
-              </w:rPr>
-              <w:t>final_</w:t>
-            </w:r>
-            <w:proofErr w:type="gramStart"/>
-            <w:r>
-              <w:rPr>
-                <w:b/>
-                <w:color w:val="4472C4" w:themeColor="accent1"/>
-              </w:rPr>
-              <w:t>update.json</w:t>
-            </w:r>
-            <w:proofErr w:type="spellEnd"/>
-            <w:proofErr w:type="gramEnd"/>
-          </w:p>
-          <w:p>
-            <w:pPr>
-              <w:rPr>
-                <w:bCs/>
-              </w:rPr>
-            </w:pPr>
-            <w:r>
-              <w:rPr>
-                <w:rFonts w:hint="eastAsia"/>
-                <w:bCs/>
-              </w:rPr>
-              <w:t>#</w:t>
-            </w:r>
-            <w:r>
-              <w:rPr>
-                <w:bCs/>
-              </w:rPr>
-              <w:t xml:space="preserve"> </w:t>
-            </w:r>
-            <w:r>
-              <w:rPr>
-                <w:b/>
-                <w:color w:val="4472C4" w:themeColor="accent1"/>
-              </w:rPr>
-              <w:t>echo "{\"payload\</w:t>
-            </w:r>
-            <w:proofErr w:type="gramStart"/>
-            <w:r>
-              <w:rPr>
-                <w:b/>
-                <w:color w:val="4472C4" w:themeColor="accent1"/>
-              </w:rPr>
-              <w:t>":{</w:t>
-            </w:r>
-            <w:proofErr w:type="gramEnd"/>
-            <w:r>
-              <w:rPr>
-                <w:b/>
-                <w:color w:val="4472C4" w:themeColor="accent1"/>
-              </w:rPr>
-              <w:t>\"header\":{\"channel_header\":{\"channel_id\":\"mychannel\", \"type\":2}},\"data\":{\"</w:t>
-            </w:r>
-            <w:proofErr w:type="spellStart"/>
-            <w:r>
-              <w:rPr>
-                <w:b/>
-                <w:color w:val="4472C4" w:themeColor="accent1"/>
-              </w:rPr>
-              <w:t>config_update</w:t>
-            </w:r>
-            <w:proofErr w:type="spellEnd"/>
-            <w:r>
-              <w:rPr>
-                <w:b/>
-                <w:color w:val="4472C4" w:themeColor="accent1"/>
-              </w:rPr>
-              <w:t xml:space="preserve">\":"$(cat </w:t>
-            </w:r>
-            <w:proofErr w:type="spellStart"/>
-            <w:r>
-              <w:rPr>
-                <w:b/>
-                <w:color w:val="4472C4" w:themeColor="accent1"/>
-              </w:rPr>
-              <w:t>final_update.json</w:t>
-            </w:r>
-            <w:proofErr w:type="spellEnd"/>
-            <w:r>
-              <w:rPr>
-                <w:b/>
-                <w:color w:val="4472C4" w:themeColor="accent1"/>
-              </w:rPr>
-              <w:t xml:space="preserve">)"}}}" | </w:t>
-            </w:r>
-            <w:proofErr w:type="spellStart"/>
-            <w:r>
-              <w:rPr>
-                <w:b/>
-                <w:color w:val="4472C4" w:themeColor="accent1"/>
-              </w:rPr>
-              <w:t>jq</w:t>
-            </w:r>
-            <w:proofErr w:type="spellEnd"/>
-            <w:r>
-              <w:rPr>
-                <w:b/>
-                <w:color w:val="4472C4" w:themeColor="accent1"/>
-              </w:rPr>
-              <w:t xml:space="preserve"> . </w:t>
-            </w:r>
-            <w:proofErr w:type="gramStart"/>
-            <w:r>
-              <w:rPr>
-                <w:b/>
-                <w:color w:val="4472C4" w:themeColor="accent1"/>
-              </w:rPr>
-              <w:t xml:space="preserve">&gt;  </w:t>
-            </w:r>
-            <w:proofErr w:type="spellStart"/>
-            <w:r>
-              <w:rPr>
-                <w:b/>
-                <w:color w:val="4472C4" w:themeColor="accent1"/>
-              </w:rPr>
-              <w:t>header</w:t>
-            </w:r>
-            <w:proofErr w:type="gramEnd"/>
-            <w:r>
-              <w:rPr>
-                <w:b/>
-                <w:color w:val="4472C4" w:themeColor="accent1"/>
-              </w:rPr>
-              <w:t>_in_envolope.json</w:t>
-            </w:r>
-            <w:proofErr w:type="spellEnd"/>
-          </w:p>
-          <w:p>
-            <w:r>
-              <w:rPr>
-                <w:rFonts w:hint="eastAsia"/>
-              </w:rPr>
-              <w:t>#</w:t>
-            </w:r>
-            <w:r>
-              <w:t xml:space="preserve"> </w:t>
-            </w:r>
-            <w:proofErr w:type="spellStart"/>
-            <w:r>
-              <w:rPr>
-                <w:b/>
-                <w:bCs/>
-                <w:color w:val="4472C4" w:themeColor="accent1"/>
-              </w:rPr>
-              <w:t>configtxlator</w:t>
-            </w:r>
-            <w:proofErr w:type="spellEnd"/>
-            <w:r>
-              <w:rPr>
-                <w:b/>
-                <w:bCs/>
-                <w:color w:val="4472C4" w:themeColor="accent1"/>
-              </w:rPr>
-              <w:t xml:space="preserve"> </w:t>
-            </w:r>
-            <w:proofErr w:type="spellStart"/>
-            <w:r>
-              <w:rPr>
-                <w:b/>
-                <w:bCs/>
-                <w:color w:val="4472C4" w:themeColor="accent1"/>
-              </w:rPr>
-              <w:t>proto_encode</w:t>
-            </w:r>
-            <w:proofErr w:type="spellEnd"/>
-            <w:r>
-              <w:rPr>
-                <w:b/>
-                <w:bCs/>
-                <w:color w:val="4472C4" w:themeColor="accent1"/>
-              </w:rPr>
-              <w:t xml:space="preserve"> --input </w:t>
-            </w:r>
-            <w:proofErr w:type="spellStart"/>
-            <w:r>
-              <w:rPr>
-                <w:b/>
-                <w:bCs/>
-                <w:color w:val="4472C4" w:themeColor="accent1"/>
-              </w:rPr>
-              <w:t>header_in_</w:t>
-            </w:r>
-            <w:proofErr w:type="gramStart"/>
-            <w:r>
-              <w:rPr>
-                <w:b/>
-                <w:bCs/>
-                <w:color w:val="4472C4" w:themeColor="accent1"/>
-              </w:rPr>
-              <w:t>envolope.json</w:t>
-            </w:r>
-            <w:proofErr w:type="spellEnd"/>
-            <w:proofErr w:type="gramEnd"/>
-            <w:r>
-              <w:rPr>
-                <w:b/>
-                <w:bCs/>
-                <w:color w:val="4472C4" w:themeColor="accent1"/>
-              </w:rPr>
-              <w:t xml:space="preserve"> --type </w:t>
-            </w:r>
-            <w:proofErr w:type="spellStart"/>
-            <w:r>
-              <w:rPr>
-                <w:b/>
-                <w:bCs/>
-                <w:color w:val="4472C4" w:themeColor="accent1"/>
-              </w:rPr>
-              <w:t>common.Envelope</w:t>
-            </w:r>
-            <w:proofErr w:type="spellEnd"/>
-            <w:r>
-              <w:rPr>
-                <w:b/>
-                <w:bCs/>
-                <w:color w:val="4472C4" w:themeColor="accent1"/>
-              </w:rPr>
-              <w:t xml:space="preserve"> --output </w:t>
-            </w:r>
-            <w:proofErr w:type="spellStart"/>
-            <w:r>
-              <w:rPr>
-                <w:b/>
-                <w:bCs/>
-                <w:color w:val="4472C4" w:themeColor="accent1"/>
-              </w:rPr>
-              <w:t>final_update_in_envelope.pb</w:t>
-            </w:r>
-            <w:proofErr w:type="spellEnd"/>
+              <w:t>configtxlator proto_encode --input header_in_envolope.json --type common.Envelope --output final_update_in_envelope.pb</w:t>
+            </w:r>
           </w:p>
           <w:p>
             <w:pPr>
@@ -40904,110 +38959,34 @@
                 <w:bCs/>
                 <w:color w:val="4472C4" w:themeColor="accent1"/>
               </w:rPr>
-              <w:t xml:space="preserve">CORE_PEER_MSPCONFIGPATH=/opt/gopath/src/github.com/hyperledger/fabric/peer/crypto/peerOrganizations/org1.example.com/users/Admin@org1.example.com/msp CORE_PEER_ADDRESS=peer0.org1.example.com:7051 CORE_PEER_LOCALMSPID="Org1MSP" CORE_PEER_TLS_ROOTCERT_FILE=/opt/gopath/src/github.com/hyperledger/fabric/peer/crypto/peerOrganizations/org1.example.com/peers/peer0.org1.example.com/tls/ca.crt peer channel </w:t>
-            </w:r>
-            <w:proofErr w:type="spellStart"/>
+              <w:t>CORE_PEER_MSPCONFIGPATH=/opt/gopath/src/github.com/hyperledger/fabric/peer/crypto/peerOrganizations/org1.example.com/users/Admin@org1.example.com/msp CORE_PEER_ADDRESS=peer0.org1.example.com:7051 CORE_PEER_LOCALMSPID="Org1MSP" CORE_PEER_TLS_ROOTCERT_FILE=/opt/gopath/src/github.com/hyperledger/fabric/peer/crypto/peerOrganizations/org1.example.com/peers/peer0.org1.example.com/tls/ca.crt peer channel signconfigtx -f final_update_in_envelope.pb</w:t>
+            </w:r>
+          </w:p>
+          <w:p>
+            <w:pPr>
+              <w:rPr>
+                <w:bCs/>
+              </w:rPr>
+            </w:pPr>
+          </w:p>
+          <w:p>
+            <w:r>
+              <w:rPr>
+                <w:rFonts w:hint="eastAsia"/>
+              </w:rPr>
+              <w:t>#</w:t>
+            </w:r>
+            <w:r>
+              <w:t xml:space="preserve"> </w:t>
+            </w:r>
             <w:r>
               <w:rPr>
                 <w:b/>
                 <w:bCs/>
                 <w:color w:val="4472C4" w:themeColor="accent1"/>
               </w:rPr>
-              <w:t>signconfigtx</w:t>
-            </w:r>
-            <w:proofErr w:type="spellEnd"/>
-            <w:r>
-              <w:rPr>
-                <w:b/>
-                <w:bCs/>
-                <w:color w:val="4472C4" w:themeColor="accent1"/>
-              </w:rPr>
-              <w:t xml:space="preserve"> -f </w:t>
-            </w:r>
-            <w:proofErr w:type="spellStart"/>
-            <w:r>
-              <w:rPr>
-                <w:b/>
-                <w:bCs/>
-                <w:color w:val="4472C4" w:themeColor="accent1"/>
-              </w:rPr>
-              <w:t>final_update_in_</w:t>
-            </w:r>
-            <w:proofErr w:type="gramStart"/>
-            <w:r>
-              <w:rPr>
-                <w:b/>
-                <w:bCs/>
-                <w:color w:val="4472C4" w:themeColor="accent1"/>
-              </w:rPr>
-              <w:t>envelope.pb</w:t>
-            </w:r>
-            <w:proofErr w:type="spellEnd"/>
-            <w:proofErr w:type="gramEnd"/>
-          </w:p>
-          <w:p>
-            <w:pPr>
-              <w:rPr>
-                <w:bCs/>
-              </w:rPr>
-            </w:pPr>
-          </w:p>
-          <w:p>
-            <w:r>
-              <w:rPr>
-                <w:rFonts w:hint="eastAsia"/>
-              </w:rPr>
-              <w:t>#</w:t>
-            </w:r>
-            <w:r>
-              <w:t xml:space="preserve"> </w:t>
-            </w:r>
-            <w:r>
-              <w:rPr>
-                <w:b/>
-                <w:bCs/>
-                <w:color w:val="4472C4" w:themeColor="accent1"/>
-              </w:rPr>
-              <w:t xml:space="preserve">CORE_PEER_MSPCONFIGPATH=/opt/gopath/src/github.com/hyperledger/fabric/peer/crypto/peerOrganizations/org2.example.com/users/Admin@org2.example.com/msp CORE_PEER_ADDRESS=peer0.org2.example.com:8051 CORE_PEER_LOCALMSPID="Org2MSP" CORE_PEER_TLS_ROOTCERT_FILE=/opt/gopath/src/github.com/hyperledger/fabric/peer/crypto/peerOrganizations/org2.example.com/peers/peer0.org2.example.com/tls/ca.crt peer channel </w:t>
-            </w:r>
-            <w:proofErr w:type="spellStart"/>
-            <w:r>
-              <w:rPr>
-                <w:b/>
-                <w:bCs/>
-                <w:color w:val="4472C4" w:themeColor="accent1"/>
-              </w:rPr>
-              <w:t>signconfigtx</w:t>
-            </w:r>
-            <w:proofErr w:type="spellEnd"/>
-            <w:r>
-              <w:rPr>
-                <w:b/>
-                <w:bCs/>
-                <w:color w:val="4472C4" w:themeColor="accent1"/>
-              </w:rPr>
-              <w:t xml:space="preserve"> -f </w:t>
-            </w:r>
-            <w:proofErr w:type="spellStart"/>
-            <w:r>
-              <w:rPr>
-                <w:b/>
-                <w:bCs/>
-                <w:color w:val="4472C4" w:themeColor="accent1"/>
-              </w:rPr>
-              <w:t>final_update_in_</w:t>
-            </w:r>
-            <w:proofErr w:type="gramStart"/>
-            <w:r>
-              <w:rPr>
-                <w:b/>
-                <w:bCs/>
-                <w:color w:val="4472C4" w:themeColor="accent1"/>
-              </w:rPr>
-              <w:t>envelope.pb</w:t>
-            </w:r>
-            <w:proofErr w:type="spellEnd"/>
-            <w:proofErr w:type="gramEnd"/>
+              <w:t>CORE_PEER_MSPCONFIGPATH=/opt/gopath/src/github.com/hyperledger/fabric/peer/crypto/peerOrganizations/org2.example.com/users/Admin@org2.example.com/msp CORE_PEER_ADDRESS=peer0.org2.example.com:8051 CORE_PEER_LOCALMSPID="Org2MSP" CORE_PEER_TLS_ROOTCERT_FILE=/opt/gopath/src/github.com/hyperledger/fabric/peer/crypto/peerOrganizations/org2.example.com/peers/peer0.org2.example.com/tls/ca.crt peer channel signconfigtx -f final_update_in_envelope.pb</w:t>
+            </w:r>
           </w:p>
           <w:p>
             <w:pPr>
@@ -41093,19 +39072,11 @@
         </w:rPr>
         <w:t xml:space="preserve">Step 7 (Run): </w:t>
       </w:r>
-      <w:proofErr w:type="spellStart"/>
-      <w:r>
-        <w:rPr>
-          <w:bCs/>
-        </w:rPr>
-        <w:t>Orderer</w:t>
-      </w:r>
-      <w:proofErr w:type="spellEnd"/>
-      <w:r>
-        <w:rPr>
-          <w:bCs/>
-        </w:rPr>
-        <w:t xml:space="preserve"> update the channel as follows,</w:t>
+      <w:r>
+        <w:rPr>
+          <w:bCs/>
+        </w:rPr>
+        <w:t>Orderer update the channel as follows,</w:t>
       </w:r>
     </w:p>
     <w:tbl>
@@ -41138,97 +39109,7 @@
                 <w:bCs/>
                 <w:color w:val="4472C4" w:themeColor="accent1"/>
               </w:rPr>
-              <w:t>CORE_PEER_MSPCONFIGPATH=/opt/gopath/src/github.com/hyperledger/fabric/peer/crypto/ordererOrganizations/example.com/users/Admin@example.com/msp CORE_PEER_ADDRESS=orderer.example.com:7050 CORE_PEER_LOCALMSPID="</w:t>
-            </w:r>
-            <w:proofErr w:type="spellStart"/>
-            <w:r>
-              <w:rPr>
-                <w:b/>
-                <w:bCs/>
-                <w:color w:val="4472C4" w:themeColor="accent1"/>
-              </w:rPr>
-              <w:t>OrdererMSP</w:t>
-            </w:r>
-            <w:proofErr w:type="spellEnd"/>
-            <w:r>
-              <w:rPr>
-                <w:b/>
-                <w:bCs/>
-                <w:color w:val="4472C4" w:themeColor="accent1"/>
-              </w:rPr>
-              <w:t xml:space="preserve">" CORE_PEER_TLS_ROOTCERT_FILE=/opt/gopath/src/github.com/hyperledger/fabric/peer/crypto/ordererOrganizations/example.com/orderers/orderer.example.com/msp/tlscacerts/tlsca.example.com-cert.pem peer channel update -f </w:t>
-            </w:r>
-            <w:proofErr w:type="spellStart"/>
-            <w:r>
-              <w:rPr>
-                <w:b/>
-                <w:bCs/>
-                <w:color w:val="4472C4" w:themeColor="accent1"/>
-              </w:rPr>
-              <w:t>final_update_in_envelope.pb</w:t>
-            </w:r>
-            <w:proofErr w:type="spellEnd"/>
-            <w:r>
-              <w:rPr>
-                <w:b/>
-                <w:bCs/>
-                <w:color w:val="4472C4" w:themeColor="accent1"/>
-              </w:rPr>
-              <w:t xml:space="preserve"> -c </w:t>
-            </w:r>
-            <w:proofErr w:type="spellStart"/>
-            <w:r>
-              <w:rPr>
-                <w:b/>
-                <w:bCs/>
-                <w:color w:val="4472C4" w:themeColor="accent1"/>
-              </w:rPr>
-              <w:t>mychannel</w:t>
-            </w:r>
-            <w:proofErr w:type="spellEnd"/>
-            <w:r>
-              <w:rPr>
-                <w:b/>
-                <w:bCs/>
-                <w:color w:val="4472C4" w:themeColor="accent1"/>
-              </w:rPr>
-              <w:t xml:space="preserve"> -o orderer.example.com:7050 --</w:t>
-            </w:r>
-            <w:proofErr w:type="spellStart"/>
-            <w:r>
-              <w:rPr>
-                <w:b/>
-                <w:bCs/>
-                <w:color w:val="4472C4" w:themeColor="accent1"/>
-              </w:rPr>
-              <w:t>tls</w:t>
-            </w:r>
-            <w:proofErr w:type="spellEnd"/>
-            <w:r>
-              <w:rPr>
-                <w:b/>
-                <w:bCs/>
-                <w:color w:val="4472C4" w:themeColor="accent1"/>
-              </w:rPr>
-              <w:t xml:space="preserve"> --</w:t>
-            </w:r>
-            <w:proofErr w:type="spellStart"/>
-            <w:r>
-              <w:rPr>
-                <w:b/>
-                <w:bCs/>
-                <w:color w:val="4472C4" w:themeColor="accent1"/>
-              </w:rPr>
-              <w:t>cafile</w:t>
-            </w:r>
-            <w:proofErr w:type="spellEnd"/>
-            <w:r>
-              <w:rPr>
-                <w:b/>
-                <w:bCs/>
-                <w:color w:val="4472C4" w:themeColor="accent1"/>
-              </w:rPr>
-              <w:t xml:space="preserve"> /opt/gopath/src/github.com/hyperledger/fabric/peer/crypto/ordererOrganizations/example.com/orderers/orderer.example.com/msp/tlscacerts/tlsca.example.com-cert.pem</w:t>
+              <w:t>CORE_PEER_MSPCONFIGPATH=/opt/gopath/src/github.com/hyperledger/fabric/peer/crypto/ordererOrganizations/example.com/users/Admin@example.com/msp CORE_PEER_ADDRESS=orderer.example.com:7050 CORE_PEER_LOCALMSPID="OrdererMSP" CORE_PEER_TLS_ROOTCERT_FILE=/opt/gopath/src/github.com/hyperledger/fabric/peer/crypto/ordererOrganizations/example.com/orderers/orderer.example.com/msp/tlscacerts/tlsca.example.com-cert.pem peer channel update -f final_update_in_envelope.pb -c mychannel -o orderer.example.com:7050 --tls --cafile /opt/gopath/src/github.com/hyperledger/fabric/peer/crypto/ordererOrganizations/example.com/orderers/orderer.example.com/msp/tlscacerts/tlsca.example.com-cert.pem</w:t>
             </w:r>
           </w:p>
           <w:p>
@@ -41319,21 +39200,7 @@
         <w:rPr>
           <w:bCs/>
         </w:rPr>
-        <w:t xml:space="preserve">We can validate that the </w:t>
-      </w:r>
-      <w:proofErr w:type="spellStart"/>
-      <w:r>
-        <w:rPr>
-          <w:bCs/>
-        </w:rPr>
-        <w:t>BatchSize</w:t>
-      </w:r>
-      <w:proofErr w:type="spellEnd"/>
-      <w:r>
-        <w:rPr>
-          <w:bCs/>
-        </w:rPr>
-        <w:t xml:space="preserve"> is now from 60 to 80, as follows,</w:t>
+        <w:t>We can validate that the BatchSize is now from 60 to 80, as follows,</w:t>
       </w:r>
     </w:p>
     <w:tbl>
@@ -41375,303 +39242,55 @@
                 <w:color w:val="4472C4" w:themeColor="accent1"/>
               </w:rPr>
               <w:lastRenderedPageBreak/>
-              <w:t>CORE_PEER_ADDRESS=orderer.example.com:7050 CORE_PEER_LOCALMSPID="</w:t>
-            </w:r>
-            <w:proofErr w:type="spellStart"/>
+              <w:t>CORE_PEER_ADDRESS=orderer.example.com:7050 CORE_PEER_LOCALMSPID="OrdererMSP" CORE_PEER_TLS_ROOTCERT_FILE=/opt/gopath/src/github.com/hyperledger/fabric/peer/crypto/ordererOrganizations/example.com/orderers/orderer.example.com/msp/tlscacerts/tlsca.example.com-cert.pem peer channel fetch config config_block.pb -o orderer.example.com:7050 -c mychannel --tls --cafile /opt/gopath/src/github.com/hyperledger/fabric/peer/crypto/ordererOrganizations/example.com/orderers/orderer.example.com/msp/tlscacerts/tlsca.example.com-cert.pem</w:t>
+            </w:r>
+          </w:p>
+          <w:p/>
+          <w:p>
+            <w:r>
+              <w:rPr>
+                <w:rFonts w:hint="eastAsia"/>
+              </w:rPr>
+              <w:t>#</w:t>
+            </w:r>
+            <w:r>
+              <w:t xml:space="preserve"> </w:t>
+            </w:r>
             <w:r>
               <w:rPr>
                 <w:b/>
                 <w:bCs/>
                 <w:color w:val="4472C4" w:themeColor="accent1"/>
               </w:rPr>
-              <w:t>OrdererMSP</w:t>
-            </w:r>
-            <w:proofErr w:type="spellEnd"/>
-            <w:r>
-              <w:rPr>
-                <w:b/>
-                <w:bCs/>
-                <w:color w:val="4472C4" w:themeColor="accent1"/>
-              </w:rPr>
-              <w:t xml:space="preserve">" CORE_PEER_TLS_ROOTCERT_FILE=/opt/gopath/src/github.com/hyperledger/fabric/peer/crypto/ordererOrganizations/example.com/orderers/orderer.example.com/msp/tlscacerts/tlsca.example.com-cert.pem peer channel fetch config </w:t>
-            </w:r>
-            <w:proofErr w:type="spellStart"/>
-            <w:r>
-              <w:rPr>
-                <w:b/>
-                <w:bCs/>
-                <w:color w:val="4472C4" w:themeColor="accent1"/>
-              </w:rPr>
-              <w:t>config_block.pb</w:t>
-            </w:r>
-            <w:proofErr w:type="spellEnd"/>
-            <w:r>
-              <w:rPr>
-                <w:b/>
-                <w:bCs/>
-                <w:color w:val="4472C4" w:themeColor="accent1"/>
-              </w:rPr>
-              <w:t xml:space="preserve"> -o orderer.example.com:7050 -c </w:t>
-            </w:r>
-            <w:proofErr w:type="spellStart"/>
-            <w:r>
-              <w:rPr>
-                <w:b/>
-                <w:bCs/>
-                <w:color w:val="4472C4" w:themeColor="accent1"/>
-              </w:rPr>
-              <w:t>mychannel</w:t>
-            </w:r>
-            <w:proofErr w:type="spellEnd"/>
-            <w:r>
-              <w:rPr>
-                <w:b/>
-                <w:bCs/>
-                <w:color w:val="4472C4" w:themeColor="accent1"/>
-              </w:rPr>
-              <w:t xml:space="preserve"> --</w:t>
-            </w:r>
-            <w:proofErr w:type="spellStart"/>
-            <w:r>
-              <w:rPr>
-                <w:b/>
-                <w:bCs/>
-                <w:color w:val="4472C4" w:themeColor="accent1"/>
-              </w:rPr>
-              <w:t>tls</w:t>
-            </w:r>
-            <w:proofErr w:type="spellEnd"/>
-            <w:r>
-              <w:rPr>
-                <w:b/>
-                <w:bCs/>
-                <w:color w:val="4472C4" w:themeColor="accent1"/>
-              </w:rPr>
-              <w:t xml:space="preserve"> --</w:t>
-            </w:r>
-            <w:proofErr w:type="spellStart"/>
-            <w:r>
-              <w:rPr>
-                <w:b/>
-                <w:bCs/>
-                <w:color w:val="4472C4" w:themeColor="accent1"/>
-              </w:rPr>
-              <w:t>cafile</w:t>
-            </w:r>
-            <w:proofErr w:type="spellEnd"/>
-            <w:r>
-              <w:rPr>
-                <w:b/>
-                <w:bCs/>
-                <w:color w:val="4472C4" w:themeColor="accent1"/>
-              </w:rPr>
-              <w:t xml:space="preserve"> /opt/gopath/src/github.com/hyperledger/fabric/peer/crypto/ordererOrganizations/example.com/orderers/orderer.example.com/msp/tlscacerts/tlsca.example.com-cert.pem</w:t>
-            </w:r>
-          </w:p>
-          <w:p/>
-          <w:p>
+              <w:t>configtxlator proto_decode --input config_block.pb --type common.Block | jq .data.data[0].payload.data.config &gt; config.json</w:t>
+            </w:r>
+          </w:p>
+          <w:p>
+            <w:pPr>
+              <w:rPr>
+                <w:bCs/>
+              </w:rPr>
+            </w:pPr>
             <w:r>
               <w:rPr>
                 <w:rFonts w:hint="eastAsia"/>
+                <w:bCs/>
               </w:rPr>
               <w:t>#</w:t>
             </w:r>
             <w:r>
+              <w:rPr>
+                <w:bCs/>
+              </w:rPr>
               <w:t xml:space="preserve"> </w:t>
             </w:r>
-            <w:proofErr w:type="spellStart"/>
-            <w:r>
-              <w:rPr>
-                <w:b/>
-                <w:bCs/>
-                <w:color w:val="4472C4" w:themeColor="accent1"/>
-              </w:rPr>
-              <w:t>configtxlator</w:t>
-            </w:r>
-            <w:proofErr w:type="spellEnd"/>
-            <w:r>
-              <w:rPr>
-                <w:b/>
-                <w:bCs/>
-                <w:color w:val="4472C4" w:themeColor="accent1"/>
-              </w:rPr>
-              <w:t xml:space="preserve"> </w:t>
-            </w:r>
-            <w:proofErr w:type="spellStart"/>
-            <w:r>
-              <w:rPr>
-                <w:b/>
-                <w:bCs/>
-                <w:color w:val="4472C4" w:themeColor="accent1"/>
-              </w:rPr>
-              <w:t>proto_decode</w:t>
-            </w:r>
-            <w:proofErr w:type="spellEnd"/>
-            <w:r>
-              <w:rPr>
-                <w:b/>
-                <w:bCs/>
-                <w:color w:val="4472C4" w:themeColor="accent1"/>
-              </w:rPr>
-              <w:t xml:space="preserve"> --input </w:t>
-            </w:r>
-            <w:proofErr w:type="spellStart"/>
-            <w:r>
-              <w:rPr>
-                <w:b/>
-                <w:bCs/>
-                <w:color w:val="4472C4" w:themeColor="accent1"/>
-              </w:rPr>
-              <w:t>config_</w:t>
-            </w:r>
-            <w:proofErr w:type="gramStart"/>
-            <w:r>
-              <w:rPr>
-                <w:b/>
-                <w:bCs/>
-                <w:color w:val="4472C4" w:themeColor="accent1"/>
-              </w:rPr>
-              <w:t>block.pb</w:t>
-            </w:r>
-            <w:proofErr w:type="spellEnd"/>
-            <w:proofErr w:type="gramEnd"/>
-            <w:r>
-              <w:rPr>
-                <w:b/>
-                <w:bCs/>
-                <w:color w:val="4472C4" w:themeColor="accent1"/>
-              </w:rPr>
-              <w:t xml:space="preserve"> --type </w:t>
-            </w:r>
-            <w:proofErr w:type="spellStart"/>
-            <w:r>
-              <w:rPr>
-                <w:b/>
-                <w:bCs/>
-                <w:color w:val="4472C4" w:themeColor="accent1"/>
-              </w:rPr>
-              <w:t>common.Block</w:t>
-            </w:r>
-            <w:proofErr w:type="spellEnd"/>
-            <w:r>
-              <w:rPr>
-                <w:b/>
-                <w:bCs/>
-                <w:color w:val="4472C4" w:themeColor="accent1"/>
-              </w:rPr>
-              <w:t xml:space="preserve"> | </w:t>
-            </w:r>
-            <w:proofErr w:type="spellStart"/>
-            <w:r>
-              <w:rPr>
-                <w:b/>
-                <w:bCs/>
-                <w:color w:val="4472C4" w:themeColor="accent1"/>
-              </w:rPr>
-              <w:t>jq</w:t>
-            </w:r>
-            <w:proofErr w:type="spellEnd"/>
-            <w:r>
-              <w:rPr>
-                <w:b/>
-                <w:bCs/>
-                <w:color w:val="4472C4" w:themeColor="accent1"/>
-              </w:rPr>
-              <w:t xml:space="preserve"> .</w:t>
-            </w:r>
-            <w:proofErr w:type="spellStart"/>
-            <w:r>
-              <w:rPr>
-                <w:b/>
-                <w:bCs/>
-                <w:color w:val="4472C4" w:themeColor="accent1"/>
-              </w:rPr>
-              <w:t>data.data</w:t>
-            </w:r>
-            <w:proofErr w:type="spellEnd"/>
-            <w:r>
-              <w:rPr>
-                <w:b/>
-                <w:bCs/>
-                <w:color w:val="4472C4" w:themeColor="accent1"/>
-              </w:rPr>
-              <w:t>[0].</w:t>
-            </w:r>
-            <w:proofErr w:type="spellStart"/>
-            <w:r>
-              <w:rPr>
-                <w:b/>
-                <w:bCs/>
-                <w:color w:val="4472C4" w:themeColor="accent1"/>
-              </w:rPr>
-              <w:t>payload.data.config</w:t>
-            </w:r>
-            <w:proofErr w:type="spellEnd"/>
-            <w:r>
-              <w:rPr>
-                <w:b/>
-                <w:bCs/>
-                <w:color w:val="4472C4" w:themeColor="accent1"/>
-              </w:rPr>
-              <w:t xml:space="preserve"> &gt; </w:t>
-            </w:r>
-            <w:proofErr w:type="spellStart"/>
-            <w:r>
-              <w:rPr>
-                <w:b/>
-                <w:bCs/>
-                <w:color w:val="4472C4" w:themeColor="accent1"/>
-              </w:rPr>
-              <w:t>config.json</w:t>
-            </w:r>
-            <w:proofErr w:type="spellEnd"/>
-          </w:p>
-          <w:p>
-            <w:pPr>
-              <w:rPr>
-                <w:bCs/>
-              </w:rPr>
-            </w:pPr>
-            <w:r>
-              <w:rPr>
-                <w:rFonts w:hint="eastAsia"/>
-                <w:bCs/>
-              </w:rPr>
-              <w:t>#</w:t>
-            </w:r>
-            <w:r>
-              <w:rPr>
-                <w:bCs/>
-              </w:rPr>
-              <w:t xml:space="preserve"> </w:t>
-            </w:r>
-            <w:proofErr w:type="spellStart"/>
             <w:r>
               <w:rPr>
                 <w:b/>
                 <w:color w:val="4472C4" w:themeColor="accent1"/>
               </w:rPr>
-              <w:t>jq</w:t>
-            </w:r>
-            <w:proofErr w:type="spellEnd"/>
-            <w:r>
-              <w:rPr>
-                <w:b/>
-                <w:color w:val="4472C4" w:themeColor="accent1"/>
-              </w:rPr>
-              <w:t xml:space="preserve"> "$BS" </w:t>
-            </w:r>
-            <w:proofErr w:type="spellStart"/>
-            <w:proofErr w:type="gramStart"/>
-            <w:r>
-              <w:rPr>
-                <w:b/>
-                <w:color w:val="4472C4" w:themeColor="accent1"/>
-              </w:rPr>
-              <w:t>config.json</w:t>
-            </w:r>
-            <w:proofErr w:type="spellEnd"/>
-            <w:proofErr w:type="gramEnd"/>
+              <w:t>jq "$BS" config.json</w:t>
+            </w:r>
           </w:p>
           <w:p/>
           <w:p>
@@ -41790,7 +39409,6 @@
             </w:r>
           </w:p>
           <w:p>
-            <w:proofErr w:type="gramStart"/>
             <w:r>
               <w:rPr>
                 <w:rFonts w:hint="eastAsia"/>
@@ -41798,11 +39416,7 @@
               <w:t>$</w:t>
             </w:r>
             <w:r>
-              <w:t xml:space="preserve"> .</w:t>
-            </w:r>
-            <w:proofErr w:type="gramEnd"/>
-            <w:r>
-              <w:t>/</w:t>
+              <w:t xml:space="preserve"> ./</w:t>
             </w:r>
             <w:hyperlink r:id="rId258" w:anchor="file-clean-sh" w:history="1">
               <w:r>
@@ -41829,13 +39443,7 @@
     <w:p/>
     <w:p/>
     <w:p/>
-    <w:p>
-      <w:pPr>
-        <w:rPr>
-          <w:rFonts w:hint="eastAsia"/>
-        </w:rPr>
-      </w:pPr>
-    </w:p>
+    <w:p/>
     <w:p>
       <w:pPr>
         <w:pStyle w:val="1"/>
@@ -41852,21 +39460,7 @@
         <w:t>.</w:t>
       </w:r>
       <w:r>
-        <w:t xml:space="preserve"> Run Multi-Nodes Fabric (Exp </w:t>
-      </w:r>
-      <w:r>
-        <w:t>6</w:t>
-      </w:r>
-      <w:r>
-        <w:t xml:space="preserve">: 1 CLI + 2 Peers + 5 </w:t>
-      </w:r>
-      <w:proofErr w:type="spellStart"/>
-      <w:r>
-        <w:t>Orderers</w:t>
-      </w:r>
-      <w:proofErr w:type="spellEnd"/>
-      <w:r>
-        <w:t>)</w:t>
+        <w:t xml:space="preserve"> Run Multi-Nodes Fabric (Exp 6: 1 CLI + 2 Peers + 5 Orderers)</w:t>
       </w:r>
     </w:p>
     <w:p/>
@@ -42010,21 +39604,7 @@
               <w:rPr>
                 <w:rFonts w:ascii="Times New Roman" w:hAnsi="Times New Roman" w:cs="Times New Roman"/>
               </w:rPr>
-              <w:t xml:space="preserve"> vi /</w:t>
-            </w:r>
-            <w:proofErr w:type="spellStart"/>
-            <w:r>
-              <w:rPr>
-                <w:rFonts w:ascii="Times New Roman" w:hAnsi="Times New Roman" w:cs="Times New Roman"/>
-              </w:rPr>
-              <w:t>etc</w:t>
-            </w:r>
-            <w:proofErr w:type="spellEnd"/>
-            <w:r>
-              <w:rPr>
-                <w:rFonts w:ascii="Times New Roman" w:hAnsi="Times New Roman" w:cs="Times New Roman"/>
-              </w:rPr>
-              <w:t>/hosts</w:t>
+              <w:t xml:space="preserve"> vi /etc/hosts</w:t>
             </w:r>
           </w:p>
         </w:tc>
@@ -42353,21 +39933,7 @@
               <w:rPr>
                 <w:rFonts w:ascii="Times New Roman" w:hAnsi="Times New Roman" w:cs="Times New Roman"/>
               </w:rPr>
-              <w:t xml:space="preserve">$ </w:t>
-            </w:r>
-            <w:proofErr w:type="spellStart"/>
-            <w:r>
-              <w:rPr>
-                <w:rFonts w:ascii="Times New Roman" w:hAnsi="Times New Roman" w:cs="Times New Roman"/>
-              </w:rPr>
-              <w:t>mkdir</w:t>
-            </w:r>
-            <w:proofErr w:type="spellEnd"/>
-            <w:r>
-              <w:rPr>
-                <w:rFonts w:ascii="Times New Roman" w:hAnsi="Times New Roman" w:cs="Times New Roman"/>
-              </w:rPr>
-              <w:t xml:space="preserve"> demo-first</w:t>
+              <w:t>$ mkdir demo-first</w:t>
             </w:r>
             <w:r>
               <w:rPr>
@@ -42395,17 +39961,8 @@
                   <w:rStyle w:val="a7"/>
                   <w:rFonts w:ascii="Times New Roman" w:hAnsi="Times New Roman" w:cs="Times New Roman"/>
                 </w:rPr>
-                <w:t>crypto-</w:t>
+                <w:t>crypto-config.yaml</w:t>
               </w:r>
-              <w:proofErr w:type="gramStart"/>
-              <w:r>
-                <w:rPr>
-                  <w:rStyle w:val="a7"/>
-                  <w:rFonts w:ascii="Times New Roman" w:hAnsi="Times New Roman" w:cs="Times New Roman"/>
-                </w:rPr>
-                <w:t>config.yaml</w:t>
-              </w:r>
-              <w:proofErr w:type="gramEnd"/>
             </w:hyperlink>
           </w:p>
           <w:p>
@@ -42421,7 +39978,6 @@
               <w:t xml:space="preserve">$ vi </w:t>
             </w:r>
             <w:hyperlink r:id="rId260" w:anchor="file-configtx-yaml" w:history="1">
-              <w:proofErr w:type="gramStart"/>
               <w:r>
                 <w:rPr>
                   <w:rStyle w:val="a7"/>
@@ -42429,7 +39985,6 @@
                 </w:rPr>
                 <w:t>configtx.yaml</w:t>
               </w:r>
-              <w:proofErr w:type="gramEnd"/>
             </w:hyperlink>
           </w:p>
           <w:p>
@@ -42659,21 +40214,12 @@
               <w:t xml:space="preserve">$ vi </w:t>
             </w:r>
             <w:hyperlink r:id="rId268" w:anchor="file-cli-yaml" w:history="1">
-              <w:proofErr w:type="gramStart"/>
               <w:r>
                 <w:rPr>
                   <w:rStyle w:val="a7"/>
                   <w:rFonts w:ascii="Times New Roman" w:hAnsi="Times New Roman" w:cs="Times New Roman"/>
                 </w:rPr>
-                <w:t>cli.yaml</w:t>
-              </w:r>
-              <w:proofErr w:type="gramEnd"/>
-              <w:r>
-                <w:rPr>
-                  <w:rStyle w:val="a7"/>
-                  <w:rFonts w:ascii="Times New Roman" w:hAnsi="Times New Roman" w:cs="Times New Roman"/>
-                </w:rPr>
-                <w:t xml:space="preserve"> </w:t>
+                <w:t xml:space="preserve">cli.yaml </w:t>
               </w:r>
             </w:hyperlink>
           </w:p>
@@ -42761,74 +40307,27 @@
           </w:p>
           <w:p>
             <w:r>
-              <w:t xml:space="preserve">$ </w:t>
-            </w:r>
-            <w:proofErr w:type="spellStart"/>
-            <w:r>
-              <w:t>sudo</w:t>
-            </w:r>
-            <w:proofErr w:type="spellEnd"/>
-            <w:r>
-              <w:t xml:space="preserve"> apt-get install </w:t>
-            </w:r>
-            <w:proofErr w:type="spellStart"/>
-            <w:r>
-              <w:t>ntpdate</w:t>
-            </w:r>
-            <w:proofErr w:type="spellEnd"/>
+              <w:t>$ sudo apt-get install ntpdate</w:t>
+            </w:r>
             <w:r>
               <w:t xml:space="preserve"> // align the timestamp</w:t>
             </w:r>
           </w:p>
           <w:p>
             <w:r>
-              <w:t xml:space="preserve">$ </w:t>
-            </w:r>
-            <w:proofErr w:type="spellStart"/>
-            <w:r>
-              <w:t>sudo</w:t>
-            </w:r>
-            <w:proofErr w:type="spellEnd"/>
-            <w:r>
-              <w:t xml:space="preserve"> </w:t>
-            </w:r>
-            <w:proofErr w:type="spellStart"/>
-            <w:r>
-              <w:t>ntpdate</w:t>
-            </w:r>
-            <w:proofErr w:type="spellEnd"/>
-            <w:r>
-              <w:t xml:space="preserve"> cn.pool.ntp.org</w:t>
-            </w:r>
-          </w:p>
-          <w:p>
-            <w:r>
-              <w:t xml:space="preserve">$ </w:t>
-            </w:r>
-            <w:proofErr w:type="spellStart"/>
-            <w:r>
-              <w:t>sudo</w:t>
-            </w:r>
-            <w:proofErr w:type="spellEnd"/>
-            <w:r>
-              <w:t xml:space="preserve"> </w:t>
-            </w:r>
-            <w:proofErr w:type="spellStart"/>
-            <w:r>
-              <w:t>hwclock</w:t>
-            </w:r>
-            <w:proofErr w:type="spellEnd"/>
-            <w:r>
-              <w:t xml:space="preserve"> </w:t>
+              <w:t>$ sudo ntpdate cn.pool.ntp.org</w:t>
+            </w:r>
+          </w:p>
+          <w:p>
+            <w:r>
+              <w:t xml:space="preserve">$ sudo hwclock </w:t>
             </w:r>
             <w:r>
               <w:t>–</w:t>
             </w:r>
-            <w:proofErr w:type="spellStart"/>
             <w:r>
               <w:t>systohc</w:t>
             </w:r>
-            <w:proofErr w:type="spellEnd"/>
           </w:p>
           <w:p>
             <w:pPr>
@@ -42957,30 +40456,8 @@
               <w:rPr>
                 <w:rFonts w:ascii="Times New Roman" w:hAnsi="Times New Roman" w:cs="Times New Roman"/>
               </w:rPr>
-              <w:t xml:space="preserve"> </w:t>
-            </w:r>
-            <w:proofErr w:type="spellStart"/>
-            <w:r>
-              <w:rPr>
-                <w:rFonts w:ascii="Times New Roman" w:hAnsi="Times New Roman" w:cs="Times New Roman"/>
-              </w:rPr>
-              <w:t>chmod</w:t>
-            </w:r>
-            <w:proofErr w:type="spellEnd"/>
-            <w:r>
-              <w:rPr>
-                <w:rFonts w:ascii="Times New Roman" w:hAnsi="Times New Roman" w:cs="Times New Roman"/>
-              </w:rPr>
-              <w:t xml:space="preserve"> +x *.</w:t>
-            </w:r>
-            <w:proofErr w:type="spellStart"/>
-            <w:r>
-              <w:rPr>
-                <w:rFonts w:ascii="Times New Roman" w:hAnsi="Times New Roman" w:cs="Times New Roman"/>
-              </w:rPr>
-              <w:t>sh</w:t>
-            </w:r>
-            <w:proofErr w:type="spellEnd"/>
+              <w:t xml:space="preserve"> chmod +x *.sh</w:t>
+            </w:r>
           </w:p>
           <w:p>
             <w:pPr>
@@ -43133,35 +40610,7 @@
         <w:rPr>
           <w:rFonts w:ascii="Times New Roman" w:hAnsi="Times New Roman" w:cs="Times New Roman"/>
         </w:rPr>
-        <w:t xml:space="preserve">CLI </w:t>
-      </w:r>
-      <w:proofErr w:type="spellStart"/>
-      <w:r>
-        <w:rPr>
-          <w:rFonts w:ascii="Times New Roman" w:hAnsi="Times New Roman" w:cs="Times New Roman"/>
-        </w:rPr>
-        <w:t>scp</w:t>
-      </w:r>
-      <w:proofErr w:type="spellEnd"/>
-      <w:r>
-        <w:rPr>
-          <w:rFonts w:ascii="Times New Roman" w:hAnsi="Times New Roman" w:cs="Times New Roman"/>
-        </w:rPr>
-        <w:t xml:space="preserve"> the contents to all machines including peers and </w:t>
-      </w:r>
-      <w:proofErr w:type="spellStart"/>
-      <w:r>
-        <w:rPr>
-          <w:rFonts w:ascii="Times New Roman" w:hAnsi="Times New Roman" w:cs="Times New Roman"/>
-        </w:rPr>
-        <w:t>orderers</w:t>
-      </w:r>
-      <w:proofErr w:type="spellEnd"/>
-      <w:r>
-        <w:rPr>
-          <w:rFonts w:ascii="Times New Roman" w:hAnsi="Times New Roman" w:cs="Times New Roman"/>
-        </w:rPr>
-        <w:t>,</w:t>
+        <w:t>CLI scp the contents to all machines including peers and orderers,</w:t>
       </w:r>
     </w:p>
     <w:tbl>
@@ -43344,19 +40793,11 @@
         </w:rPr>
         <w:t xml:space="preserve"> </w:t>
       </w:r>
-      <w:proofErr w:type="spellStart"/>
-      <w:r>
-        <w:rPr>
-          <w:rFonts w:ascii="Times New Roman" w:hAnsi="Times New Roman" w:cs="Times New Roman"/>
-        </w:rPr>
-        <w:t>Orderers</w:t>
-      </w:r>
-      <w:proofErr w:type="spellEnd"/>
-      <w:r>
-        <w:rPr>
-          <w:rFonts w:ascii="Times New Roman" w:hAnsi="Times New Roman" w:cs="Times New Roman"/>
-        </w:rPr>
-        <w:t xml:space="preserve"> sets up the Docker container,</w:t>
+      <w:r>
+        <w:rPr>
+          <w:rFonts w:ascii="Times New Roman" w:hAnsi="Times New Roman" w:cs="Times New Roman"/>
+        </w:rPr>
+        <w:t>Orderers sets up the Docker container,</w:t>
       </w:r>
     </w:p>
     <w:tbl>
@@ -43879,16 +41320,8 @@
               <w:rPr>
                 <w:rFonts w:ascii="Times New Roman" w:hAnsi="Times New Roman" w:cs="Times New Roman"/>
               </w:rPr>
-              <w:t xml:space="preserve"> docker </w:t>
-            </w:r>
-            <w:proofErr w:type="spellStart"/>
-            <w:r>
-              <w:rPr>
-                <w:rFonts w:ascii="Times New Roman" w:hAnsi="Times New Roman" w:cs="Times New Roman"/>
-              </w:rPr>
-              <w:t>ps</w:t>
-            </w:r>
-            <w:proofErr w:type="spellEnd"/>
+              <w:t xml:space="preserve"> docker ps</w:t>
+            </w:r>
           </w:p>
           <w:p>
             <w:pPr>
@@ -44106,16 +41539,8 @@
               <w:rPr>
                 <w:rFonts w:ascii="Times New Roman" w:hAnsi="Times New Roman" w:cs="Times New Roman"/>
               </w:rPr>
-              <w:t xml:space="preserve"> docker </w:t>
-            </w:r>
-            <w:proofErr w:type="spellStart"/>
-            <w:r>
-              <w:rPr>
-                <w:rFonts w:ascii="Times New Roman" w:hAnsi="Times New Roman" w:cs="Times New Roman"/>
-              </w:rPr>
-              <w:t>ps</w:t>
-            </w:r>
-            <w:proofErr w:type="spellEnd"/>
+              <w:t xml:space="preserve"> docker ps</w:t>
+            </w:r>
           </w:p>
         </w:tc>
       </w:tr>
@@ -44320,16 +41745,8 @@
               <w:rPr>
                 <w:rFonts w:ascii="Times New Roman" w:hAnsi="Times New Roman" w:cs="Times New Roman"/>
               </w:rPr>
-              <w:t xml:space="preserve"> docker </w:t>
-            </w:r>
-            <w:proofErr w:type="spellStart"/>
-            <w:r>
-              <w:rPr>
-                <w:rFonts w:ascii="Times New Roman" w:hAnsi="Times New Roman" w:cs="Times New Roman"/>
-              </w:rPr>
-              <w:t>ps</w:t>
-            </w:r>
-            <w:proofErr w:type="spellEnd"/>
+              <w:t xml:space="preserve"> docker ps</w:t>
+            </w:r>
           </w:p>
         </w:tc>
       </w:tr>
@@ -44530,16 +41947,8 @@
               <w:rPr>
                 <w:rFonts w:ascii="Times New Roman" w:hAnsi="Times New Roman" w:cs="Times New Roman"/>
               </w:rPr>
-              <w:t xml:space="preserve"> docker </w:t>
-            </w:r>
-            <w:proofErr w:type="spellStart"/>
-            <w:r>
-              <w:rPr>
-                <w:rFonts w:ascii="Times New Roman" w:hAnsi="Times New Roman" w:cs="Times New Roman"/>
-              </w:rPr>
-              <w:t>ps</w:t>
-            </w:r>
-            <w:proofErr w:type="spellEnd"/>
+              <w:t xml:space="preserve"> docker ps</w:t>
+            </w:r>
           </w:p>
         </w:tc>
       </w:tr>
@@ -44640,37 +42049,7 @@
         <w:rPr>
           <w:rFonts w:ascii="Times New Roman" w:hAnsi="Times New Roman" w:cs="Times New Roman"/>
         </w:rPr>
-        <w:t xml:space="preserve"> connects to Peer0.org1.example.com:7051, creates a </w:t>
-      </w:r>
-      <w:proofErr w:type="spellStart"/>
-      <w:proofErr w:type="gramStart"/>
-      <w:r>
-        <w:rPr>
-          <w:rFonts w:ascii="Times New Roman" w:hAnsi="Times New Roman" w:cs="Times New Roman"/>
-        </w:rPr>
-        <w:t>channel.block</w:t>
-      </w:r>
-      <w:proofErr w:type="spellEnd"/>
-      <w:proofErr w:type="gramEnd"/>
-      <w:r>
-        <w:rPr>
-          <w:rFonts w:ascii="Times New Roman" w:hAnsi="Times New Roman" w:cs="Times New Roman"/>
-        </w:rPr>
-        <w:t xml:space="preserve">, and then all peers join the </w:t>
-      </w:r>
-      <w:proofErr w:type="spellStart"/>
-      <w:r>
-        <w:rPr>
-          <w:rFonts w:ascii="Times New Roman" w:hAnsi="Times New Roman" w:cs="Times New Roman"/>
-        </w:rPr>
-        <w:t>channel.block</w:t>
-      </w:r>
-      <w:proofErr w:type="spellEnd"/>
-      <w:r>
-        <w:rPr>
-          <w:rFonts w:ascii="Times New Roman" w:hAnsi="Times New Roman" w:cs="Times New Roman"/>
-        </w:rPr>
-        <w:t xml:space="preserve">, </w:t>
+        <w:t xml:space="preserve"> connects to Peer0.org1.example.com:7051, creates a channel.block, and then all peers join the channel.block, </w:t>
       </w:r>
     </w:p>
     <w:tbl>
@@ -44704,7 +42083,6 @@
               </w:rPr>
               <w:t xml:space="preserve">// </w:t>
             </w:r>
-            <w:proofErr w:type="gramStart"/>
             <w:r>
               <w:rPr>
                 <w:rFonts w:asciiTheme="minorHAnsi" w:hAnsiTheme="minorHAnsi" w:cstheme="minorHAnsi"/>
@@ -44713,7 +42091,6 @@
               </w:rPr>
               <w:t>CLI  goes</w:t>
             </w:r>
-            <w:proofErr w:type="gramEnd"/>
             <w:r>
               <w:rPr>
                 <w:rFonts w:asciiTheme="minorHAnsi" w:hAnsiTheme="minorHAnsi" w:cstheme="minorHAnsi"/>
@@ -44791,7 +42168,6 @@
               </w:rPr>
               <w:t xml:space="preserve"># </w:t>
             </w:r>
-            <w:proofErr w:type="gramStart"/>
             <w:r>
               <w:rPr>
                 <w:rFonts w:asciiTheme="minorHAnsi" w:hAnsiTheme="minorHAnsi" w:cstheme="minorHAnsi"/>
@@ -44801,19 +42177,7 @@
                 <w:sz w:val="22"/>
                 <w:szCs w:val="22"/>
               </w:rPr>
-              <w:t>cd</w:t>
-            </w:r>
-            <w:proofErr w:type="gramEnd"/>
-            <w:r>
-              <w:rPr>
-                <w:rFonts w:asciiTheme="minorHAnsi" w:hAnsiTheme="minorHAnsi" w:cstheme="minorHAnsi"/>
-                <w:b/>
-                <w:bCs/>
-                <w:color w:val="0070C0"/>
-                <w:sz w:val="22"/>
-                <w:szCs w:val="22"/>
-              </w:rPr>
-              <w:t xml:space="preserve"> scripts</w:t>
+              <w:t>cd scripts</w:t>
             </w:r>
             <w:r>
               <w:rPr>
@@ -45001,18 +42365,8 @@
                 <w:sz w:val="22"/>
                 <w:szCs w:val="22"/>
               </w:rPr>
-              <w:t xml:space="preserve">All peers join the </w:t>
-            </w:r>
-            <w:proofErr w:type="spellStart"/>
-            <w:r>
-              <w:rPr>
-                <w:rFonts w:asciiTheme="minorHAnsi" w:hAnsiTheme="minorHAnsi" w:cstheme="minorHAnsi"/>
-                <w:sz w:val="22"/>
-                <w:szCs w:val="22"/>
-              </w:rPr>
-              <w:t>chaincode</w:t>
-            </w:r>
-            <w:proofErr w:type="spellEnd"/>
+              <w:t>All peers join the chaincode</w:t>
+            </w:r>
           </w:p>
           <w:p>
             <w:pPr>
@@ -45134,21 +42488,7 @@
         <w:rPr>
           <w:bCs/>
         </w:rPr>
-        <w:t xml:space="preserve">the Node.js SDK folder and </w:t>
-      </w:r>
-      <w:proofErr w:type="spellStart"/>
-      <w:r>
-        <w:rPr>
-          <w:bCs/>
-        </w:rPr>
-        <w:t>tls</w:t>
-      </w:r>
-      <w:proofErr w:type="spellEnd"/>
-      <w:r>
-        <w:rPr>
-          <w:bCs/>
-        </w:rPr>
-        <w:t>, wallet, and workload files for all peers,</w:t>
+        <w:t>the Node.js SDK folder and tls, wallet, and workload files for all peers,</w:t>
       </w:r>
     </w:p>
     <w:tbl>
@@ -45182,22 +42522,134 @@
               <w:rPr>
                 <w:bCs/>
               </w:rPr>
+              <w:t xml:space="preserve"> exit</w:t>
+            </w:r>
+          </w:p>
+          <w:p>
+            <w:pPr>
+              <w:rPr>
+                <w:rFonts w:cstheme="minorHAnsi"/>
+              </w:rPr>
+            </w:pPr>
+            <w:r>
+              <w:rPr>
+                <w:rFonts w:hint="eastAsia"/>
+                <w:bCs/>
+              </w:rPr>
+              <w:t>$</w:t>
+            </w:r>
+            <w:r>
+              <w:rPr>
+                <w:bCs/>
+              </w:rPr>
               <w:t xml:space="preserve"> </w:t>
             </w:r>
-            <w:proofErr w:type="gramStart"/>
-            <w:r>
-              <w:rPr>
-                <w:bCs/>
-              </w:rPr>
-              <w:t>exit</w:t>
-            </w:r>
-            <w:proofErr w:type="gramEnd"/>
-          </w:p>
-          <w:p>
-            <w:pPr>
+            <w:r>
               <w:rPr>
                 <w:rFonts w:cstheme="minorHAnsi"/>
               </w:rPr>
+              <w:t xml:space="preserve">mkdir -p </w:t>
+            </w:r>
+            <w:r>
+              <w:rPr>
+                <w:rFonts w:cstheme="minorHAnsi"/>
+              </w:rPr>
+              <w:t>$HOME</w:t>
+            </w:r>
+            <w:r>
+              <w:rPr>
+                <w:rFonts w:cstheme="minorHAnsi"/>
+              </w:rPr>
+              <w:t>/fabric-samples/demo-first/workload</w:t>
+            </w:r>
+          </w:p>
+          <w:p>
+            <w:pPr>
+              <w:rPr>
+                <w:rFonts w:cstheme="minorHAnsi"/>
+              </w:rPr>
+            </w:pPr>
+            <w:r>
+              <w:rPr>
+                <w:rFonts w:cstheme="minorHAnsi"/>
+              </w:rPr>
+              <w:t>$ mkdir -p</w:t>
+            </w:r>
+            <w:r>
+              <w:rPr>
+                <w:rFonts w:cstheme="minorHAnsi"/>
+              </w:rPr>
+              <w:t xml:space="preserve"> $HOME</w:t>
+            </w:r>
+            <w:r>
+              <w:rPr>
+                <w:rFonts w:cstheme="minorHAnsi"/>
+              </w:rPr>
+              <w:t>/fabric-samples/demo-first/workload/tls</w:t>
+            </w:r>
+            <w:r>
+              <w:rPr>
+                <w:rFonts w:cstheme="minorHAnsi"/>
+              </w:rPr>
+              <w:br/>
+              <w:t xml:space="preserve">$ mkdir -p </w:t>
+            </w:r>
+            <w:r>
+              <w:rPr>
+                <w:rFonts w:cstheme="minorHAnsi"/>
+              </w:rPr>
+              <w:t>$HOME</w:t>
+            </w:r>
+            <w:r>
+              <w:rPr>
+                <w:rFonts w:cstheme="minorHAnsi"/>
+              </w:rPr>
+              <w:t>/fabric-samples/demo-first/workload/wallet</w:t>
+            </w:r>
+          </w:p>
+          <w:p>
+            <w:pPr>
+              <w:rPr>
+                <w:rFonts w:cstheme="minorHAnsi"/>
+              </w:rPr>
+            </w:pPr>
+            <w:r>
+              <w:rPr>
+                <w:rFonts w:cstheme="minorHAnsi"/>
+              </w:rPr>
+              <w:t xml:space="preserve">$ mkdir -p </w:t>
+            </w:r>
+            <w:r>
+              <w:rPr>
+                <w:rFonts w:cstheme="minorHAnsi"/>
+              </w:rPr>
+              <w:t>$HOME</w:t>
+            </w:r>
+            <w:r>
+              <w:rPr>
+                <w:rFonts w:cstheme="minorHAnsi"/>
+              </w:rPr>
+              <w:t>/fabric-samples/demo-first/workload/</w:t>
+            </w:r>
+            <w:r>
+              <w:rPr>
+                <w:rFonts w:cstheme="minorHAnsi"/>
+              </w:rPr>
+              <w:t>result</w:t>
+            </w:r>
+          </w:p>
+          <w:p>
+            <w:pPr>
+              <w:rPr>
+                <w:bCs/>
+              </w:rPr>
+            </w:pPr>
+          </w:p>
+          <w:p>
+            <w:pPr>
+              <w:rPr>
+                <w:bCs/>
+              </w:rPr>
             </w:pPr>
             <w:r>
               <w:rPr>
@@ -45210,200 +42662,14 @@
               <w:rPr>
                 <w:bCs/>
               </w:rPr>
-              <w:t xml:space="preserve"> </w:t>
-            </w:r>
-            <w:proofErr w:type="spellStart"/>
-            <w:r>
-              <w:rPr>
-                <w:rFonts w:cstheme="minorHAnsi"/>
-              </w:rPr>
-              <w:t>mkdir</w:t>
-            </w:r>
-            <w:proofErr w:type="spellEnd"/>
-            <w:r>
-              <w:rPr>
-                <w:rFonts w:cstheme="minorHAnsi"/>
-              </w:rPr>
-              <w:t xml:space="preserve"> -p </w:t>
-            </w:r>
-            <w:r>
-              <w:rPr>
-                <w:rFonts w:cstheme="minorHAnsi"/>
-              </w:rPr>
-              <w:t>$HOME</w:t>
-            </w:r>
-            <w:r>
-              <w:rPr>
-                <w:rFonts w:cstheme="minorHAnsi"/>
-              </w:rPr>
-              <w:t>/fabric-samples/demo-first/workload</w:t>
-            </w:r>
-          </w:p>
-          <w:p>
-            <w:pPr>
-              <w:rPr>
-                <w:rFonts w:cstheme="minorHAnsi"/>
-              </w:rPr>
-            </w:pPr>
-            <w:r>
-              <w:rPr>
-                <w:rFonts w:cstheme="minorHAnsi"/>
-              </w:rPr>
-              <w:t xml:space="preserve">$ </w:t>
-            </w:r>
-            <w:proofErr w:type="spellStart"/>
-            <w:r>
-              <w:rPr>
-                <w:rFonts w:cstheme="minorHAnsi"/>
-              </w:rPr>
-              <w:t>mkdir</w:t>
-            </w:r>
-            <w:proofErr w:type="spellEnd"/>
-            <w:r>
-              <w:rPr>
-                <w:rFonts w:cstheme="minorHAnsi"/>
-              </w:rPr>
-              <w:t xml:space="preserve"> -p</w:t>
-            </w:r>
-            <w:r>
-              <w:rPr>
-                <w:rFonts w:cstheme="minorHAnsi"/>
-              </w:rPr>
-              <w:t xml:space="preserve"> $HOME</w:t>
-            </w:r>
-            <w:r>
-              <w:rPr>
-                <w:rFonts w:cstheme="minorHAnsi"/>
-              </w:rPr>
-              <w:t>/fabric-samples/demo-first/workload/</w:t>
-            </w:r>
-            <w:proofErr w:type="spellStart"/>
-            <w:r>
-              <w:rPr>
-                <w:rFonts w:cstheme="minorHAnsi"/>
-              </w:rPr>
-              <w:t>tls</w:t>
-            </w:r>
-            <w:proofErr w:type="spellEnd"/>
-            <w:r>
-              <w:rPr>
-                <w:rFonts w:cstheme="minorHAnsi"/>
-              </w:rPr>
-              <w:br/>
-              <w:t xml:space="preserve">$ </w:t>
-            </w:r>
-            <w:proofErr w:type="spellStart"/>
-            <w:r>
-              <w:rPr>
-                <w:rFonts w:cstheme="minorHAnsi"/>
-              </w:rPr>
-              <w:t>mkdir</w:t>
-            </w:r>
-            <w:proofErr w:type="spellEnd"/>
-            <w:r>
-              <w:rPr>
-                <w:rFonts w:cstheme="minorHAnsi"/>
-              </w:rPr>
-              <w:t xml:space="preserve"> -p </w:t>
-            </w:r>
-            <w:r>
-              <w:rPr>
-                <w:rFonts w:cstheme="minorHAnsi"/>
-              </w:rPr>
-              <w:t>$HOME</w:t>
-            </w:r>
-            <w:r>
-              <w:rPr>
-                <w:rFonts w:cstheme="minorHAnsi"/>
-              </w:rPr>
-              <w:t>/fabric-samples/demo-first/workload/wallet</w:t>
-            </w:r>
-          </w:p>
-          <w:p>
-            <w:pPr>
-              <w:rPr>
-                <w:rFonts w:cstheme="minorHAnsi"/>
-              </w:rPr>
-            </w:pPr>
-            <w:r>
-              <w:rPr>
-                <w:rFonts w:cstheme="minorHAnsi"/>
-              </w:rPr>
-              <w:t xml:space="preserve">$ </w:t>
-            </w:r>
-            <w:proofErr w:type="spellStart"/>
-            <w:r>
-              <w:rPr>
-                <w:rFonts w:cstheme="minorHAnsi"/>
-              </w:rPr>
-              <w:t>mkdir</w:t>
-            </w:r>
-            <w:proofErr w:type="spellEnd"/>
-            <w:r>
-              <w:rPr>
-                <w:rFonts w:cstheme="minorHAnsi"/>
-              </w:rPr>
-              <w:t xml:space="preserve"> -p </w:t>
-            </w:r>
-            <w:r>
-              <w:rPr>
-                <w:rFonts w:cstheme="minorHAnsi"/>
-              </w:rPr>
-              <w:t>$HOME</w:t>
-            </w:r>
-            <w:r>
-              <w:rPr>
-                <w:rFonts w:cstheme="minorHAnsi"/>
-              </w:rPr>
-              <w:t>/fabric-samples/demo-first/workload/</w:t>
-            </w:r>
-            <w:r>
-              <w:rPr>
-                <w:rFonts w:cstheme="minorHAnsi"/>
-              </w:rPr>
-              <w:t>result</w:t>
-            </w:r>
-          </w:p>
-          <w:p>
-            <w:pPr>
-              <w:rPr>
-                <w:bCs/>
-              </w:rPr>
-            </w:pPr>
-          </w:p>
-          <w:p>
-            <w:pPr>
-              <w:rPr>
-                <w:bCs/>
-              </w:rPr>
-            </w:pPr>
-            <w:r>
-              <w:rPr>
-                <w:rFonts w:hint="eastAsia"/>
-                <w:bCs/>
-              </w:rPr>
-              <w:t>$</w:t>
-            </w:r>
-            <w:r>
-              <w:rPr>
-                <w:bCs/>
-              </w:rPr>
               <w:t xml:space="preserve"> cd </w:t>
             </w:r>
             <w:r>
               <w:rPr>
                 <w:bCs/>
               </w:rPr>
-              <w:t>$HOME/fabric-samples/demo-first/workload/</w:t>
-            </w:r>
-            <w:proofErr w:type="spellStart"/>
-            <w:r>
-              <w:rPr>
-                <w:bCs/>
-              </w:rPr>
-              <w:t>tls</w:t>
-            </w:r>
-            <w:proofErr w:type="spellEnd"/>
+              <w:t>$HOME/fabric-samples/demo-first/workload/tls</w:t>
+            </w:r>
           </w:p>
           <w:p>
             <w:pPr>
@@ -45737,21 +43003,7 @@
               <w:rPr>
                 <w:bCs/>
               </w:rPr>
-              <w:t xml:space="preserve"> </w:t>
-            </w:r>
-            <w:proofErr w:type="spellStart"/>
-            <w:r>
-              <w:rPr>
-                <w:bCs/>
-              </w:rPr>
-              <w:t>mkdir</w:t>
-            </w:r>
-            <w:proofErr w:type="spellEnd"/>
-            <w:r>
-              <w:rPr>
-                <w:bCs/>
-              </w:rPr>
-              <w:t xml:space="preserve"> </w:t>
+              <w:t xml:space="preserve"> mkdir </w:t>
             </w:r>
             <w:r>
               <w:rPr>
@@ -45777,21 +43029,7 @@
               <w:rPr>
                 <w:bCs/>
               </w:rPr>
-              <w:t xml:space="preserve"> </w:t>
-            </w:r>
-            <w:proofErr w:type="spellStart"/>
-            <w:r>
-              <w:rPr>
-                <w:bCs/>
-              </w:rPr>
-              <w:t>mkdir</w:t>
-            </w:r>
-            <w:proofErr w:type="spellEnd"/>
-            <w:r>
-              <w:rPr>
-                <w:bCs/>
-              </w:rPr>
-              <w:t xml:space="preserve"> </w:t>
+              <w:t xml:space="preserve"> mkdir </w:t>
             </w:r>
             <w:r>
               <w:rPr>
@@ -46280,14 +43518,12 @@
               </w:rPr>
               <w:t>&gt; result/</w:t>
             </w:r>
-            <w:proofErr w:type="spellStart"/>
             <w:r>
               <w:rPr>
                 <w:b/>
               </w:rPr>
               <w:t>benchlog</w:t>
             </w:r>
-            <w:proofErr w:type="spellEnd"/>
           </w:p>
           <w:p>
             <w:pPr>
@@ -46530,13 +43766,8 @@
               </w:r>
             </w:hyperlink>
             <w:r>
-              <w:t xml:space="preserve"> // rate of sending endorsed </w:t>
-            </w:r>
-            <w:proofErr w:type="spellStart"/>
-            <w:r>
-              <w:t>txs</w:t>
-            </w:r>
-            <w:proofErr w:type="spellEnd"/>
+              <w:t xml:space="preserve"> // rate of sending endorsed txs</w:t>
+            </w:r>
           </w:p>
           <w:p/>
           <w:p>
@@ -46590,21 +43821,8 @@
               <w:t>$</w:t>
             </w:r>
             <w:r>
-              <w:t xml:space="preserve"> </w:t>
-            </w:r>
-            <w:proofErr w:type="spellStart"/>
-            <w:r>
-              <w:t>sudo</w:t>
-            </w:r>
-            <w:proofErr w:type="spellEnd"/>
-            <w:r>
-              <w:t xml:space="preserve"> apt-get install python-</w:t>
-            </w:r>
-            <w:proofErr w:type="spellStart"/>
-            <w:r>
-              <w:t>numpy</w:t>
-            </w:r>
-            <w:proofErr w:type="spellEnd"/>
+              <w:t xml:space="preserve"> sudo apt-get install python-numpy</w:t>
+            </w:r>
           </w:p>
           <w:p>
             <w:r>
@@ -46680,15 +43898,7 @@
               <w:t>/</w:t>
             </w:r>
             <w:r>
-              <w:t xml:space="preserve">/ </w:t>
-            </w:r>
-            <w:proofErr w:type="spellStart"/>
-            <w:r>
-              <w:t>Orderer</w:t>
-            </w:r>
-            <w:proofErr w:type="spellEnd"/>
-            <w:r>
-              <w:t xml:space="preserve"> analyzes the log</w:t>
+              <w:t>/ Orderer analyzes the log</w:t>
             </w:r>
           </w:p>
           <w:p>
@@ -46731,19 +43941,9 @@
               </w:rPr>
               <w:t xml:space="preserve"> </w:t>
             </w:r>
-            <w:proofErr w:type="spellStart"/>
-            <w:r>
-              <w:t>sudo</w:t>
-            </w:r>
-            <w:proofErr w:type="spellEnd"/>
-            <w:r>
-              <w:t xml:space="preserve"> apt-get install python-</w:t>
-            </w:r>
-            <w:proofErr w:type="spellStart"/>
-            <w:r>
-              <w:t>numpy</w:t>
-            </w:r>
-            <w:proofErr w:type="spellEnd"/>
+            <w:r>
+              <w:t>sudo apt-get install python-numpy</w:t>
+            </w:r>
           </w:p>
           <w:p>
             <w:pPr>
@@ -46768,36 +43968,8 @@
                 <w:sz w:val="22"/>
                 <w:szCs w:val="22"/>
               </w:rPr>
-              <w:t xml:space="preserve">$ docker logs </w:t>
-            </w:r>
-            <w:proofErr w:type="spellStart"/>
-            <w:r>
-              <w:rPr>
-                <w:rFonts w:asciiTheme="minorHAnsi" w:hAnsiTheme="minorHAnsi" w:cstheme="minorHAnsi"/>
-                <w:sz w:val="22"/>
-                <w:szCs w:val="22"/>
-              </w:rPr>
-              <w:t>containername</w:t>
-            </w:r>
-            <w:proofErr w:type="spellEnd"/>
-            <w:r>
-              <w:rPr>
-                <w:rFonts w:asciiTheme="minorHAnsi" w:hAnsiTheme="minorHAnsi" w:cstheme="minorHAnsi"/>
-                <w:sz w:val="22"/>
-                <w:szCs w:val="22"/>
-              </w:rPr>
-              <w:t xml:space="preserve"> &gt;&amp; </w:t>
-            </w:r>
-            <w:proofErr w:type="spellStart"/>
-            <w:r>
-              <w:rPr>
-                <w:rFonts w:asciiTheme="minorHAnsi" w:hAnsiTheme="minorHAnsi" w:cstheme="minorHAnsi"/>
-                <w:sz w:val="22"/>
-                <w:szCs w:val="22"/>
-              </w:rPr>
-              <w:t>ordererlog</w:t>
-            </w:r>
-            <w:proofErr w:type="spellEnd"/>
+              <w:t>$ docker logs containername &gt;&amp; ordererlog</w:t>
+            </w:r>
           </w:p>
           <w:p>
             <w:pPr>
@@ -46816,107 +43988,22 @@
                 <w:rFonts w:cstheme="minorHAnsi"/>
                 <w:b/>
               </w:rPr>
-              <w:t xml:space="preserve">docker logs $(docker </w:t>
-            </w:r>
-            <w:proofErr w:type="spellStart"/>
+              <w:t>docker logs $(docker ps -a | grep 'orderer'| awk '{print $1 }') &gt;&amp; ordererlog</w:t>
+            </w:r>
             <w:r>
               <w:rPr>
                 <w:rFonts w:cstheme="minorHAnsi"/>
-                <w:b/>
-              </w:rPr>
-              <w:t>ps</w:t>
-            </w:r>
-            <w:proofErr w:type="spellEnd"/>
+              </w:rPr>
+              <w:br/>
+            </w:r>
+            <w:r>
+              <w:t xml:space="preserve">// </w:t>
+            </w:r>
             <w:r>
               <w:rPr>
                 <w:rFonts w:cstheme="minorHAnsi"/>
-                <w:b/>
-              </w:rPr>
-              <w:t xml:space="preserve"> -a | grep '</w:t>
-            </w:r>
-            <w:proofErr w:type="spellStart"/>
-            <w:r>
-              <w:rPr>
-                <w:rFonts w:cstheme="minorHAnsi"/>
-                <w:b/>
-              </w:rPr>
-              <w:t>orderer</w:t>
-            </w:r>
-            <w:proofErr w:type="spellEnd"/>
-            <w:r>
-              <w:rPr>
-                <w:rFonts w:cstheme="minorHAnsi"/>
-                <w:b/>
-              </w:rPr>
-              <w:t>'| awk '{print $</w:t>
-            </w:r>
-            <w:proofErr w:type="gramStart"/>
-            <w:r>
-              <w:rPr>
-                <w:rFonts w:cstheme="minorHAnsi"/>
-                <w:b/>
-              </w:rPr>
-              <w:t>1 }</w:t>
-            </w:r>
-            <w:proofErr w:type="gramEnd"/>
-            <w:r>
-              <w:rPr>
-                <w:rFonts w:cstheme="minorHAnsi"/>
-                <w:b/>
-              </w:rPr>
-              <w:t xml:space="preserve">') &gt;&amp; </w:t>
-            </w:r>
-            <w:proofErr w:type="spellStart"/>
-            <w:r>
-              <w:rPr>
-                <w:rFonts w:cstheme="minorHAnsi"/>
-                <w:b/>
-              </w:rPr>
-              <w:t>ordererlog</w:t>
-            </w:r>
-            <w:proofErr w:type="spellEnd"/>
-            <w:r>
-              <w:rPr>
-                <w:rFonts w:cstheme="minorHAnsi"/>
-              </w:rPr>
-              <w:br/>
-            </w:r>
-            <w:r>
-              <w:t xml:space="preserve">// </w:t>
-            </w:r>
-            <w:r>
-              <w:rPr>
-                <w:rFonts w:cstheme="minorHAnsi"/>
-              </w:rPr>
-              <w:t xml:space="preserve">$ </w:t>
-            </w:r>
-            <w:proofErr w:type="spellStart"/>
-            <w:r>
-              <w:rPr>
-                <w:rFonts w:cstheme="minorHAnsi"/>
-              </w:rPr>
-              <w:t>scp</w:t>
-            </w:r>
-            <w:proofErr w:type="spellEnd"/>
-            <w:r>
-              <w:rPr>
-                <w:rFonts w:cstheme="minorHAnsi"/>
-              </w:rPr>
-              <w:t xml:space="preserve"> </w:t>
-            </w:r>
-            <w:proofErr w:type="spellStart"/>
-            <w:r>
-              <w:rPr>
-                <w:rFonts w:cstheme="minorHAnsi"/>
-              </w:rPr>
-              <w:t>ordererlog</w:t>
-            </w:r>
-            <w:proofErr w:type="spellEnd"/>
-            <w:r>
-              <w:rPr>
-                <w:rFonts w:cstheme="minorHAnsi"/>
-              </w:rPr>
-              <w:t xml:space="preserve"> </w:t>
+              </w:rPr>
+              <w:t xml:space="preserve">$ scp ordererlog </w:t>
             </w:r>
             <w:hyperlink r:id="rId285" w:history="1">
               <w:r>
@@ -47039,19 +44126,9 @@
               </w:rPr>
               <w:t xml:space="preserve"> </w:t>
             </w:r>
-            <w:proofErr w:type="spellStart"/>
-            <w:r>
-              <w:t>sudo</w:t>
-            </w:r>
-            <w:proofErr w:type="spellEnd"/>
-            <w:r>
-              <w:t xml:space="preserve"> apt-get install python-</w:t>
-            </w:r>
-            <w:proofErr w:type="spellStart"/>
-            <w:r>
-              <w:t>numpy</w:t>
-            </w:r>
-            <w:proofErr w:type="spellEnd"/>
+            <w:r>
+              <w:t>sudo apt-get install python-numpy</w:t>
+            </w:r>
           </w:p>
           <w:p>
             <w:pPr>
@@ -47069,30 +44146,8 @@
               <w:rPr>
                 <w:rFonts w:cstheme="minorHAnsi"/>
               </w:rPr>
-              <w:t xml:space="preserve">$ docker logs </w:t>
-            </w:r>
-            <w:proofErr w:type="spellStart"/>
-            <w:r>
-              <w:rPr>
-                <w:rFonts w:cstheme="minorHAnsi"/>
-              </w:rPr>
-              <w:t>containername</w:t>
-            </w:r>
-            <w:proofErr w:type="spellEnd"/>
-            <w:r>
-              <w:rPr>
-                <w:rFonts w:cstheme="minorHAnsi"/>
-              </w:rPr>
-              <w:t xml:space="preserve"> &gt;&amp; </w:t>
-            </w:r>
-            <w:proofErr w:type="spellStart"/>
-            <w:r>
-              <w:rPr>
-                <w:rFonts w:cstheme="minorHAnsi"/>
-              </w:rPr>
-              <w:t>peerlog</w:t>
-            </w:r>
-            <w:proofErr w:type="spellEnd"/>
+              <w:t>$ docker logs containername &gt;&amp; peerlog</w:t>
+            </w:r>
           </w:p>
           <w:p>
             <w:r>
@@ -47106,107 +44161,38 @@
                 <w:rFonts w:cstheme="minorHAnsi"/>
                 <w:b/>
               </w:rPr>
-              <w:t xml:space="preserve">docker logs $(docker </w:t>
-            </w:r>
-            <w:proofErr w:type="spellStart"/>
+              <w:t>docker logs $(docker ps -a | grep 'peer</w:t>
+            </w:r>
             <w:r>
               <w:rPr>
                 <w:rFonts w:cstheme="minorHAnsi"/>
                 <w:b/>
               </w:rPr>
-              <w:t>ps</w:t>
-            </w:r>
-            <w:proofErr w:type="spellEnd"/>
+              <w:t xml:space="preserve"> node start</w:t>
+            </w:r>
             <w:r>
               <w:rPr>
                 <w:rFonts w:cstheme="minorHAnsi"/>
                 <w:b/>
               </w:rPr>
-              <w:t xml:space="preserve"> -a | grep 'peer</w:t>
-            </w:r>
+              <w:t>'| awk '{print $1 }') &gt;&amp; peerlog</w:t>
+            </w:r>
+          </w:p>
+          <w:p>
             <w:r>
               <w:rPr>
                 <w:rFonts w:cstheme="minorHAnsi"/>
-                <w:b/>
-              </w:rPr>
-              <w:t xml:space="preserve"> node start</w:t>
+              </w:rPr>
+              <w:t>/</w:t>
+            </w:r>
+            <w:r>
+              <w:t xml:space="preserve">/ </w:t>
             </w:r>
             <w:r>
               <w:rPr>
                 <w:rFonts w:cstheme="minorHAnsi"/>
-                <w:b/>
-              </w:rPr>
-              <w:t>'| awk '{print $</w:t>
-            </w:r>
-            <w:proofErr w:type="gramStart"/>
-            <w:r>
-              <w:rPr>
-                <w:rFonts w:cstheme="minorHAnsi"/>
-                <w:b/>
-              </w:rPr>
-              <w:t>1 }</w:t>
-            </w:r>
-            <w:proofErr w:type="gramEnd"/>
-            <w:r>
-              <w:rPr>
-                <w:rFonts w:cstheme="minorHAnsi"/>
-                <w:b/>
-              </w:rPr>
-              <w:t xml:space="preserve">') &gt;&amp; </w:t>
-            </w:r>
-            <w:proofErr w:type="spellStart"/>
-            <w:r>
-              <w:rPr>
-                <w:rFonts w:cstheme="minorHAnsi"/>
-                <w:b/>
-              </w:rPr>
-              <w:t>peerlog</w:t>
-            </w:r>
-            <w:proofErr w:type="spellEnd"/>
-          </w:p>
-          <w:p>
-            <w:r>
-              <w:rPr>
-                <w:rFonts w:cstheme="minorHAnsi"/>
-              </w:rPr>
-              <w:t>/</w:t>
-            </w:r>
-            <w:r>
-              <w:t xml:space="preserve">/ </w:t>
-            </w:r>
-            <w:r>
-              <w:rPr>
-                <w:rFonts w:cstheme="minorHAnsi"/>
-              </w:rPr>
-              <w:t xml:space="preserve">$ </w:t>
-            </w:r>
-            <w:proofErr w:type="spellStart"/>
-            <w:r>
-              <w:rPr>
-                <w:rFonts w:cstheme="minorHAnsi"/>
-              </w:rPr>
-              <w:t>scp</w:t>
-            </w:r>
-            <w:proofErr w:type="spellEnd"/>
-            <w:r>
-              <w:rPr>
-                <w:rFonts w:cstheme="minorHAnsi"/>
-              </w:rPr>
-              <w:t xml:space="preserve"> </w:t>
-            </w:r>
-            <w:proofErr w:type="spellStart"/>
-            <w:r>
-              <w:rPr>
-                <w:rFonts w:cstheme="minorHAnsi"/>
-              </w:rPr>
-              <w:t>peerlog</w:t>
-            </w:r>
-            <w:proofErr w:type="spellEnd"/>
-            <w:r>
-              <w:rPr>
-                <w:rFonts w:cstheme="minorHAnsi"/>
-              </w:rPr>
-              <w:t xml:space="preserve"> </w:t>
+              </w:rPr>
+              <w:t xml:space="preserve">$ scp peerlog </w:t>
             </w:r>
             <w:hyperlink r:id="rId287" w:history="1">
               <w:r>
@@ -47295,41 +44281,7 @@
           </w:p>
           <w:p>
             <w:r>
-              <w:t xml:space="preserve"># peer channel fetch 228 </w:t>
-            </w:r>
-            <w:proofErr w:type="spellStart"/>
-            <w:proofErr w:type="gramStart"/>
-            <w:r>
-              <w:t>last.block</w:t>
-            </w:r>
-            <w:proofErr w:type="spellEnd"/>
-            <w:proofErr w:type="gramEnd"/>
-            <w:r>
-              <w:t xml:space="preserve"> -o orderer.example.com:7050 -c </w:t>
-            </w:r>
-            <w:proofErr w:type="spellStart"/>
-            <w:r>
-              <w:t>mychannel</w:t>
-            </w:r>
-            <w:proofErr w:type="spellEnd"/>
-            <w:r>
-              <w:t xml:space="preserve"> --</w:t>
-            </w:r>
-            <w:proofErr w:type="spellStart"/>
-            <w:r>
-              <w:t>tls</w:t>
-            </w:r>
-            <w:proofErr w:type="spellEnd"/>
-            <w:r>
-              <w:t xml:space="preserve"> --</w:t>
-            </w:r>
-            <w:proofErr w:type="spellStart"/>
-            <w:r>
-              <w:t>cafile</w:t>
-            </w:r>
-            <w:proofErr w:type="spellEnd"/>
-            <w:r>
-              <w:t xml:space="preserve"> /opt/gopath/src/github.com/hyperledger/fabric/peer/crypto/ordererOrganizations/example.com/orderers/orderer.example.com/msp/tlscacerts/tlsca.example.com-cert.pem</w:t>
+              <w:t># peer channel fetch 228 last.block -o orderer.example.com:7050 -c mychannel --tls --cafile /opt/gopath/src/github.com/hyperledger/fabric/peer/crypto/ordererOrganizations/example.com/orderers/orderer.example.com/msp/tlscacerts/tlsca.example.com-cert.pem</w:t>
             </w:r>
           </w:p>
         </w:tc>
@@ -47393,7 +44345,6 @@
             </w:r>
           </w:p>
           <w:p>
-            <w:proofErr w:type="gramStart"/>
             <w:r>
               <w:rPr>
                 <w:rFonts w:hint="eastAsia"/>
@@ -47401,11 +44352,7 @@
               <w:t>$</w:t>
             </w:r>
             <w:r>
-              <w:t xml:space="preserve"> .</w:t>
-            </w:r>
-            <w:proofErr w:type="gramEnd"/>
-            <w:r>
-              <w:t>/</w:t>
+              <w:t xml:space="preserve"> ./</w:t>
             </w:r>
             <w:hyperlink r:id="rId289" w:anchor="file-clean-sh" w:history="1">
               <w:r>
@@ -47420,26 +44367,1428 @@
       </w:tr>
     </w:tbl>
     <w:p/>
-    <w:p/>
+    <w:p>
+      <w:pPr>
+        <w:rPr>
+          <w:b/>
+        </w:rPr>
+      </w:pPr>
+    </w:p>
+    <w:p>
+      <w:pPr>
+        <w:pStyle w:val="2"/>
+        <w:rPr>
+          <w:rStyle w:val="a3"/>
+          <w:color w:val="2F5496" w:themeColor="accent1" w:themeShade="BF"/>
+        </w:rPr>
+      </w:pPr>
+      <w:r>
+        <w:rPr>
+          <w:rStyle w:val="a3"/>
+          <w:color w:val="2F5496" w:themeColor="accent1" w:themeShade="BF"/>
+        </w:rPr>
+        <w:t>8</w:t>
+      </w:r>
+      <w:r>
+        <w:rPr>
+          <w:rStyle w:val="a3"/>
+          <w:color w:val="2F5496" w:themeColor="accent1" w:themeShade="BF"/>
+        </w:rPr>
+        <w:t>.</w:t>
+      </w:r>
+      <w:r>
+        <w:rPr>
+          <w:rStyle w:val="a3"/>
+          <w:color w:val="2F5496" w:themeColor="accent1" w:themeShade="BF"/>
+        </w:rPr>
+        <w:t>4</w:t>
+      </w:r>
+      <w:r>
+        <w:rPr>
+          <w:rStyle w:val="a3"/>
+          <w:color w:val="2F5496" w:themeColor="accent1" w:themeShade="BF"/>
+        </w:rPr>
+        <w:t xml:space="preserve">. </w:t>
+      </w:r>
+      <w:r>
+        <w:rPr>
+          <w:rStyle w:val="a3"/>
+          <w:color w:val="2F5496" w:themeColor="accent1" w:themeShade="BF"/>
+        </w:rPr>
+        <w:t>Dynamic Adjust Block Parameters</w:t>
+      </w:r>
+      <w:r>
+        <w:rPr>
+          <w:rStyle w:val="a3"/>
+          <w:color w:val="2F5496" w:themeColor="accent1" w:themeShade="BF"/>
+        </w:rPr>
+        <w:t xml:space="preserve"> on Multiple OSNs</w:t>
+      </w:r>
+    </w:p>
     <w:p/>
     <w:p>
       <w:pPr>
         <w:rPr>
-          <w:rFonts w:hint="eastAsia"/>
+          <w:b/>
+        </w:rPr>
+      </w:pPr>
+      <w:r>
+        <w:rPr>
+          <w:b/>
+        </w:rPr>
+        <w:t xml:space="preserve">Step 1 (Run): </w:t>
+      </w:r>
+      <w:r>
+        <w:rPr>
+          <w:bCs/>
+        </w:rPr>
+        <w:t>Orderer</w:t>
+      </w:r>
+      <w:r>
+        <w:rPr>
+          <w:bCs/>
+        </w:rPr>
+        <w:t xml:space="preserve"> 1</w:t>
+      </w:r>
+      <w:r>
+        <w:rPr>
+          <w:bCs/>
+        </w:rPr>
+        <w:t xml:space="preserve"> fetches the latest block configuration, where orderer pulls the channel configuration in protobuf format and create a file named config_block.pb, as follows,</w:t>
+      </w:r>
+    </w:p>
+    <w:tbl>
+      <w:tblPr>
+        <w:tblStyle w:val="a4"/>
+        <w:tblW w:w="0" w:type="auto"/>
+        <w:tblLook w:val="04A0" w:firstRow="1" w:lastRow="0" w:firstColumn="1" w:lastColumn="0" w:noHBand="0" w:noVBand="1"/>
+      </w:tblPr>
+      <w:tblGrid>
+        <w:gridCol w:w="9350"/>
+      </w:tblGrid>
+      <w:tr>
+        <w:tc>
+          <w:tcPr>
+            <w:tcW w:w="9350" w:type="dxa"/>
+          </w:tcPr>
+          <w:p>
+            <w:pPr>
+              <w:rPr>
+                <w:bCs/>
+              </w:rPr>
+            </w:pPr>
+            <w:r>
+              <w:rPr>
+                <w:bCs/>
+              </w:rPr>
+              <w:t xml:space="preserve">$ </w:t>
+            </w:r>
+            <w:r>
+              <w:rPr>
+                <w:b/>
+                <w:color w:val="4472C4" w:themeColor="accent1"/>
+              </w:rPr>
+              <w:t>docker exec -it cli bash</w:t>
+            </w:r>
+          </w:p>
+          <w:p>
+            <w:r>
+              <w:rPr>
+                <w:rFonts w:hint="eastAsia"/>
+                <w:bCs/>
+              </w:rPr>
+              <w:t>#</w:t>
+            </w:r>
+            <w:r>
+              <w:rPr>
+                <w:bCs/>
+              </w:rPr>
+              <w:t xml:space="preserve"> </w:t>
+            </w:r>
+            <w:r>
+              <w:rPr>
+                <w:b/>
+                <w:bCs/>
+                <w:color w:val="4472C4" w:themeColor="accent1"/>
+              </w:rPr>
+              <w:t>CORE_PEER_MSPCONFIGPATH=/opt/gopath/src/github.com/hyperledger/fabric/peer/crypto/ordererOrganizations/example.com/users/Admin@example.com/msp CORE_PEER_ADDRESS=orderer.example.com:7050 CORE_PEER_LOCALMSPID="OrdererMSP" CORE_PEER_TLS_ROOTCERT_FILE=/opt/gopath/src/github.com/hyperledger/fabric/peer/crypto/ordererOrganizations/example.com/orderers/orderer.example.com/msp/tlscacerts/tlsca.example.com-cert.pem peer channel fetch config config_block.pb -o orderer.example.com:7050 -c mychannel --tls --cafile /opt/gopath/src/github.com/hyperledger/fabric/peer/crypto/ordererOrganizations/example.com/orderers/orderer.example.com/msp/tlscacerts/tlsca.example.com-cert.pem</w:t>
+            </w:r>
+          </w:p>
+          <w:p/>
+          <w:p>
+            <w:r>
+              <w:rPr>
+                <w:noProof/>
+              </w:rPr>
+              <w:drawing>
+                <wp:inline distT="0" distB="0" distL="0" distR="0" wp14:anchorId="03C7328D" wp14:editId="0BEB0166">
+                  <wp:extent cx="5943600" cy="713740"/>
+                  <wp:effectExtent l="0" t="0" r="0" b="0"/>
+                  <wp:docPr id="131" name="图片 131"/>
+                  <wp:cNvGraphicFramePr>
+                    <a:graphicFrameLocks xmlns:a="http://schemas.openxmlformats.org/drawingml/2006/main" noChangeAspect="1"/>
+                  </wp:cNvGraphicFramePr>
+                  <a:graphic xmlns:a="http://schemas.openxmlformats.org/drawingml/2006/main">
+                    <a:graphicData uri="http://schemas.openxmlformats.org/drawingml/2006/picture">
+                      <pic:pic xmlns:pic="http://schemas.openxmlformats.org/drawingml/2006/picture">
+                        <pic:nvPicPr>
+                          <pic:cNvPr id="1" name=""/>
+                          <pic:cNvPicPr/>
+                        </pic:nvPicPr>
+                        <pic:blipFill>
+                          <a:blip r:embed="rId290"/>
+                          <a:stretch>
+                            <a:fillRect/>
+                          </a:stretch>
+                        </pic:blipFill>
+                        <pic:spPr>
+                          <a:xfrm>
+                            <a:off x="0" y="0"/>
+                            <a:ext cx="5943600" cy="713740"/>
+                          </a:xfrm>
+                          <a:prstGeom prst="rect">
+                            <a:avLst/>
+                          </a:prstGeom>
+                        </pic:spPr>
+                      </pic:pic>
+                    </a:graphicData>
+                  </a:graphic>
+                </wp:inline>
+              </w:drawing>
+            </w:r>
+          </w:p>
+          <w:p>
+            <w:pPr>
+              <w:rPr>
+                <w:bCs/>
+              </w:rPr>
+            </w:pPr>
+          </w:p>
+        </w:tc>
+      </w:tr>
+    </w:tbl>
+    <w:p>
+      <w:pPr>
+        <w:rPr>
+          <w:bCs/>
         </w:rPr>
       </w:pPr>
     </w:p>
+    <w:p>
+      <w:pPr>
+        <w:rPr>
+          <w:bCs/>
+        </w:rPr>
+      </w:pPr>
+      <w:r>
+        <w:rPr>
+          <w:b/>
+        </w:rPr>
+        <w:t xml:space="preserve">Step 2 (Run): </w:t>
+      </w:r>
+      <w:r>
+        <w:rPr>
+          <w:bCs/>
+        </w:rPr>
+        <w:t>We convert the configuration file named config_block.pb to JSON file named config.json, as follows,</w:t>
+      </w:r>
+    </w:p>
+    <w:tbl>
+      <w:tblPr>
+        <w:tblStyle w:val="a4"/>
+        <w:tblW w:w="0" w:type="auto"/>
+        <w:tblLook w:val="04A0" w:firstRow="1" w:lastRow="0" w:firstColumn="1" w:lastColumn="0" w:noHBand="0" w:noVBand="1"/>
+      </w:tblPr>
+      <w:tblGrid>
+        <w:gridCol w:w="9350"/>
+      </w:tblGrid>
+      <w:tr>
+        <w:tc>
+          <w:tcPr>
+            <w:tcW w:w="9350" w:type="dxa"/>
+          </w:tcPr>
+          <w:p>
+            <w:pPr>
+              <w:rPr>
+                <w:bCs/>
+              </w:rPr>
+            </w:pPr>
+            <w:r>
+              <w:rPr>
+                <w:rFonts w:hint="eastAsia"/>
+                <w:bCs/>
+              </w:rPr>
+              <w:t>#</w:t>
+            </w:r>
+            <w:r>
+              <w:rPr>
+                <w:bCs/>
+              </w:rPr>
+              <w:t xml:space="preserve"> </w:t>
+            </w:r>
+            <w:r>
+              <w:rPr>
+                <w:b/>
+                <w:color w:val="4472C4" w:themeColor="accent1"/>
+              </w:rPr>
+              <w:t>configtxlator proto_decode --input config_block.pb --type common.Block | jq .data.data[0].payload.data.config &gt; config.json</w:t>
+            </w:r>
+          </w:p>
+          <w:p>
+            <w:pPr>
+              <w:rPr>
+                <w:bCs/>
+              </w:rPr>
+            </w:pPr>
+          </w:p>
+        </w:tc>
+      </w:tr>
+    </w:tbl>
+    <w:p>
+      <w:pPr>
+        <w:rPr>
+          <w:bCs/>
+        </w:rPr>
+      </w:pPr>
+    </w:p>
+    <w:p>
+      <w:pPr>
+        <w:rPr>
+          <w:bCs/>
+        </w:rPr>
+      </w:pPr>
+      <w:r>
+        <w:rPr>
+          <w:b/>
+        </w:rPr>
+        <w:t xml:space="preserve">Step 3 (Run): </w:t>
+      </w:r>
+      <w:r>
+        <w:rPr>
+          <w:bCs/>
+        </w:rPr>
+        <w:t xml:space="preserve">We update the BatchSize value from </w:t>
+      </w:r>
+      <w:r>
+        <w:rPr>
+          <w:bCs/>
+        </w:rPr>
+        <w:t>3</w:t>
+      </w:r>
+      <w:r>
+        <w:rPr>
+          <w:bCs/>
+        </w:rPr>
+        <w:t>0 to 80, and save the modified json file as modified_config.json, as follows,</w:t>
+      </w:r>
+    </w:p>
+    <w:tbl>
+      <w:tblPr>
+        <w:tblStyle w:val="a4"/>
+        <w:tblW w:w="0" w:type="auto"/>
+        <w:tblLook w:val="04A0" w:firstRow="1" w:lastRow="0" w:firstColumn="1" w:lastColumn="0" w:noHBand="0" w:noVBand="1"/>
+      </w:tblPr>
+      <w:tblGrid>
+        <w:gridCol w:w="9350"/>
+      </w:tblGrid>
+      <w:tr>
+        <w:tc>
+          <w:tcPr>
+            <w:tcW w:w="9350" w:type="dxa"/>
+          </w:tcPr>
+          <w:p>
+            <w:r>
+              <w:rPr>
+                <w:rFonts w:hint="eastAsia"/>
+                <w:bCs/>
+              </w:rPr>
+              <w:t>#</w:t>
+            </w:r>
+            <w:r>
+              <w:rPr>
+                <w:bCs/>
+              </w:rPr>
+              <w:t xml:space="preserve"> </w:t>
+            </w:r>
+            <w:r>
+              <w:rPr>
+                <w:b/>
+                <w:color w:val="4472C4" w:themeColor="accent1"/>
+              </w:rPr>
+              <w:t>BS=".channel_group.groups.Orderer.values.BatchSize.value.max_message_count"</w:t>
+            </w:r>
+          </w:p>
+          <w:p>
+            <w:pPr>
+              <w:rPr>
+                <w:bCs/>
+              </w:rPr>
+            </w:pPr>
+            <w:r>
+              <w:rPr>
+                <w:bCs/>
+              </w:rPr>
+              <w:t xml:space="preserve"># </w:t>
+            </w:r>
+            <w:r>
+              <w:rPr>
+                <w:b/>
+                <w:color w:val="4472C4" w:themeColor="accent1"/>
+              </w:rPr>
+              <w:t>jq "$BS" config.json</w:t>
+            </w:r>
+          </w:p>
+          <w:p>
+            <w:pPr>
+              <w:rPr>
+                <w:bCs/>
+              </w:rPr>
+            </w:pPr>
+          </w:p>
+          <w:p>
+            <w:pPr>
+              <w:rPr>
+                <w:bCs/>
+              </w:rPr>
+            </w:pPr>
+            <w:r>
+              <w:rPr>
+                <w:bCs/>
+                <w:noProof/>
+              </w:rPr>
+              <w:lastRenderedPageBreak/>
+              <w:drawing>
+                <wp:inline distT="0" distB="0" distL="0" distR="0" wp14:anchorId="5196F4ED" wp14:editId="273F0E9A">
+                  <wp:extent cx="5943600" cy="2076450"/>
+                  <wp:effectExtent l="0" t="0" r="0" b="0"/>
+                  <wp:docPr id="133" name="图片 133"/>
+                  <wp:cNvGraphicFramePr>
+                    <a:graphicFrameLocks xmlns:a="http://schemas.openxmlformats.org/drawingml/2006/main" noChangeAspect="1"/>
+                  </wp:cNvGraphicFramePr>
+                  <a:graphic xmlns:a="http://schemas.openxmlformats.org/drawingml/2006/main">
+                    <a:graphicData uri="http://schemas.openxmlformats.org/drawingml/2006/picture">
+                      <pic:pic xmlns:pic="http://schemas.openxmlformats.org/drawingml/2006/picture">
+                        <pic:nvPicPr>
+                          <pic:cNvPr id="1" name=""/>
+                          <pic:cNvPicPr/>
+                        </pic:nvPicPr>
+                        <pic:blipFill>
+                          <a:blip r:embed="rId291"/>
+                          <a:stretch>
+                            <a:fillRect/>
+                          </a:stretch>
+                        </pic:blipFill>
+                        <pic:spPr>
+                          <a:xfrm>
+                            <a:off x="0" y="0"/>
+                            <a:ext cx="5943600" cy="2076450"/>
+                          </a:xfrm>
+                          <a:prstGeom prst="rect">
+                            <a:avLst/>
+                          </a:prstGeom>
+                        </pic:spPr>
+                      </pic:pic>
+                    </a:graphicData>
+                  </a:graphic>
+                </wp:inline>
+              </w:drawing>
+            </w:r>
+          </w:p>
+          <w:p>
+            <w:pPr>
+              <w:rPr>
+                <w:bCs/>
+              </w:rPr>
+            </w:pPr>
+          </w:p>
+          <w:p>
+            <w:pPr>
+              <w:rPr>
+                <w:bCs/>
+              </w:rPr>
+            </w:pPr>
+            <w:r>
+              <w:rPr>
+                <w:bCs/>
+              </w:rPr>
+              <w:t xml:space="preserve"># </w:t>
+            </w:r>
+            <w:r>
+              <w:rPr>
+                <w:b/>
+                <w:color w:val="4472C4" w:themeColor="accent1"/>
+              </w:rPr>
+              <w:t>jq "$BS = 80" config.json &gt; modified_config.json</w:t>
+            </w:r>
+          </w:p>
+          <w:p>
+            <w:pPr>
+              <w:rPr>
+                <w:bCs/>
+              </w:rPr>
+            </w:pPr>
+            <w:r>
+              <w:rPr>
+                <w:rFonts w:hint="eastAsia"/>
+                <w:bCs/>
+              </w:rPr>
+              <w:t>#</w:t>
+            </w:r>
+            <w:r>
+              <w:rPr>
+                <w:bCs/>
+              </w:rPr>
+              <w:t xml:space="preserve"> </w:t>
+            </w:r>
+            <w:r>
+              <w:rPr>
+                <w:b/>
+                <w:color w:val="4472C4" w:themeColor="accent1"/>
+              </w:rPr>
+              <w:t>jq "$BS" modified_config.json</w:t>
+            </w:r>
+          </w:p>
+          <w:p>
+            <w:pPr>
+              <w:rPr>
+                <w:bCs/>
+              </w:rPr>
+            </w:pPr>
+          </w:p>
+          <w:p>
+            <w:pPr>
+              <w:rPr>
+                <w:bCs/>
+              </w:rPr>
+            </w:pPr>
+            <w:r>
+              <w:rPr>
+                <w:bCs/>
+                <w:noProof/>
+              </w:rPr>
+              <w:drawing>
+                <wp:inline distT="0" distB="0" distL="0" distR="0" wp14:anchorId="189D1FEC" wp14:editId="5EDE5675">
+                  <wp:extent cx="5943600" cy="521970"/>
+                  <wp:effectExtent l="0" t="0" r="0" b="0"/>
+                  <wp:docPr id="134" name="图片 134"/>
+                  <wp:cNvGraphicFramePr>
+                    <a:graphicFrameLocks xmlns:a="http://schemas.openxmlformats.org/drawingml/2006/main" noChangeAspect="1"/>
+                  </wp:cNvGraphicFramePr>
+                  <a:graphic xmlns:a="http://schemas.openxmlformats.org/drawingml/2006/main">
+                    <a:graphicData uri="http://schemas.openxmlformats.org/drawingml/2006/picture">
+                      <pic:pic xmlns:pic="http://schemas.openxmlformats.org/drawingml/2006/picture">
+                        <pic:nvPicPr>
+                          <pic:cNvPr id="1" name=""/>
+                          <pic:cNvPicPr/>
+                        </pic:nvPicPr>
+                        <pic:blipFill>
+                          <a:blip r:embed="rId292"/>
+                          <a:stretch>
+                            <a:fillRect/>
+                          </a:stretch>
+                        </pic:blipFill>
+                        <pic:spPr>
+                          <a:xfrm>
+                            <a:off x="0" y="0"/>
+                            <a:ext cx="5943600" cy="521970"/>
+                          </a:xfrm>
+                          <a:prstGeom prst="rect">
+                            <a:avLst/>
+                          </a:prstGeom>
+                        </pic:spPr>
+                      </pic:pic>
+                    </a:graphicData>
+                  </a:graphic>
+                </wp:inline>
+              </w:drawing>
+            </w:r>
+          </w:p>
+          <w:p>
+            <w:pPr>
+              <w:rPr>
+                <w:bCs/>
+              </w:rPr>
+            </w:pPr>
+          </w:p>
+        </w:tc>
+      </w:tr>
+    </w:tbl>
+    <w:p>
+      <w:pPr>
+        <w:rPr>
+          <w:bCs/>
+        </w:rPr>
+      </w:pPr>
+    </w:p>
+    <w:p>
+      <w:pPr>
+        <w:rPr>
+          <w:bCs/>
+        </w:rPr>
+      </w:pPr>
+      <w:r>
+        <w:rPr>
+          <w:b/>
+        </w:rPr>
+        <w:t xml:space="preserve">Step 4 (Run): </w:t>
+      </w:r>
+      <w:r>
+        <w:rPr>
+          <w:bCs/>
+        </w:rPr>
+        <w:t>We convert the initial config.json to config.pb and convert the modified_config.json to modified_config.pb, as follows,</w:t>
+      </w:r>
+    </w:p>
+    <w:tbl>
+      <w:tblPr>
+        <w:tblStyle w:val="a4"/>
+        <w:tblW w:w="0" w:type="auto"/>
+        <w:tblLook w:val="04A0" w:firstRow="1" w:lastRow="0" w:firstColumn="1" w:lastColumn="0" w:noHBand="0" w:noVBand="1"/>
+      </w:tblPr>
+      <w:tblGrid>
+        <w:gridCol w:w="9350"/>
+      </w:tblGrid>
+      <w:tr>
+        <w:tc>
+          <w:tcPr>
+            <w:tcW w:w="9350" w:type="dxa"/>
+          </w:tcPr>
+          <w:p>
+            <w:pPr>
+              <w:rPr>
+                <w:bCs/>
+              </w:rPr>
+            </w:pPr>
+            <w:r>
+              <w:rPr>
+                <w:bCs/>
+              </w:rPr>
+              <w:t xml:space="preserve"># </w:t>
+            </w:r>
+            <w:r>
+              <w:rPr>
+                <w:b/>
+                <w:color w:val="4472C4" w:themeColor="accent1"/>
+              </w:rPr>
+              <w:t>configtxlator proto_encode --input config.json --type common.Config --output config.pb</w:t>
+            </w:r>
+          </w:p>
+          <w:p>
+            <w:pPr>
+              <w:rPr>
+                <w:bCs/>
+              </w:rPr>
+            </w:pPr>
+            <w:r>
+              <w:rPr>
+                <w:bCs/>
+              </w:rPr>
+              <w:t xml:space="preserve"># </w:t>
+            </w:r>
+            <w:r>
+              <w:rPr>
+                <w:b/>
+                <w:color w:val="4472C4" w:themeColor="accent1"/>
+              </w:rPr>
+              <w:t>configtxlator proto_encode --input modified_config.json --type common.Config --output modified_config.pb</w:t>
+            </w:r>
+          </w:p>
+          <w:p>
+            <w:pPr>
+              <w:rPr>
+                <w:bCs/>
+              </w:rPr>
+            </w:pPr>
+          </w:p>
+        </w:tc>
+      </w:tr>
+    </w:tbl>
+    <w:p>
+      <w:pPr>
+        <w:rPr>
+          <w:bCs/>
+        </w:rPr>
+      </w:pPr>
+    </w:p>
+    <w:p>
+      <w:pPr>
+        <w:rPr>
+          <w:bCs/>
+        </w:rPr>
+      </w:pPr>
+      <w:r>
+        <w:rPr>
+          <w:b/>
+        </w:rPr>
+        <w:t xml:space="preserve">Step 5 (Run): </w:t>
+      </w:r>
+      <w:r>
+        <w:rPr>
+          <w:bCs/>
+        </w:rPr>
+        <w:t>We calculate the difference between config.pb and modified_config.pb. The difference to be appended is named file_update.pb, as follows,</w:t>
+      </w:r>
+    </w:p>
+    <w:tbl>
+      <w:tblPr>
+        <w:tblStyle w:val="a4"/>
+        <w:tblW w:w="0" w:type="auto"/>
+        <w:tblLook w:val="04A0" w:firstRow="1" w:lastRow="0" w:firstColumn="1" w:lastColumn="0" w:noHBand="0" w:noVBand="1"/>
+      </w:tblPr>
+      <w:tblGrid>
+        <w:gridCol w:w="9350"/>
+      </w:tblGrid>
+      <w:tr>
+        <w:tc>
+          <w:tcPr>
+            <w:tcW w:w="9350" w:type="dxa"/>
+          </w:tcPr>
+          <w:p>
+            <w:pPr>
+              <w:rPr>
+                <w:bCs/>
+              </w:rPr>
+            </w:pPr>
+            <w:r>
+              <w:rPr>
+                <w:bCs/>
+              </w:rPr>
+              <w:t xml:space="preserve"># </w:t>
+            </w:r>
+            <w:r>
+              <w:rPr>
+                <w:b/>
+                <w:color w:val="4472C4" w:themeColor="accent1"/>
+              </w:rPr>
+              <w:t>configtxlator compute_update --channel_id mychannel --original config.pb --updated modified_config.pb --output final_update.pb</w:t>
+            </w:r>
+          </w:p>
+          <w:p>
+            <w:pPr>
+              <w:rPr>
+                <w:bCs/>
+              </w:rPr>
+            </w:pPr>
+          </w:p>
+        </w:tc>
+      </w:tr>
+    </w:tbl>
+    <w:p>
+      <w:pPr>
+        <w:rPr>
+          <w:bCs/>
+        </w:rPr>
+      </w:pPr>
+    </w:p>
+    <w:p>
+      <w:pPr>
+        <w:rPr>
+          <w:bCs/>
+        </w:rPr>
+      </w:pPr>
+      <w:r>
+        <w:rPr>
+          <w:b/>
+        </w:rPr>
+        <w:t xml:space="preserve">Step 6 (Run): </w:t>
+      </w:r>
+      <w:r>
+        <w:rPr>
+          <w:bCs/>
+        </w:rPr>
+        <w:t>We update the difference to the envelope, and append the changes to the config, as follows,</w:t>
+      </w:r>
+    </w:p>
+    <w:tbl>
+      <w:tblPr>
+        <w:tblStyle w:val="a4"/>
+        <w:tblW w:w="0" w:type="auto"/>
+        <w:tblLook w:val="04A0" w:firstRow="1" w:lastRow="0" w:firstColumn="1" w:lastColumn="0" w:noHBand="0" w:noVBand="1"/>
+      </w:tblPr>
+      <w:tblGrid>
+        <w:gridCol w:w="9350"/>
+      </w:tblGrid>
+      <w:tr>
+        <w:tc>
+          <w:tcPr>
+            <w:tcW w:w="9350" w:type="dxa"/>
+          </w:tcPr>
+          <w:p>
+            <w:pPr>
+              <w:rPr>
+                <w:bCs/>
+              </w:rPr>
+            </w:pPr>
+            <w:r>
+              <w:rPr>
+                <w:bCs/>
+              </w:rPr>
+              <w:t xml:space="preserve"># </w:t>
+            </w:r>
+            <w:r>
+              <w:rPr>
+                <w:b/>
+                <w:color w:val="4472C4" w:themeColor="accent1"/>
+              </w:rPr>
+              <w:t>configtxlator proto_decode --input final_update.pb --type common.ConfigUpdate | jq . &gt; final_update.json</w:t>
+            </w:r>
+          </w:p>
+          <w:p>
+            <w:pPr>
+              <w:rPr>
+                <w:bCs/>
+              </w:rPr>
+            </w:pPr>
+            <w:r>
+              <w:rPr>
+                <w:rFonts w:hint="eastAsia"/>
+                <w:bCs/>
+              </w:rPr>
+              <w:t>#</w:t>
+            </w:r>
+            <w:r>
+              <w:rPr>
+                <w:bCs/>
+              </w:rPr>
+              <w:t xml:space="preserve"> </w:t>
+            </w:r>
+            <w:r>
+              <w:rPr>
+                <w:b/>
+                <w:color w:val="4472C4" w:themeColor="accent1"/>
+              </w:rPr>
+              <w:t>echo "{\"payload\":{\"header\":{\"channel_header\":{\"channel_id\":\"mychannel\", \"type\":2}},\"data\":{\"config_update\":"$(cat final_update.json)"}}}" | jq . &gt;  header_in_envolope.json</w:t>
+            </w:r>
+          </w:p>
+          <w:p>
+            <w:r>
+              <w:rPr>
+                <w:rFonts w:hint="eastAsia"/>
+              </w:rPr>
+              <w:t>#</w:t>
+            </w:r>
+            <w:r>
+              <w:t xml:space="preserve"> </w:t>
+            </w:r>
+            <w:r>
+              <w:rPr>
+                <w:b/>
+                <w:bCs/>
+                <w:color w:val="4472C4" w:themeColor="accent1"/>
+              </w:rPr>
+              <w:t>configtxlator proto_encode --input header_in_envolope.json --type common.Envelope --output final_update_in_envelope.pb</w:t>
+            </w:r>
+          </w:p>
+          <w:p>
+            <w:pPr>
+              <w:rPr>
+                <w:bCs/>
+              </w:rPr>
+            </w:pPr>
+          </w:p>
+          <w:p>
+            <w:pPr>
+              <w:rPr>
+                <w:bCs/>
+              </w:rPr>
+            </w:pPr>
+            <w:r>
+              <w:rPr>
+                <w:bCs/>
+                <w:noProof/>
+              </w:rPr>
+              <w:drawing>
+                <wp:inline distT="0" distB="0" distL="0" distR="0" wp14:anchorId="2EB19627" wp14:editId="6DDA2D62">
+                  <wp:extent cx="5943600" cy="574040"/>
+                  <wp:effectExtent l="0" t="0" r="0" b="0"/>
+                  <wp:docPr id="135" name="图片 135"/>
+                  <wp:cNvGraphicFramePr>
+                    <a:graphicFrameLocks xmlns:a="http://schemas.openxmlformats.org/drawingml/2006/main" noChangeAspect="1"/>
+                  </wp:cNvGraphicFramePr>
+                  <a:graphic xmlns:a="http://schemas.openxmlformats.org/drawingml/2006/main">
+                    <a:graphicData uri="http://schemas.openxmlformats.org/drawingml/2006/picture">
+                      <pic:pic xmlns:pic="http://schemas.openxmlformats.org/drawingml/2006/picture">
+                        <pic:nvPicPr>
+                          <pic:cNvPr id="1" name=""/>
+                          <pic:cNvPicPr/>
+                        </pic:nvPicPr>
+                        <pic:blipFill>
+                          <a:blip r:embed="rId293"/>
+                          <a:stretch>
+                            <a:fillRect/>
+                          </a:stretch>
+                        </pic:blipFill>
+                        <pic:spPr>
+                          <a:xfrm>
+                            <a:off x="0" y="0"/>
+                            <a:ext cx="5943600" cy="574040"/>
+                          </a:xfrm>
+                          <a:prstGeom prst="rect">
+                            <a:avLst/>
+                          </a:prstGeom>
+                        </pic:spPr>
+                      </pic:pic>
+                    </a:graphicData>
+                  </a:graphic>
+                </wp:inline>
+              </w:drawing>
+            </w:r>
+          </w:p>
+          <w:p>
+            <w:pPr>
+              <w:rPr>
+                <w:bCs/>
+              </w:rPr>
+            </w:pPr>
+          </w:p>
+        </w:tc>
+      </w:tr>
+    </w:tbl>
+    <w:p>
+      <w:pPr>
+        <w:rPr>
+          <w:bCs/>
+        </w:rPr>
+      </w:pPr>
+      <w:r>
+        <w:rPr>
+          <w:b/>
+        </w:rPr>
+        <w:lastRenderedPageBreak/>
+        <w:t xml:space="preserve">Step 7 (Run): </w:t>
+      </w:r>
+      <w:r>
+        <w:rPr>
+          <w:bCs/>
+        </w:rPr>
+        <w:t>All endorsing peers sign this update proto, as follows,</w:t>
+      </w:r>
+    </w:p>
+    <w:tbl>
+      <w:tblPr>
+        <w:tblStyle w:val="a4"/>
+        <w:tblW w:w="0" w:type="auto"/>
+        <w:tblLook w:val="04A0" w:firstRow="1" w:lastRow="0" w:firstColumn="1" w:lastColumn="0" w:noHBand="0" w:noVBand="1"/>
+      </w:tblPr>
+      <w:tblGrid>
+        <w:gridCol w:w="9350"/>
+      </w:tblGrid>
+      <w:tr>
+        <w:tc>
+          <w:tcPr>
+            <w:tcW w:w="9350" w:type="dxa"/>
+          </w:tcPr>
+          <w:p>
+            <w:r>
+              <w:rPr>
+                <w:rFonts w:hint="eastAsia"/>
+              </w:rPr>
+              <w:t>#</w:t>
+            </w:r>
+            <w:r>
+              <w:t xml:space="preserve"> </w:t>
+            </w:r>
+            <w:r>
+              <w:rPr>
+                <w:b/>
+                <w:bCs/>
+                <w:color w:val="4472C4" w:themeColor="accent1"/>
+              </w:rPr>
+              <w:t>CORE_PEER_MSPCONFIGPATH=/opt/gopath/src/github.com/hyperledger/fabric/peer/crypto/peerOrganizations/org1.example.com/users/Admin@org1.example.com/msp CORE_PEER_ADDRESS=peer0.org1.example.com:7051 CORE_PEER_LOCALMSPID="Org1MSP" CORE_PEER_TLS_ROOTCERT_FILE=/opt/gopath/src/github.com/hyperledger/fabric/peer/crypto/peerOrganizations/org1.example.com/peers/peer0.org1.example.com/tls/ca.crt peer channel signconfigtx -f final_update_in_envelope.pb</w:t>
+            </w:r>
+          </w:p>
+          <w:p>
+            <w:pPr>
+              <w:rPr>
+                <w:bCs/>
+              </w:rPr>
+            </w:pPr>
+          </w:p>
+          <w:p>
+            <w:r>
+              <w:rPr>
+                <w:rFonts w:hint="eastAsia"/>
+              </w:rPr>
+              <w:t>#</w:t>
+            </w:r>
+            <w:r>
+              <w:t xml:space="preserve"> </w:t>
+            </w:r>
+            <w:r>
+              <w:rPr>
+                <w:b/>
+                <w:bCs/>
+                <w:color w:val="4472C4" w:themeColor="accent1"/>
+              </w:rPr>
+              <w:t>CORE_PEER_MSPCONFIGPATH=/opt/gopath/src/github.com/hyperledger/fabric/peer/crypto/peerOrganizations/org2.example.com/users/Admin@org2.example.com/msp CORE_PEER_ADDRESS=peer0.org2.example.com:8051 CORE_PEER_LOCALMSPID="Org2MSP" CORE_PEER_TLS_ROOTCERT_FILE=/opt/gopath/src/github.com/hyperledger/fabric/peer/crypto/peerOrganizations/org2.example.com/peers/peer0.org2.example.com/tls/ca.crt peer channel signconfigtx -f final_update_in_envelope.pb</w:t>
+            </w:r>
+          </w:p>
+          <w:p>
+            <w:pPr>
+              <w:rPr>
+                <w:bCs/>
+              </w:rPr>
+            </w:pPr>
+          </w:p>
+          <w:p>
+            <w:pPr>
+              <w:rPr>
+                <w:bCs/>
+              </w:rPr>
+            </w:pPr>
+            <w:r>
+              <w:rPr>
+                <w:bCs/>
+                <w:noProof/>
+              </w:rPr>
+              <w:drawing>
+                <wp:inline distT="0" distB="0" distL="0" distR="0" wp14:anchorId="33CDD588" wp14:editId="7A85A453">
+                  <wp:extent cx="5943600" cy="708660"/>
+                  <wp:effectExtent l="0" t="0" r="0" b="0"/>
+                  <wp:docPr id="136" name="图片 136"/>
+                  <wp:cNvGraphicFramePr>
+                    <a:graphicFrameLocks xmlns:a="http://schemas.openxmlformats.org/drawingml/2006/main" noChangeAspect="1"/>
+                  </wp:cNvGraphicFramePr>
+                  <a:graphic xmlns:a="http://schemas.openxmlformats.org/drawingml/2006/main">
+                    <a:graphicData uri="http://schemas.openxmlformats.org/drawingml/2006/picture">
+                      <pic:pic xmlns:pic="http://schemas.openxmlformats.org/drawingml/2006/picture">
+                        <pic:nvPicPr>
+                          <pic:cNvPr id="1" name=""/>
+                          <pic:cNvPicPr/>
+                        </pic:nvPicPr>
+                        <pic:blipFill>
+                          <a:blip r:embed="rId294"/>
+                          <a:stretch>
+                            <a:fillRect/>
+                          </a:stretch>
+                        </pic:blipFill>
+                        <pic:spPr>
+                          <a:xfrm>
+                            <a:off x="0" y="0"/>
+                            <a:ext cx="5943600" cy="708660"/>
+                          </a:xfrm>
+                          <a:prstGeom prst="rect">
+                            <a:avLst/>
+                          </a:prstGeom>
+                        </pic:spPr>
+                      </pic:pic>
+                    </a:graphicData>
+                  </a:graphic>
+                </wp:inline>
+              </w:drawing>
+            </w:r>
+          </w:p>
+          <w:p>
+            <w:pPr>
+              <w:rPr>
+                <w:bCs/>
+              </w:rPr>
+            </w:pPr>
+          </w:p>
+        </w:tc>
+      </w:tr>
+    </w:tbl>
+    <w:p>
+      <w:pPr>
+        <w:rPr>
+          <w:bCs/>
+        </w:rPr>
+      </w:pPr>
+    </w:p>
+    <w:p>
+      <w:pPr>
+        <w:rPr>
+          <w:bCs/>
+        </w:rPr>
+      </w:pPr>
+      <w:r>
+        <w:rPr>
+          <w:b/>
+        </w:rPr>
+        <w:t xml:space="preserve">Step 7 (Run): </w:t>
+      </w:r>
+      <w:r>
+        <w:rPr>
+          <w:bCs/>
+        </w:rPr>
+        <w:t>Orderer</w:t>
+      </w:r>
+      <w:r>
+        <w:rPr>
+          <w:bCs/>
+        </w:rPr>
+        <w:t xml:space="preserve"> 1</w:t>
+      </w:r>
+      <w:r>
+        <w:rPr>
+          <w:bCs/>
+        </w:rPr>
+        <w:t xml:space="preserve"> update</w:t>
+      </w:r>
+      <w:r>
+        <w:rPr>
+          <w:bCs/>
+        </w:rPr>
+        <w:t>s</w:t>
+      </w:r>
+      <w:r>
+        <w:rPr>
+          <w:bCs/>
+        </w:rPr>
+        <w:t xml:space="preserve"> the channel as follows,</w:t>
+      </w:r>
+    </w:p>
+    <w:tbl>
+      <w:tblPr>
+        <w:tblStyle w:val="a4"/>
+        <w:tblW w:w="0" w:type="auto"/>
+        <w:tblLook w:val="04A0" w:firstRow="1" w:lastRow="0" w:firstColumn="1" w:lastColumn="0" w:noHBand="0" w:noVBand="1"/>
+      </w:tblPr>
+      <w:tblGrid>
+        <w:gridCol w:w="9350"/>
+      </w:tblGrid>
+      <w:tr>
+        <w:tc>
+          <w:tcPr>
+            <w:tcW w:w="9350" w:type="dxa"/>
+          </w:tcPr>
+          <w:p>
+            <w:r>
+              <w:rPr>
+                <w:rFonts w:hint="eastAsia"/>
+              </w:rPr>
+              <w:t>#</w:t>
+            </w:r>
+            <w:r>
+              <w:t xml:space="preserve"> </w:t>
+            </w:r>
+            <w:r>
+              <w:rPr>
+                <w:b/>
+                <w:bCs/>
+                <w:color w:val="4472C4" w:themeColor="accent1"/>
+              </w:rPr>
+              <w:t>CORE_PEER_MSPCONFIGPATH=/opt/gopath/src/github.com/hyperledger/fabric/peer/crypto/ordererOrganizations/example.com/users/Admin@example.com/msp CORE_PEER_ADDRESS=orderer.example.com:7050 CORE_PEER_LOCALMSPID="OrdererMSP" CORE_PEER_TLS_ROOTCERT_FILE=/opt/gopath/src/github.com/hyperledger/fabric/peer/crypto/ordererOrganizations/example.com/orderers/orderer.example.com/msp/tlscacerts/tlsca.example.com-cert.pem peer channel update -f final_update_in_envelope.pb -c mychannel -o orderer.example.com:7050 --tls --cafile /opt/gopath/src/github.com/hyperledger/fabric/peer/crypto/ordererOrganizations/example.com/orderers/orderer.example.com/msp/tlscacerts/tlsca.example.com-cert.pem</w:t>
+            </w:r>
+          </w:p>
+          <w:p>
+            <w:pPr>
+              <w:rPr>
+                <w:bCs/>
+              </w:rPr>
+            </w:pPr>
+          </w:p>
+          <w:p>
+            <w:pPr>
+              <w:rPr>
+                <w:bCs/>
+              </w:rPr>
+            </w:pPr>
+            <w:r>
+              <w:rPr>
+                <w:bCs/>
+                <w:noProof/>
+              </w:rPr>
+              <w:drawing>
+                <wp:inline distT="0" distB="0" distL="0" distR="0" wp14:anchorId="43F25364" wp14:editId="4275F9A5">
+                  <wp:extent cx="5943600" cy="657860"/>
+                  <wp:effectExtent l="0" t="0" r="0" b="8890"/>
+                  <wp:docPr id="137" name="图片 137"/>
+                  <wp:cNvGraphicFramePr>
+                    <a:graphicFrameLocks xmlns:a="http://schemas.openxmlformats.org/drawingml/2006/main" noChangeAspect="1"/>
+                  </wp:cNvGraphicFramePr>
+                  <a:graphic xmlns:a="http://schemas.openxmlformats.org/drawingml/2006/main">
+                    <a:graphicData uri="http://schemas.openxmlformats.org/drawingml/2006/picture">
+                      <pic:pic xmlns:pic="http://schemas.openxmlformats.org/drawingml/2006/picture">
+                        <pic:nvPicPr>
+                          <pic:cNvPr id="1" name=""/>
+                          <pic:cNvPicPr/>
+                        </pic:nvPicPr>
+                        <pic:blipFill>
+                          <a:blip r:embed="rId295"/>
+                          <a:stretch>
+                            <a:fillRect/>
+                          </a:stretch>
+                        </pic:blipFill>
+                        <pic:spPr>
+                          <a:xfrm>
+                            <a:off x="0" y="0"/>
+                            <a:ext cx="5943600" cy="657860"/>
+                          </a:xfrm>
+                          <a:prstGeom prst="rect">
+                            <a:avLst/>
+                          </a:prstGeom>
+                        </pic:spPr>
+                      </pic:pic>
+                    </a:graphicData>
+                  </a:graphic>
+                </wp:inline>
+              </w:drawing>
+            </w:r>
+          </w:p>
+          <w:p>
+            <w:pPr>
+              <w:rPr>
+                <w:bCs/>
+              </w:rPr>
+            </w:pPr>
+          </w:p>
+        </w:tc>
+      </w:tr>
+    </w:tbl>
+    <w:p>
+      <w:pPr>
+        <w:rPr>
+          <w:bCs/>
+        </w:rPr>
+      </w:pPr>
+    </w:p>
+    <w:p>
+      <w:pPr>
+        <w:rPr>
+          <w:bCs/>
+        </w:rPr>
+      </w:pPr>
+      <w:r>
+        <w:rPr>
+          <w:b/>
+        </w:rPr>
+        <w:t xml:space="preserve">Step 8 (Validation): </w:t>
+      </w:r>
+      <w:r>
+        <w:rPr>
+          <w:bCs/>
+        </w:rPr>
+        <w:t>We can validate that the BatchSize is now from 60 to 80, as follows,</w:t>
+      </w:r>
+    </w:p>
+    <w:tbl>
+      <w:tblPr>
+        <w:tblStyle w:val="a4"/>
+        <w:tblW w:w="0" w:type="auto"/>
+        <w:tblLook w:val="04A0" w:firstRow="1" w:lastRow="0" w:firstColumn="1" w:lastColumn="0" w:noHBand="0" w:noVBand="1"/>
+      </w:tblPr>
+      <w:tblGrid>
+        <w:gridCol w:w="9350"/>
+      </w:tblGrid>
+      <w:tr>
+        <w:tc>
+          <w:tcPr>
+            <w:tcW w:w="9350" w:type="dxa"/>
+          </w:tcPr>
+          <w:p>
+            <w:r>
+              <w:rPr>
+                <w:rFonts w:hint="eastAsia"/>
+              </w:rPr>
+              <w:t>#</w:t>
+            </w:r>
+            <w:r>
+              <w:t xml:space="preserve"> </w:t>
+            </w:r>
+            <w:r>
+              <w:rPr>
+                <w:b/>
+                <w:bCs/>
+                <w:color w:val="4472C4" w:themeColor="accent1"/>
+              </w:rPr>
+              <w:t>CORE_PEER_MSPCONFIGPATH=/opt/gopath/src/github.com/hyperledger/fabric/peer/crypto/ordererOrganizations/example.com/users/Admin@example.com/msp CORE_PEER_ADDRESS=orderer.example.com:7050 CORE_PEER_LOCALMSPID="OrdererMSP" CORE_PEER_TLS_ROOTCERT_FILE=/opt/gopath/src/github.com/hyperledger/fabric/peer/crypto/ordererOrganizations/example.com/orderers/orderer.example.com/msp/tlscacerts/tlsca.example.com-cert.pem peer channel fetch config config_block.pb -o orderer.example.com:7050 -c mychannel --tls --cafile /opt/gopath/src/github.com/hyperledger/fabric/peer/crypto/ordererOrganizations/example.com/orderers/orderer.example.com/msp/tlscacerts/tlsca.example.com-cert.pem</w:t>
+            </w:r>
+          </w:p>
+          <w:p/>
+          <w:p>
+            <w:r>
+              <w:rPr>
+                <w:rFonts w:hint="eastAsia"/>
+              </w:rPr>
+              <w:t>#</w:t>
+            </w:r>
+            <w:r>
+              <w:t xml:space="preserve"> </w:t>
+            </w:r>
+            <w:r>
+              <w:rPr>
+                <w:b/>
+                <w:bCs/>
+                <w:color w:val="4472C4" w:themeColor="accent1"/>
+              </w:rPr>
+              <w:t>configtxlator proto_decode --input config_block.pb --type common.Block | jq .data.data[0].payload.data.config &gt; config.json</w:t>
+            </w:r>
+          </w:p>
+          <w:p>
+            <w:pPr>
+              <w:rPr>
+                <w:bCs/>
+              </w:rPr>
+            </w:pPr>
+            <w:r>
+              <w:rPr>
+                <w:rFonts w:hint="eastAsia"/>
+                <w:bCs/>
+              </w:rPr>
+              <w:t>#</w:t>
+            </w:r>
+            <w:r>
+              <w:rPr>
+                <w:bCs/>
+              </w:rPr>
+              <w:t xml:space="preserve"> </w:t>
+            </w:r>
+            <w:r>
+              <w:rPr>
+                <w:b/>
+                <w:color w:val="4472C4" w:themeColor="accent1"/>
+              </w:rPr>
+              <w:t>jq "$BS" config.json</w:t>
+            </w:r>
+          </w:p>
+          <w:p/>
+          <w:p>
+            <w:r>
+              <w:rPr>
+                <w:noProof/>
+              </w:rPr>
+              <w:drawing>
+                <wp:inline distT="0" distB="0" distL="0" distR="0" wp14:anchorId="08A99165" wp14:editId="6C3B8F9B">
+                  <wp:extent cx="5943600" cy="855345"/>
+                  <wp:effectExtent l="0" t="0" r="0" b="1905"/>
+                  <wp:docPr id="138" name="图片 138"/>
+                  <wp:cNvGraphicFramePr>
+                    <a:graphicFrameLocks xmlns:a="http://schemas.openxmlformats.org/drawingml/2006/main" noChangeAspect="1"/>
+                  </wp:cNvGraphicFramePr>
+                  <a:graphic xmlns:a="http://schemas.openxmlformats.org/drawingml/2006/main">
+                    <a:graphicData uri="http://schemas.openxmlformats.org/drawingml/2006/picture">
+                      <pic:pic xmlns:pic="http://schemas.openxmlformats.org/drawingml/2006/picture">
+                        <pic:nvPicPr>
+                          <pic:cNvPr id="1" name=""/>
+                          <pic:cNvPicPr/>
+                        </pic:nvPicPr>
+                        <pic:blipFill>
+                          <a:blip r:embed="rId296"/>
+                          <a:stretch>
+                            <a:fillRect/>
+                          </a:stretch>
+                        </pic:blipFill>
+                        <pic:spPr>
+                          <a:xfrm>
+                            <a:off x="0" y="0"/>
+                            <a:ext cx="5943600" cy="855345"/>
+                          </a:xfrm>
+                          <a:prstGeom prst="rect">
+                            <a:avLst/>
+                          </a:prstGeom>
+                        </pic:spPr>
+                      </pic:pic>
+                    </a:graphicData>
+                  </a:graphic>
+                </wp:inline>
+              </w:drawing>
+            </w:r>
+          </w:p>
+          <w:p>
+            <w:pPr>
+              <w:rPr>
+                <w:bCs/>
+              </w:rPr>
+            </w:pPr>
+          </w:p>
+        </w:tc>
+      </w:tr>
+    </w:tbl>
+    <w:p>
+      <w:pPr>
+        <w:rPr>
+          <w:bCs/>
+        </w:rPr>
+      </w:pPr>
+    </w:p>
+    <w:p>
+      <w:pPr>
+        <w:rPr>
+          <w:bCs/>
+        </w:rPr>
+      </w:pPr>
+      <w:r>
+        <w:rPr>
+          <w:b/>
+        </w:rPr>
+        <w:t xml:space="preserve">Step 9 (Run): </w:t>
+      </w:r>
+      <w:r>
+        <w:rPr>
+          <w:bCs/>
+        </w:rPr>
+        <w:t>Nodes run the clean procedure,</w:t>
+      </w:r>
+      <w:r>
+        <w:rPr>
+          <w:bCs/>
+        </w:rPr>
+        <w:t xml:space="preserve"> </w:t>
+      </w:r>
+    </w:p>
+    <w:tbl>
+      <w:tblPr>
+        <w:tblStyle w:val="a4"/>
+        <w:tblW w:w="0" w:type="auto"/>
+        <w:tblLook w:val="04A0" w:firstRow="1" w:lastRow="0" w:firstColumn="1" w:lastColumn="0" w:noHBand="0" w:noVBand="1"/>
+      </w:tblPr>
+      <w:tblGrid>
+        <w:gridCol w:w="9350"/>
+      </w:tblGrid>
+      <w:tr>
+        <w:tc>
+          <w:tcPr>
+            <w:tcW w:w="9350" w:type="dxa"/>
+          </w:tcPr>
+          <w:p>
+            <w:r>
+              <w:rPr>
+                <w:rFonts w:hint="eastAsia"/>
+              </w:rPr>
+              <w:t>$</w:t>
+            </w:r>
+            <w:r>
+              <w:t xml:space="preserve"> cd </w:t>
+            </w:r>
+            <w:r>
+              <w:rPr>
+                <w:rFonts w:cstheme="minorHAnsi"/>
+              </w:rPr>
+              <w:t>$HOME/fabric-samples/demo-first</w:t>
+            </w:r>
+          </w:p>
+          <w:p>
+            <w:r>
+              <w:rPr>
+                <w:rFonts w:hint="eastAsia"/>
+              </w:rPr>
+              <w:t>$</w:t>
+            </w:r>
+            <w:r>
+              <w:t xml:space="preserve"> ./</w:t>
+            </w:r>
+            <w:hyperlink r:id="rId297" w:anchor="file-clean-sh" w:history="1">
+              <w:r>
+                <w:rPr>
+                  <w:rStyle w:val="a7"/>
+                </w:rPr>
+                <w:t>clean.sh</w:t>
+              </w:r>
+            </w:hyperlink>
+          </w:p>
+        </w:tc>
+      </w:tr>
+    </w:tbl>
     <w:p/>
     <w:p/>
     <w:p/>
     <w:p/>
-    <w:p>
-      <w:pPr>
-        <w:rPr>
-          <w:rFonts w:hint="eastAsia"/>
-        </w:rPr>
-      </w:pPr>
-    </w:p>
+    <w:p/>
+    <w:p/>
+    <w:p/>
+    <w:p/>
+    <w:p/>
     <w:sectPr>
       <w:pgSz w:w="12240" w:h="15840"/>
       <w:pgMar w:top="1440" w:right="1440" w:bottom="1440" w:left="1440" w:header="720" w:footer="720" w:gutter="0"/>
